--- a/同人文/百合/全年龄版/R与世/设定/配角.docx
+++ b/同人文/百合/全年龄版/R与世/设定/配角.docx
@@ -29,7 +29,7 @@
     </w:p>
     <w:p>
       <w:pPr>
-        <w:spacing w:line="240" w:lineRule="exact"/>
+        <w:spacing w:line="240" w:lineRule="auto"/>
         <w:rPr>
           <w:b/>
           <w:bCs/>
@@ -57,7 +57,7 @@
     </w:p>
     <w:p>
       <w:pPr>
-        <w:spacing w:line="240" w:lineRule="exact"/>
+        <w:spacing w:line="240" w:lineRule="auto"/>
         <w:rPr>
           <w:b/>
           <w:bCs/>
@@ -124,7 +124,7 @@
     </w:p>
     <w:p>
       <w:pPr>
-        <w:spacing w:line="240" w:lineRule="exact"/>
+        <w:spacing w:line="240" w:lineRule="auto"/>
         <w:rPr>
           <w:szCs w:val="22"/>
         </w:rPr>
@@ -192,29 +192,43 @@
     </w:p>
     <w:p>
       <w:pPr>
-        <w:spacing w:line="240" w:lineRule="exact"/>
-        <w:rPr>
-          <w:szCs w:val="22"/>
-        </w:rPr>
-      </w:pPr>
-      <w:r>
-        <w:t>外貌：黑色短发略带自然卷，戴细框眼镜，身形修长；常穿深色衬衫、长裤和轻便外套，整体气质干练低调。</w:t>
-      </w:r>
-    </w:p>
-    <w:p>
-      <w:pPr>
-        <w:spacing w:line="240" w:lineRule="exact"/>
-        <w:rPr>
-          <w:szCs w:val="22"/>
-        </w:rPr>
-      </w:pPr>
-      <w:r>
-        <w:t>关键词：理性；克制；效率至上；技术宅</w:t>
-      </w:r>
-    </w:p>
-    <w:p>
-      <w:pPr>
-        <w:spacing w:line="240" w:lineRule="exact"/>
+        <w:spacing w:line="240" w:lineRule="auto"/>
+        <w:rPr>
+          <w:szCs w:val="22"/>
+        </w:rPr>
+      </w:pPr>
+      <w:r>
+        <w:rPr>
+          <w:b/>
+          <w:bCs/>
+        </w:rPr>
+        <w:t>外貌：</w:t>
+      </w:r>
+      <w:r>
+        <w:t>黑色短发略带自然卷，戴细框眼镜，身形修长；常穿深色衬衫、长裤和轻便外套，整体气质干练低调。</w:t>
+      </w:r>
+    </w:p>
+    <w:p>
+      <w:pPr>
+        <w:spacing w:line="240" w:lineRule="auto"/>
+        <w:rPr>
+          <w:szCs w:val="22"/>
+        </w:rPr>
+      </w:pPr>
+      <w:r>
+        <w:rPr>
+          <w:b/>
+          <w:bCs/>
+        </w:rPr>
+        <w:t>关键词：</w:t>
+      </w:r>
+      <w:r>
+        <w:t>理性；克制；效率至上；技术宅</w:t>
+      </w:r>
+    </w:p>
+    <w:p>
+      <w:pPr>
+        <w:spacing w:line="240" w:lineRule="auto"/>
         <w:rPr>
           <w:b/>
           <w:bCs/>
@@ -273,7 +287,7 @@
     </w:p>
     <w:p>
       <w:pPr>
-        <w:spacing w:line="240" w:lineRule="exact"/>
+        <w:spacing w:line="240" w:lineRule="auto"/>
         <w:rPr>
           <w:szCs w:val="22"/>
         </w:rPr>
@@ -341,29 +355,43 @@
     </w:p>
     <w:p>
       <w:pPr>
-        <w:spacing w:line="240" w:lineRule="exact"/>
-        <w:rPr>
-          <w:szCs w:val="22"/>
-        </w:rPr>
-      </w:pPr>
-      <w:r>
-        <w:t>外貌：黑色及肩直发，肤色偏白，神情安静；常穿宽松针织衫与长裙，举止温和而略带疏离感。</w:t>
-      </w:r>
-    </w:p>
-    <w:p>
-      <w:pPr>
-        <w:spacing w:line="240" w:lineRule="exact"/>
-        <w:rPr>
-          <w:szCs w:val="22"/>
-        </w:rPr>
-      </w:pPr>
-      <w:r>
-        <w:t>关键词：沉静；理想主义；温柔；执着</w:t>
-      </w:r>
-    </w:p>
-    <w:p>
-      <w:pPr>
-        <w:spacing w:line="240" w:lineRule="exact"/>
+        <w:spacing w:line="240" w:lineRule="auto"/>
+        <w:rPr>
+          <w:szCs w:val="22"/>
+        </w:rPr>
+      </w:pPr>
+      <w:r>
+        <w:rPr>
+          <w:b/>
+          <w:bCs/>
+        </w:rPr>
+        <w:t>外貌：</w:t>
+      </w:r>
+      <w:r>
+        <w:t>黑色及肩直发，肤色偏白，神情安静；常穿宽松针织衫与长裙，举止温和而略带疏离感。</w:t>
+      </w:r>
+    </w:p>
+    <w:p>
+      <w:pPr>
+        <w:spacing w:line="240" w:lineRule="auto"/>
+        <w:rPr>
+          <w:szCs w:val="22"/>
+        </w:rPr>
+      </w:pPr>
+      <w:r>
+        <w:rPr>
+          <w:b/>
+          <w:bCs/>
+        </w:rPr>
+        <w:t>关键词：</w:t>
+      </w:r>
+      <w:r>
+        <w:t>沉静；理想主义；温柔；执着</w:t>
+      </w:r>
+    </w:p>
+    <w:p>
+      <w:pPr>
+        <w:spacing w:line="240" w:lineRule="auto"/>
         <w:rPr>
           <w:b/>
           <w:bCs/>
@@ -441,14 +469,16 @@
     </w:p>
     <w:p>
       <w:pPr>
-        <w:spacing w:line="240" w:lineRule="exact"/>
-        <w:rPr>
-          <w:szCs w:val="22"/>
-        </w:rPr>
-      </w:pPr>
-      <w:r>
-        <w:rPr>
-          <w:rFonts w:hint="eastAsia"/>
+        <w:spacing w:line="240" w:lineRule="auto"/>
+        <w:rPr>
+          <w:szCs w:val="22"/>
+        </w:rPr>
+      </w:pPr>
+      <w:r>
+        <w:rPr>
+          <w:rFonts w:hint="eastAsia"/>
+          <w:b/>
+          <w:bCs/>
           <w:szCs w:val="22"/>
         </w:rPr>
         <w:t>简介：</w:t>
@@ -502,29 +532,43 @@
     </w:p>
     <w:p>
       <w:pPr>
-        <w:spacing w:line="240" w:lineRule="exact"/>
-        <w:rPr>
-          <w:szCs w:val="22"/>
-        </w:rPr>
-      </w:pPr>
-      <w:r>
-        <w:t>外貌：棕黑色短发，戴圆框眼镜，笑容亲和；常穿简洁T恤、牛仔裤和运动鞋，随身带着轻便电脑包。</w:t>
-      </w:r>
-    </w:p>
-    <w:p>
-      <w:pPr>
-        <w:spacing w:line="240" w:lineRule="exact"/>
-        <w:rPr>
-          <w:szCs w:val="22"/>
-        </w:rPr>
-      </w:pPr>
-      <w:r>
-        <w:t>关键词：务实；亲和；工程师气质；可靠</w:t>
-      </w:r>
-    </w:p>
-    <w:p>
-      <w:pPr>
-        <w:spacing w:line="240" w:lineRule="exact"/>
+        <w:spacing w:line="240" w:lineRule="auto"/>
+        <w:rPr>
+          <w:szCs w:val="22"/>
+        </w:rPr>
+      </w:pPr>
+      <w:r>
+        <w:rPr>
+          <w:b/>
+          <w:bCs/>
+        </w:rPr>
+        <w:t>外貌：</w:t>
+      </w:r>
+      <w:r>
+        <w:t>棕黑色短发，戴圆框眼镜，笑容亲和；常穿简洁T恤、牛仔裤和运动鞋，随身带着轻便电脑包。</w:t>
+      </w:r>
+    </w:p>
+    <w:p>
+      <w:pPr>
+        <w:spacing w:line="240" w:lineRule="auto"/>
+        <w:rPr>
+          <w:szCs w:val="22"/>
+        </w:rPr>
+      </w:pPr>
+      <w:r>
+        <w:rPr>
+          <w:b/>
+          <w:bCs/>
+        </w:rPr>
+        <w:t>关键词：</w:t>
+      </w:r>
+      <w:r>
+        <w:t>务实；亲和；工程师气质；可靠</w:t>
+      </w:r>
+    </w:p>
+    <w:p>
+      <w:pPr>
+        <w:spacing w:line="240" w:lineRule="auto"/>
         <w:rPr>
           <w:b/>
           <w:bCs/>
@@ -583,7 +627,7 @@
     </w:p>
     <w:p>
       <w:pPr>
-        <w:spacing w:line="240" w:lineRule="exact"/>
+        <w:spacing w:line="240" w:lineRule="auto"/>
         <w:rPr>
           <w:szCs w:val="22"/>
         </w:rPr>
@@ -644,29 +688,43 @@
     </w:p>
     <w:p>
       <w:pPr>
-        <w:spacing w:line="240" w:lineRule="exact"/>
-        <w:rPr>
-          <w:szCs w:val="22"/>
-        </w:rPr>
-      </w:pPr>
-      <w:r>
-        <w:t>外貌：深棕色长发扎成高马尾，眼神锐利；常穿黑红色学院风外套、短裙和短靴，行动风风火火。</w:t>
-      </w:r>
-    </w:p>
-    <w:p>
-      <w:pPr>
-        <w:spacing w:line="240" w:lineRule="exact"/>
-        <w:rPr>
-          <w:szCs w:val="22"/>
-        </w:rPr>
-      </w:pPr>
-      <w:r>
-        <w:t>关键词：叛逆；好胜；嘴硬；行动派</w:t>
-      </w:r>
-    </w:p>
-    <w:p>
-      <w:pPr>
-        <w:spacing w:line="240" w:lineRule="exact"/>
+        <w:spacing w:line="240" w:lineRule="auto"/>
+        <w:rPr>
+          <w:szCs w:val="22"/>
+        </w:rPr>
+      </w:pPr>
+      <w:r>
+        <w:rPr>
+          <w:b/>
+          <w:bCs/>
+        </w:rPr>
+        <w:t>外貌：</w:t>
+      </w:r>
+      <w:r>
+        <w:t>深棕色长发扎成高马尾，眼神锐利；常穿黑红色学院风外套、短裙和短靴，行动风风火火。</w:t>
+      </w:r>
+    </w:p>
+    <w:p>
+      <w:pPr>
+        <w:spacing w:line="240" w:lineRule="auto"/>
+        <w:rPr>
+          <w:szCs w:val="22"/>
+        </w:rPr>
+      </w:pPr>
+      <w:r>
+        <w:rPr>
+          <w:b/>
+          <w:bCs/>
+        </w:rPr>
+        <w:t>关键词：</w:t>
+      </w:r>
+      <w:r>
+        <w:t>叛逆；好胜；嘴硬；行动派</w:t>
+      </w:r>
+    </w:p>
+    <w:p>
+      <w:pPr>
+        <w:spacing w:line="240" w:lineRule="auto"/>
         <w:rPr>
           <w:b/>
           <w:bCs/>
@@ -725,7 +783,7 @@
     </w:p>
     <w:p>
       <w:pPr>
-        <w:spacing w:line="240" w:lineRule="exact"/>
+        <w:spacing w:line="240" w:lineRule="auto"/>
         <w:rPr>
           <w:strike/>
           <w:szCs w:val="22"/>
@@ -789,41 +847,51 @@
     </w:p>
     <w:p>
       <w:pPr>
-        <w:spacing w:line="240" w:lineRule="exact"/>
-        <w:rPr>
-          <w:szCs w:val="22"/>
-        </w:rPr>
-      </w:pPr>
-      <w:r>
-        <w:t>外貌：乌黑长直发，佩戴精致金色耳饰；常穿剪裁考究的白衬衫与长裙，手提设计简约而昂贵的名牌包。</w:t>
-      </w:r>
-    </w:p>
-    <w:p>
-      <w:pPr>
-        <w:spacing w:line="240" w:lineRule="exact"/>
-        <w:rPr>
-          <w:b/>
-          <w:bCs/>
-          <w:szCs w:val="22"/>
-        </w:rPr>
-      </w:pPr>
-      <w:r>
-        <w:rPr>
-          <w:rFonts w:hint="eastAsia"/>
-          <w:szCs w:val="22"/>
-        </w:rPr>
-        <w:t>关键词：贪婪；精于算计；注重利益；生意头脑</w:t>
-      </w:r>
-      <w:r>
-        <w:rPr>
-          <w:rFonts w:hint="eastAsia"/>
-          <w:szCs w:val="22"/>
-        </w:rPr>
-      </w:r>
-    </w:p>
-    <w:p>
-      <w:pPr>
-        <w:spacing w:line="240" w:lineRule="exact"/>
+        <w:spacing w:line="240" w:lineRule="auto"/>
+        <w:rPr>
+          <w:szCs w:val="22"/>
+        </w:rPr>
+      </w:pPr>
+      <w:r>
+        <w:rPr>
+          <w:b/>
+          <w:bCs/>
+        </w:rPr>
+        <w:t>外貌：</w:t>
+      </w:r>
+      <w:r>
+        <w:t>乌黑长直发，佩戴精致金色耳饰；常穿剪裁考究的白衬衫与长裙，手提设计简约而昂贵的名牌包。</w:t>
+      </w:r>
+    </w:p>
+    <w:p>
+      <w:pPr>
+        <w:spacing w:line="240" w:lineRule="auto"/>
+        <w:rPr>
+          <w:b/>
+          <w:bCs/>
+          <w:szCs w:val="22"/>
+        </w:rPr>
+      </w:pPr>
+      <w:r>
+        <w:rPr>
+          <w:rFonts w:hint="eastAsia"/>
+          <w:b/>
+          <w:bCs/>
+          <w:szCs w:val="22"/>
+        </w:rPr>
+        <w:t>关键词：</w:t>
+      </w:r>
+      <w:r>
+        <w:rPr>
+          <w:rFonts w:hint="eastAsia"/>
+          <w:szCs w:val="22"/>
+        </w:rPr>
+        <w:t>贪婪；精于算计；注重利益；生意头脑</w:t>
+      </w:r>
+    </w:p>
+    <w:p>
+      <w:pPr>
+        <w:spacing w:line="240" w:lineRule="auto"/>
         <w:rPr>
           <w:b/>
           <w:bCs/>
@@ -882,18 +950,19 @@
     </w:p>
     <w:p>
       <w:pPr>
-        <w:spacing w:line="240" w:lineRule="exact"/>
-        <w:rPr>
-          <w:szCs w:val="22"/>
-        </w:rPr>
-      </w:pPr>
-      <w:r>
-        <w:rPr>
-          <w:rFonts w:hint="eastAsia"/>
-          <w:b/>
-          <w:bCs/>
-          <w:szCs w:val="22"/>
-        </w:rPr>
+        <w:spacing w:line="240" w:lineRule="auto"/>
+        <w:rPr>
+          <w:szCs w:val="22"/>
+        </w:rPr>
+      </w:pPr>
+      <w:r>
+        <w:rPr>
+          <w:rFonts w:hint="eastAsia"/>
+          <w:b/>
+          <w:bCs/>
+          <w:szCs w:val="22"/>
+        </w:rPr>
+        <w:lastRenderedPageBreak/>
         <w:t>简介：</w:t>
       </w:r>
       <w:r>
@@ -927,29 +996,43 @@
     </w:p>
     <w:p>
       <w:pPr>
-        <w:spacing w:line="240" w:lineRule="exact"/>
-        <w:rPr>
-          <w:szCs w:val="22"/>
-        </w:rPr>
-      </w:pPr>
-      <w:r>
-        <w:t>外貌：银灰色长发，用黑色发带束起；喜欢轻便外套、短靴和旅行风服饰，常带着相机与地图。</w:t>
-      </w:r>
-    </w:p>
-    <w:p>
-      <w:pPr>
-        <w:spacing w:line="240" w:lineRule="exact"/>
-        <w:rPr>
-          <w:szCs w:val="22"/>
-        </w:rPr>
-      </w:pPr>
-      <w:r>
-        <w:t>关键词：神秘；自由；旅行；失踪</w:t>
-      </w:r>
-    </w:p>
-    <w:p>
-      <w:pPr>
-        <w:spacing w:line="240" w:lineRule="exact"/>
+        <w:spacing w:line="240" w:lineRule="auto"/>
+        <w:rPr>
+          <w:szCs w:val="22"/>
+        </w:rPr>
+      </w:pPr>
+      <w:r>
+        <w:rPr>
+          <w:b/>
+          <w:bCs/>
+        </w:rPr>
+        <w:t>外貌：</w:t>
+      </w:r>
+      <w:r>
+        <w:t>银灰色长发，用黑色发带束起；喜欢轻便外套、短靴和旅行风服饰，常带着相机与地图。</w:t>
+      </w:r>
+    </w:p>
+    <w:p>
+      <w:pPr>
+        <w:spacing w:line="240" w:lineRule="auto"/>
+        <w:rPr>
+          <w:szCs w:val="22"/>
+        </w:rPr>
+      </w:pPr>
+      <w:r>
+        <w:rPr>
+          <w:b/>
+          <w:bCs/>
+        </w:rPr>
+        <w:t>关键词：</w:t>
+      </w:r>
+      <w:r>
+        <w:t>神秘；自由；旅行；失踪</w:t>
+      </w:r>
+    </w:p>
+    <w:p>
+      <w:pPr>
+        <w:spacing w:line="240" w:lineRule="auto"/>
         <w:rPr>
           <w:b/>
           <w:bCs/>
@@ -1010,14 +1093,16 @@
     </w:p>
     <w:p>
       <w:pPr>
-        <w:spacing w:line="240" w:lineRule="exact"/>
-        <w:rPr>
-          <w:szCs w:val="22"/>
-        </w:rPr>
-      </w:pPr>
-      <w:r>
-        <w:rPr>
-          <w:rFonts w:hint="eastAsia"/>
+        <w:spacing w:line="240" w:lineRule="auto"/>
+        <w:rPr>
+          <w:szCs w:val="22"/>
+        </w:rPr>
+      </w:pPr>
+      <w:r>
+        <w:rPr>
+          <w:rFonts w:hint="eastAsia"/>
+          <w:b/>
+          <w:bCs/>
           <w:szCs w:val="22"/>
         </w:rPr>
         <w:t>简介：</w:t>
@@ -1032,29 +1117,43 @@
     </w:p>
     <w:p>
       <w:pPr>
-        <w:spacing w:line="240" w:lineRule="exact"/>
-        <w:rPr>
-          <w:szCs w:val="22"/>
-        </w:rPr>
-      </w:pPr>
-      <w:r>
-        <w:t>外貌：酒红色中长发，眼尾微挑；常穿暗红色风衣和黑色长靴，举止从容而优雅。</w:t>
-      </w:r>
-    </w:p>
-    <w:p>
-      <w:pPr>
-        <w:spacing w:line="240" w:lineRule="exact"/>
-        <w:rPr>
-          <w:szCs w:val="22"/>
-        </w:rPr>
-      </w:pPr>
-      <w:r>
-        <w:t>关键词：优雅；谨慎；固执；防御</w:t>
-      </w:r>
-    </w:p>
-    <w:p>
-      <w:pPr>
-        <w:spacing w:line="240" w:lineRule="exact"/>
+        <w:spacing w:line="240" w:lineRule="auto"/>
+        <w:rPr>
+          <w:szCs w:val="22"/>
+        </w:rPr>
+      </w:pPr>
+      <w:r>
+        <w:rPr>
+          <w:b/>
+          <w:bCs/>
+        </w:rPr>
+        <w:t>外貌：</w:t>
+      </w:r>
+      <w:r>
+        <w:t>酒红色中长发，眼尾微挑；常穿暗红色风衣和黑色长靴，举止从容而优雅。</w:t>
+      </w:r>
+    </w:p>
+    <w:p>
+      <w:pPr>
+        <w:spacing w:line="240" w:lineRule="auto"/>
+        <w:rPr>
+          <w:szCs w:val="22"/>
+        </w:rPr>
+      </w:pPr>
+      <w:r>
+        <w:rPr>
+          <w:b/>
+          <w:bCs/>
+        </w:rPr>
+        <w:t>关键词：</w:t>
+      </w:r>
+      <w:r>
+        <w:t>优雅；谨慎；固执；防御</w:t>
+      </w:r>
+    </w:p>
+    <w:p>
+      <w:pPr>
+        <w:spacing w:line="240" w:lineRule="auto"/>
         <w:rPr>
           <w:b/>
           <w:bCs/>
@@ -1113,7 +1212,7 @@
     </w:p>
     <w:p>
       <w:pPr>
-        <w:spacing w:line="240" w:lineRule="exact"/>
+        <w:spacing w:line="240" w:lineRule="auto"/>
         <w:rPr>
           <w:szCs w:val="22"/>
         </w:rPr>
@@ -1144,43 +1243,56 @@
     </w:p>
     <w:p>
       <w:pPr>
-        <w:spacing w:line="240" w:lineRule="exact"/>
-        <w:rPr>
-          <w:szCs w:val="22"/>
-        </w:rPr>
-      </w:pPr>
-      <w:r>
-        <w:t>外貌：黑色短发，戴无框眼镜；常穿宽松卫衣和运动鞋，看似漫不经心，谈及技术时却异常专注。</w:t>
-      </w:r>
-    </w:p>
-    <w:p>
-      <w:pPr>
-        <w:spacing w:line="240" w:lineRule="exact"/>
-        <w:rPr>
-          <w:szCs w:val="22"/>
-        </w:rPr>
-      </w:pPr>
-      <w:r>
-        <w:t>关键词：沉着；简洁；随性；创造力</w:t>
-      </w:r>
-    </w:p>
-    <w:p>
-      <w:pPr>
-        <w:spacing w:line="240" w:lineRule="exact"/>
-        <w:rPr>
-          <w:b/>
-          <w:bCs/>
-          <w:sz w:val="24"/>
-        </w:rPr>
-      </w:pPr>
-      <w:r>
-        <w:rPr>
-          <w:rFonts w:hint="eastAsia"/>
-          <w:b/>
-          <w:bCs/>
-          <w:sz w:val="24"/>
-        </w:rPr>
-        <w:lastRenderedPageBreak/>
+        <w:spacing w:line="240" w:lineRule="auto"/>
+        <w:rPr>
+          <w:szCs w:val="22"/>
+        </w:rPr>
+      </w:pPr>
+      <w:r>
+        <w:rPr>
+          <w:b/>
+          <w:bCs/>
+        </w:rPr>
+        <w:t>外貌：</w:t>
+      </w:r>
+      <w:r>
+        <w:t>黑色短发，戴无框眼镜；常穿宽松卫衣和运动鞋，看似漫不经心，谈及技术时却异常专注。</w:t>
+      </w:r>
+    </w:p>
+    <w:p>
+      <w:pPr>
+        <w:spacing w:line="240" w:lineRule="auto"/>
+        <w:rPr>
+          <w:szCs w:val="22"/>
+        </w:rPr>
+      </w:pPr>
+      <w:r>
+        <w:rPr>
+          <w:b/>
+          <w:bCs/>
+        </w:rPr>
+        <w:t>关键词：</w:t>
+      </w:r>
+      <w:r>
+        <w:t>沉着；简洁；随性；创造力</w:t>
+      </w:r>
+    </w:p>
+    <w:p>
+      <w:pPr>
+        <w:spacing w:line="240" w:lineRule="auto"/>
+        <w:rPr>
+          <w:b/>
+          <w:bCs/>
+          <w:sz w:val="24"/>
+        </w:rPr>
+      </w:pPr>
+      <w:r>
+        <w:rPr>
+          <w:rFonts w:hint="eastAsia"/>
+          <w:b/>
+          <w:bCs/>
+          <w:sz w:val="24"/>
+        </w:rPr>
         <w:t>F大</w:t>
       </w:r>
       <w:proofErr w:type="gramStart"/>
@@ -1226,7 +1338,7 @@
     </w:p>
     <w:p>
       <w:pPr>
-        <w:spacing w:line="240" w:lineRule="exact"/>
+        <w:spacing w:line="240" w:lineRule="auto"/>
         <w:rPr>
           <w:szCs w:val="22"/>
         </w:rPr>
@@ -1257,57 +1369,49 @@
     </w:p>
     <w:p>
       <w:pPr>
-        <w:spacing w:line="240" w:lineRule="exact"/>
-        <w:rPr>
-          <w:szCs w:val="22"/>
-        </w:rPr>
-      </w:pPr>
-      <w:r>
-        <w:t>外貌：黑色短发，戴黑框眼镜；常穿绿色兜帽衫和帆布鞋，脸上总带着若有若无的笑意。</w:t>
-      </w:r>
-      <w:r>
-        <w:rPr>
-          <w:rFonts w:hint="eastAsia"/>
-        </w:rPr>
-      </w:r>
-      <w:r/>
-      <w:r>
-        <w:rPr>
-          <w:rFonts w:hint="eastAsia"/>
-        </w:rPr>
-      </w:r>
-      <w:r/>
-      <w:r>
-        <w:rPr>
-          <w:rFonts w:hint="eastAsia"/>
-        </w:rPr>
-      </w:r>
-      <w:r/>
-    </w:p>
-    <w:p>
-      <w:pPr>
-        <w:spacing w:line="240" w:lineRule="exact"/>
-        <w:rPr>
-          <w:szCs w:val="22"/>
-        </w:rPr>
-      </w:pPr>
-      <w:r>
-        <w:rPr>
-          <w:rFonts w:hint="eastAsia"/>
-          <w:szCs w:val="22"/>
-        </w:rPr>
-        <w:t>关键词：戏谑；幽默；随性；善于观察</w:t>
-      </w:r>
-      <w:r>
-        <w:rPr>
-          <w:rFonts w:hint="eastAsia"/>
-          <w:szCs w:val="22"/>
-        </w:rPr>
-      </w:r>
-    </w:p>
-    <w:p>
-      <w:pPr>
-        <w:spacing w:line="240" w:lineRule="exact"/>
+        <w:spacing w:line="240" w:lineRule="auto"/>
+        <w:rPr>
+          <w:szCs w:val="22"/>
+        </w:rPr>
+      </w:pPr>
+      <w:r>
+        <w:rPr>
+          <w:b/>
+          <w:bCs/>
+        </w:rPr>
+        <w:t>外貌：</w:t>
+      </w:r>
+      <w:r>
+        <w:t>黑色短发，戴黑框眼镜；常穿绿色兜帽衫和帆布鞋，脸上总带着若有若无的笑意。</w:t>
+      </w:r>
+    </w:p>
+    <w:p>
+      <w:pPr>
+        <w:spacing w:line="240" w:lineRule="auto"/>
+        <w:rPr>
+          <w:szCs w:val="22"/>
+        </w:rPr>
+      </w:pPr>
+      <w:r>
+        <w:rPr>
+          <w:rFonts w:hint="eastAsia"/>
+          <w:b/>
+          <w:bCs/>
+          <w:szCs w:val="22"/>
+        </w:rPr>
+        <w:t>关键词：</w:t>
+      </w:r>
+      <w:r>
+        <w:rPr>
+          <w:rFonts w:hint="eastAsia"/>
+          <w:szCs w:val="22"/>
+        </w:rPr>
+        <w:t>戏谑；幽默；随性；善于观察</w:t>
+      </w:r>
+    </w:p>
+    <w:p>
+      <w:pPr>
+        <w:spacing w:line="240" w:lineRule="auto"/>
         <w:rPr>
           <w:b/>
           <w:bCs/>
@@ -1366,7 +1470,7 @@
     </w:p>
     <w:p>
       <w:pPr>
-        <w:spacing w:line="240" w:lineRule="exact"/>
+        <w:spacing w:line="240" w:lineRule="auto"/>
         <w:rPr>
           <w:szCs w:val="22"/>
         </w:rPr>
@@ -1404,31 +1508,45 @@
     </w:p>
     <w:p>
       <w:pPr>
-        <w:spacing w:line="240" w:lineRule="exact"/>
-        <w:rPr>
-          <w:szCs w:val="22"/>
-        </w:rPr>
-      </w:pPr>
-      <w:r>
-        <w:t>外貌：深蓝黑色短发，戴方框眼镜；常穿整洁的学院风衬衫与长裤，随身携带平板和充电宝。</w:t>
-      </w:r>
-    </w:p>
-    <w:p>
-      <w:pPr>
-        <w:spacing w:line="240" w:lineRule="exact"/>
-        <w:rPr>
-          <w:b/>
-          <w:bCs/>
-          <w:szCs w:val="22"/>
-        </w:rPr>
-      </w:pPr>
-      <w:r>
-        <w:t>关键词：严谨；效率；低调；完美主义</w:t>
-      </w:r>
-    </w:p>
-    <w:p>
-      <w:pPr>
-        <w:spacing w:line="240" w:lineRule="exact"/>
+        <w:spacing w:line="240" w:lineRule="auto"/>
+        <w:rPr>
+          <w:szCs w:val="22"/>
+        </w:rPr>
+      </w:pPr>
+      <w:r>
+        <w:rPr>
+          <w:b/>
+          <w:bCs/>
+        </w:rPr>
+        <w:t>外貌：</w:t>
+      </w:r>
+      <w:r>
+        <w:t>深蓝黑色短发，戴方框眼镜；常穿整洁的学院风衬衫与长裤，随身携带平板和充电宝。</w:t>
+      </w:r>
+    </w:p>
+    <w:p>
+      <w:pPr>
+        <w:spacing w:line="240" w:lineRule="auto"/>
+        <w:rPr>
+          <w:b/>
+          <w:bCs/>
+          <w:szCs w:val="22"/>
+        </w:rPr>
+      </w:pPr>
+      <w:r>
+        <w:rPr>
+          <w:b/>
+          <w:bCs/>
+        </w:rPr>
+        <w:t>关键词：</w:t>
+      </w:r>
+      <w:r>
+        <w:t>严谨；效率；低调；完美主义</w:t>
+      </w:r>
+    </w:p>
+    <w:p>
+      <w:pPr>
+        <w:spacing w:line="240" w:lineRule="auto"/>
         <w:rPr>
           <w:b/>
           <w:bCs/>
@@ -1487,7 +1605,7 @@
     </w:p>
     <w:p>
       <w:pPr>
-        <w:spacing w:line="240" w:lineRule="exact"/>
+        <w:spacing w:line="240" w:lineRule="auto"/>
         <w:rPr>
           <w:szCs w:val="22"/>
         </w:rPr>
@@ -1534,29 +1652,43 @@
     </w:p>
     <w:p>
       <w:pPr>
-        <w:spacing w:line="240" w:lineRule="exact"/>
-        <w:rPr>
-          <w:szCs w:val="22"/>
-        </w:rPr>
-      </w:pPr>
-      <w:r>
-        <w:t>外貌：栗黑色短发，眼神清澈；偏爱米白色针织衫和长裙，偶尔佩戴小巧银色胸针，气质文静精致。</w:t>
-      </w:r>
-    </w:p>
-    <w:p>
-      <w:pPr>
-        <w:spacing w:line="240" w:lineRule="exact"/>
-        <w:rPr>
-          <w:szCs w:val="22"/>
-        </w:rPr>
-      </w:pPr>
-      <w:r>
-        <w:t>关键词：优雅；审美；安静；细致</w:t>
-      </w:r>
-    </w:p>
-    <w:p>
-      <w:pPr>
-        <w:spacing w:line="240" w:lineRule="exact"/>
+        <w:spacing w:line="240" w:lineRule="auto"/>
+        <w:rPr>
+          <w:szCs w:val="22"/>
+        </w:rPr>
+      </w:pPr>
+      <w:r>
+        <w:rPr>
+          <w:b/>
+          <w:bCs/>
+        </w:rPr>
+        <w:t>外貌：</w:t>
+      </w:r>
+      <w:r>
+        <w:t>栗黑色短发，眼神清澈；偏爱米白色针织衫和长裙，偶尔佩戴小巧银色胸针，气质文静精致。</w:t>
+      </w:r>
+    </w:p>
+    <w:p>
+      <w:pPr>
+        <w:spacing w:line="240" w:lineRule="auto"/>
+        <w:rPr>
+          <w:szCs w:val="22"/>
+        </w:rPr>
+      </w:pPr>
+      <w:r>
+        <w:rPr>
+          <w:b/>
+          <w:bCs/>
+        </w:rPr>
+        <w:t>关键词：</w:t>
+      </w:r>
+      <w:r>
+        <w:t>优雅；审美；安静；细致</w:t>
+      </w:r>
+    </w:p>
+    <w:p>
+      <w:pPr>
+        <w:spacing w:line="240" w:lineRule="auto"/>
         <w:rPr>
           <w:b/>
           <w:bCs/>
@@ -1615,7 +1747,7 @@
     </w:p>
     <w:p>
       <w:pPr>
-        <w:spacing w:line="240" w:lineRule="exact"/>
+        <w:spacing w:line="240" w:lineRule="auto"/>
         <w:rPr>
           <w:szCs w:val="22"/>
         </w:rPr>
@@ -1653,31 +1785,45 @@
     </w:p>
     <w:p>
       <w:pPr>
-        <w:spacing w:line="240" w:lineRule="exact"/>
-        <w:rPr>
-          <w:szCs w:val="22"/>
-        </w:rPr>
-      </w:pPr>
-      <w:r>
-        <w:t>外貌：黑色长发束成低马尾，戴细边眼镜；常穿浅色衬衫与深色半裙，带有认真而沉稳的书卷气。</w:t>
-      </w:r>
-    </w:p>
-    <w:p>
-      <w:pPr>
-        <w:spacing w:line="240" w:lineRule="exact"/>
-        <w:rPr>
-          <w:b/>
-          <w:bCs/>
-          <w:szCs w:val="22"/>
-        </w:rPr>
-      </w:pPr>
-      <w:r>
-        <w:t>关键词：稳重；耐心；维护者；细腻</w:t>
-      </w:r>
-    </w:p>
-    <w:p>
-      <w:pPr>
-        <w:spacing w:line="240" w:lineRule="exact"/>
+        <w:spacing w:line="240" w:lineRule="auto"/>
+        <w:rPr>
+          <w:szCs w:val="22"/>
+        </w:rPr>
+      </w:pPr>
+      <w:r>
+        <w:rPr>
+          <w:b/>
+          <w:bCs/>
+        </w:rPr>
+        <w:t>外貌：</w:t>
+      </w:r>
+      <w:r>
+        <w:t>黑色长发束成低马尾，戴细边眼镜；常穿浅色衬衫与深色半裙，带有认真而沉稳的书卷气。</w:t>
+      </w:r>
+    </w:p>
+    <w:p>
+      <w:pPr>
+        <w:spacing w:line="240" w:lineRule="auto"/>
+        <w:rPr>
+          <w:b/>
+          <w:bCs/>
+          <w:szCs w:val="22"/>
+        </w:rPr>
+      </w:pPr>
+      <w:r>
+        <w:rPr>
+          <w:b/>
+          <w:bCs/>
+        </w:rPr>
+        <w:t>关键词：</w:t>
+      </w:r>
+      <w:r>
+        <w:t>稳重；耐心；维护者；细腻</w:t>
+      </w:r>
+    </w:p>
+    <w:p>
+      <w:pPr>
+        <w:spacing w:line="240" w:lineRule="auto"/>
         <w:rPr>
           <w:b/>
           <w:bCs/>
@@ -1738,18 +1884,19 @@
     </w:p>
     <w:p>
       <w:pPr>
-        <w:spacing w:line="240" w:lineRule="exact"/>
-        <w:rPr>
-          <w:szCs w:val="22"/>
-        </w:rPr>
-      </w:pPr>
-      <w:r>
-        <w:rPr>
-          <w:rFonts w:hint="eastAsia"/>
-          <w:b/>
-          <w:bCs/>
-          <w:szCs w:val="22"/>
-        </w:rPr>
+        <w:spacing w:line="240" w:lineRule="auto"/>
+        <w:rPr>
+          <w:szCs w:val="22"/>
+        </w:rPr>
+      </w:pPr>
+      <w:r>
+        <w:rPr>
+          <w:rFonts w:hint="eastAsia"/>
+          <w:b/>
+          <w:bCs/>
+          <w:szCs w:val="22"/>
+        </w:rPr>
+        <w:lastRenderedPageBreak/>
         <w:t>简介：</w:t>
       </w:r>
       <w:r>
@@ -1868,39 +2015,49 @@
     </w:p>
     <w:p>
       <w:pPr>
-        <w:spacing w:line="240" w:lineRule="exact"/>
-        <w:rPr>
-          <w:szCs w:val="22"/>
-        </w:rPr>
-      </w:pPr>
-      <w:r>
-        <w:t>外貌：乌黑长发披肩，眼睛明亮；喜欢白色针织衫搭配浅绿色长裙，常带着温和的笑容。</w:t>
-      </w:r>
-    </w:p>
-    <w:p>
-      <w:pPr>
-        <w:spacing w:line="240" w:lineRule="exact"/>
-        <w:rPr>
-          <w:szCs w:val="22"/>
-        </w:rPr>
-      </w:pPr>
-      <w:r>
-        <w:rPr>
-          <w:rFonts w:hint="eastAsia"/>
-          <w:szCs w:val="22"/>
-        </w:rPr>
-        <w:t>关键词：善良；温柔；可靠；有领导力</w:t>
-      </w:r>
-      <w:r>
-        <w:rPr>
-          <w:rFonts w:hint="eastAsia"/>
-          <w:szCs w:val="22"/>
-        </w:rPr>
-      </w:r>
-    </w:p>
-    <w:p>
-      <w:pPr>
-        <w:spacing w:line="240" w:lineRule="exact"/>
+        <w:spacing w:line="240" w:lineRule="auto"/>
+        <w:rPr>
+          <w:szCs w:val="22"/>
+        </w:rPr>
+      </w:pPr>
+      <w:r>
+        <w:rPr>
+          <w:b/>
+          <w:bCs/>
+        </w:rPr>
+        <w:t>外貌：</w:t>
+      </w:r>
+      <w:r>
+        <w:t>乌黑长发披肩，眼睛明亮；喜欢白色针织衫搭配浅绿色长裙，常带着温和的笑容。</w:t>
+      </w:r>
+    </w:p>
+    <w:p>
+      <w:pPr>
+        <w:spacing w:line="240" w:lineRule="auto"/>
+        <w:rPr>
+          <w:szCs w:val="22"/>
+        </w:rPr>
+      </w:pPr>
+      <w:r>
+        <w:rPr>
+          <w:rFonts w:hint="eastAsia"/>
+          <w:b/>
+          <w:bCs/>
+          <w:szCs w:val="22"/>
+        </w:rPr>
+        <w:t>关键词：</w:t>
+      </w:r>
+      <w:r>
+        <w:rPr>
+          <w:rFonts w:hint="eastAsia"/>
+          <w:szCs w:val="22"/>
+        </w:rPr>
+        <w:t>善良；温柔；可靠；有领导力</w:t>
+      </w:r>
+    </w:p>
+    <w:p>
+      <w:pPr>
+        <w:spacing w:line="240" w:lineRule="auto"/>
         <w:rPr>
           <w:b/>
           <w:bCs/>
@@ -1961,7 +2118,7 @@
     </w:p>
     <w:p>
       <w:pPr>
-        <w:spacing w:line="240" w:lineRule="exact"/>
+        <w:spacing w:line="240" w:lineRule="auto"/>
         <w:rPr>
           <w:strike/>
           <w:szCs w:val="22"/>
@@ -2024,41 +2181,51 @@
     </w:p>
     <w:p>
       <w:pPr>
-        <w:spacing w:line="240" w:lineRule="exact"/>
-        <w:rPr>
-          <w:szCs w:val="22"/>
-        </w:rPr>
-      </w:pPr>
-      <w:r>
-        <w:t>外貌：浅金色中长发，常戴圆框眼镜；偏爱白衬衫、深色长裙和低跟鞋，表面端庄，熟悉后却很有反差。</w:t>
-      </w:r>
-    </w:p>
-    <w:p>
-      <w:pPr>
-        <w:spacing w:line="240" w:lineRule="exact"/>
-        <w:rPr>
-          <w:b/>
-          <w:bCs/>
-          <w:szCs w:val="22"/>
-        </w:rPr>
-      </w:pPr>
-      <w:r>
-        <w:rPr>
-          <w:rFonts w:hint="eastAsia"/>
-          <w:szCs w:val="22"/>
-        </w:rPr>
-        <w:t>关键词：假正经；反差萌；热情；喜欢贴贴</w:t>
-      </w:r>
-      <w:r>
-        <w:rPr>
-          <w:rFonts w:hint="eastAsia"/>
-          <w:szCs w:val="22"/>
-        </w:rPr>
-      </w:r>
-    </w:p>
-    <w:p>
-      <w:pPr>
-        <w:spacing w:line="240" w:lineRule="exact"/>
+        <w:spacing w:line="240" w:lineRule="auto"/>
+        <w:rPr>
+          <w:szCs w:val="22"/>
+        </w:rPr>
+      </w:pPr>
+      <w:r>
+        <w:rPr>
+          <w:b/>
+          <w:bCs/>
+        </w:rPr>
+        <w:t>外貌：</w:t>
+      </w:r>
+      <w:r>
+        <w:t>浅金色中长发，常戴圆框眼镜；偏爱白衬衫、深色长裙和低跟鞋，表面端庄，熟悉后却很有反差。</w:t>
+      </w:r>
+    </w:p>
+    <w:p>
+      <w:pPr>
+        <w:spacing w:line="240" w:lineRule="auto"/>
+        <w:rPr>
+          <w:b/>
+          <w:bCs/>
+          <w:szCs w:val="22"/>
+        </w:rPr>
+      </w:pPr>
+      <w:r>
+        <w:rPr>
+          <w:rFonts w:hint="eastAsia"/>
+          <w:b/>
+          <w:bCs/>
+          <w:szCs w:val="22"/>
+        </w:rPr>
+        <w:t>关键词：</w:t>
+      </w:r>
+      <w:r>
+        <w:rPr>
+          <w:rFonts w:hint="eastAsia"/>
+          <w:szCs w:val="22"/>
+        </w:rPr>
+        <w:t>假正经；反差萌；热情；喜欢贴贴</w:t>
+      </w:r>
+    </w:p>
+    <w:p>
+      <w:pPr>
+        <w:spacing w:line="240" w:lineRule="auto"/>
         <w:rPr>
           <w:b/>
           <w:bCs/>
@@ -2117,7 +2284,7 @@
     </w:p>
     <w:p>
       <w:pPr>
-        <w:spacing w:line="240" w:lineRule="exact"/>
+        <w:spacing w:line="240" w:lineRule="auto"/>
         <w:rPr>
           <w:szCs w:val="22"/>
         </w:rPr>
@@ -2147,39 +2314,49 @@
     </w:p>
     <w:p>
       <w:pPr>
-        <w:spacing w:line="240" w:lineRule="exact"/>
-        <w:rPr>
-          <w:szCs w:val="22"/>
-        </w:rPr>
-      </w:pPr>
-      <w:r>
-        <w:t>外貌：浅棕色短发微微蓬松，笑容爽朗；常穿运动外套、宽松长裤和跑鞋，看起来随时可以拉着朋友出门。</w:t>
-      </w:r>
-    </w:p>
-    <w:p>
-      <w:pPr>
-        <w:spacing w:line="240" w:lineRule="exact"/>
-        <w:rPr>
-          <w:szCs w:val="22"/>
-        </w:rPr>
-      </w:pPr>
-      <w:r>
-        <w:rPr>
-          <w:rFonts w:hint="eastAsia"/>
-          <w:szCs w:val="22"/>
-        </w:rPr>
-        <w:t>关键词：随和；爽朗；热心；行动派</w:t>
-      </w:r>
-      <w:r>
-        <w:rPr>
-          <w:rFonts w:hint="eastAsia"/>
-          <w:szCs w:val="22"/>
-        </w:rPr>
-      </w:r>
-    </w:p>
-    <w:p>
-      <w:pPr>
-        <w:spacing w:line="240" w:lineRule="exact"/>
+        <w:spacing w:line="240" w:lineRule="auto"/>
+        <w:rPr>
+          <w:szCs w:val="22"/>
+        </w:rPr>
+      </w:pPr>
+      <w:r>
+        <w:rPr>
+          <w:b/>
+          <w:bCs/>
+        </w:rPr>
+        <w:t>外貌：</w:t>
+      </w:r>
+      <w:r>
+        <w:t>浅棕色短发微微蓬松，笑容爽朗；常穿运动外套、宽松长裤和跑鞋，看起来随时可以拉着朋友出门。</w:t>
+      </w:r>
+    </w:p>
+    <w:p>
+      <w:pPr>
+        <w:spacing w:line="240" w:lineRule="auto"/>
+        <w:rPr>
+          <w:szCs w:val="22"/>
+        </w:rPr>
+      </w:pPr>
+      <w:r>
+        <w:rPr>
+          <w:rFonts w:hint="eastAsia"/>
+          <w:b/>
+          <w:bCs/>
+          <w:szCs w:val="22"/>
+        </w:rPr>
+        <w:t>关键词：</w:t>
+      </w:r>
+      <w:r>
+        <w:rPr>
+          <w:rFonts w:hint="eastAsia"/>
+          <w:szCs w:val="22"/>
+        </w:rPr>
+        <w:t>随和；爽朗；热心；行动派</w:t>
+      </w:r>
+    </w:p>
+    <w:p>
+      <w:pPr>
+        <w:spacing w:line="240" w:lineRule="auto"/>
         <w:rPr>
           <w:b/>
           <w:bCs/>
@@ -2238,7 +2415,7 @@
     </w:p>
     <w:p>
       <w:pPr>
-        <w:spacing w:line="240" w:lineRule="exact"/>
+        <w:spacing w:line="240" w:lineRule="auto"/>
         <w:rPr>
           <w:szCs w:val="22"/>
         </w:rPr>
@@ -2301,39 +2478,49 @@
     </w:p>
     <w:p>
       <w:pPr>
-        <w:spacing w:line="240" w:lineRule="exact"/>
-        <w:rPr>
-          <w:szCs w:val="22"/>
-        </w:rPr>
-      </w:pPr>
-      <w:r>
-        <w:t>外貌：黑色双马尾，发尾略翘；喜欢带有动漫元素的宽松外套和短裙，背包挂满各种小挂件。</w:t>
-      </w:r>
-    </w:p>
-    <w:p>
-      <w:pPr>
-        <w:spacing w:line="240" w:lineRule="exact"/>
-        <w:rPr>
-          <w:szCs w:val="22"/>
-        </w:rPr>
-      </w:pPr>
-      <w:r>
-        <w:rPr>
-          <w:rFonts w:hint="eastAsia"/>
-          <w:szCs w:val="22"/>
-        </w:rPr>
-        <w:t>关键词：冲动；热血；直率；重感情</w:t>
-      </w:r>
-      <w:r>
-        <w:rPr>
-          <w:rFonts w:hint="eastAsia"/>
-          <w:szCs w:val="22"/>
-        </w:rPr>
-      </w:r>
-    </w:p>
-    <w:p>
-      <w:pPr>
-        <w:spacing w:line="240" w:lineRule="exact"/>
+        <w:spacing w:line="240" w:lineRule="auto"/>
+        <w:rPr>
+          <w:szCs w:val="22"/>
+        </w:rPr>
+      </w:pPr>
+      <w:r>
+        <w:rPr>
+          <w:b/>
+          <w:bCs/>
+        </w:rPr>
+        <w:t>外貌：</w:t>
+      </w:r>
+      <w:r>
+        <w:t>黑色双马尾，发尾略翘；喜欢带有动漫元素的宽松外套和短裙，背包挂满各种小挂件。</w:t>
+      </w:r>
+    </w:p>
+    <w:p>
+      <w:pPr>
+        <w:spacing w:line="240" w:lineRule="auto"/>
+        <w:rPr>
+          <w:szCs w:val="22"/>
+        </w:rPr>
+      </w:pPr>
+      <w:r>
+        <w:rPr>
+          <w:rFonts w:hint="eastAsia"/>
+          <w:b/>
+          <w:bCs/>
+          <w:szCs w:val="22"/>
+        </w:rPr>
+        <w:t>关键词：</w:t>
+      </w:r>
+      <w:r>
+        <w:rPr>
+          <w:rFonts w:hint="eastAsia"/>
+          <w:szCs w:val="22"/>
+        </w:rPr>
+        <w:t>冲动；热血；直率；重感情</w:t>
+      </w:r>
+    </w:p>
+    <w:p>
+      <w:pPr>
+        <w:spacing w:line="240" w:lineRule="auto"/>
         <w:rPr>
           <w:b/>
           <w:bCs/>
@@ -2392,14 +2579,16 @@
     </w:p>
     <w:p>
       <w:pPr>
-        <w:spacing w:line="240" w:lineRule="exact"/>
-        <w:rPr>
-          <w:szCs w:val="22"/>
-        </w:rPr>
-      </w:pPr>
-      <w:r>
-        <w:rPr>
-          <w:rFonts w:hint="eastAsia"/>
+        <w:spacing w:line="240" w:lineRule="auto"/>
+        <w:rPr>
+          <w:szCs w:val="22"/>
+        </w:rPr>
+      </w:pPr>
+      <w:r>
+        <w:rPr>
+          <w:rFonts w:hint="eastAsia"/>
+          <w:b/>
+          <w:bCs/>
           <w:szCs w:val="22"/>
         </w:rPr>
         <w:t>简介：</w:t>
@@ -2430,29 +2619,43 @@
     </w:p>
     <w:p>
       <w:pPr>
-        <w:spacing w:line="240" w:lineRule="exact"/>
-        <w:rPr>
-          <w:szCs w:val="22"/>
-        </w:rPr>
-      </w:pPr>
-      <w:r>
-        <w:t>外貌：深栗色短发，戴黑框眼镜；常穿朴素连帽衫和工装裤，喜欢背容量很大的双肩包。</w:t>
-      </w:r>
-    </w:p>
-    <w:p>
-      <w:pPr>
-        <w:spacing w:line="240" w:lineRule="exact"/>
-        <w:rPr>
-          <w:szCs w:val="22"/>
-        </w:rPr>
-      </w:pPr>
-      <w:r>
-        <w:t>关键词：务实；低调；折腾；可靠</w:t>
-      </w:r>
-    </w:p>
-    <w:p>
-      <w:pPr>
-        <w:spacing w:line="240" w:lineRule="exact"/>
+        <w:spacing w:line="240" w:lineRule="auto"/>
+        <w:rPr>
+          <w:szCs w:val="22"/>
+        </w:rPr>
+      </w:pPr>
+      <w:r>
+        <w:rPr>
+          <w:b/>
+          <w:bCs/>
+        </w:rPr>
+        <w:t>外貌：</w:t>
+      </w:r>
+      <w:r>
+        <w:t>深栗色短发，戴黑框眼镜；常穿朴素连帽衫和工装裤，喜欢背容量很大的双肩包。</w:t>
+      </w:r>
+    </w:p>
+    <w:p>
+      <w:pPr>
+        <w:spacing w:line="240" w:lineRule="auto"/>
+        <w:rPr>
+          <w:szCs w:val="22"/>
+        </w:rPr>
+      </w:pPr>
+      <w:r>
+        <w:rPr>
+          <w:b/>
+          <w:bCs/>
+        </w:rPr>
+        <w:t>关键词：</w:t>
+      </w:r>
+      <w:r>
+        <w:t>务实；低调；折腾；可靠</w:t>
+      </w:r>
+    </w:p>
+    <w:p>
+      <w:pPr>
+        <w:spacing w:line="240" w:lineRule="auto"/>
         <w:rPr>
           <w:b/>
           <w:bCs/>
@@ -2521,7 +2724,7 @@
     </w:p>
     <w:p>
       <w:pPr>
-        <w:spacing w:line="240" w:lineRule="exact"/>
+        <w:spacing w:line="240" w:lineRule="auto"/>
         <w:rPr>
           <w:strike/>
           <w:szCs w:val="22"/>
@@ -2568,46 +2771,218 @@
     </w:p>
     <w:p>
       <w:pPr>
-        <w:spacing w:line="240" w:lineRule="exact"/>
-        <w:rPr>
-          <w:szCs w:val="22"/>
-        </w:rPr>
-      </w:pPr>
-      <w:r>
+        <w:spacing w:line="240" w:lineRule="auto"/>
+        <w:rPr>
+          <w:szCs w:val="22"/>
+        </w:rPr>
+      </w:pPr>
+      <w:r>
+        <w:rPr>
+          <w:b/>
+          <w:bCs/>
+        </w:rPr>
+        <w:t>外貌：</w:t>
+      </w:r>
+      <w:r>
+        <w:t>黑色短发，刘海略显凌乱；常穿宽大的学院风外套和球鞋，说话时习惯微微挑眉。</w:t>
+      </w:r>
+    </w:p>
+    <w:p>
+      <w:pPr>
+        <w:spacing w:line="240" w:lineRule="auto"/>
+        <w:rPr>
+          <w:b/>
+          <w:bCs/>
+          <w:szCs w:val="22"/>
+        </w:rPr>
+      </w:pPr>
+      <w:r>
+        <w:rPr>
+          <w:b/>
+          <w:bCs/>
+        </w:rPr>
+        <w:t>关键词：</w:t>
+      </w:r>
+      <w:r>
+        <w:t>毒舌；吐槽；敏锐；年轻气盛</w:t>
+      </w:r>
+    </w:p>
+    <w:p>
+      <w:pPr>
+        <w:spacing w:line="240" w:lineRule="auto"/>
+        <w:rPr>
+          <w:b/>
+          <w:bCs/>
+          <w:sz w:val="24"/>
+        </w:rPr>
+      </w:pPr>
+      <w:r>
+        <w:rPr>
+          <w:rFonts w:hint="eastAsia"/>
+          <w:b/>
+          <w:bCs/>
+          <w:sz w:val="24"/>
+        </w:rPr>
+        <w:t>薄荷</w:t>
+      </w:r>
+      <w:proofErr w:type="gramStart"/>
+      <w:r>
+        <w:rPr>
+          <w:rFonts w:hint="eastAsia"/>
+          <w:b/>
+          <w:bCs/>
+          <w:sz w:val="24"/>
+        </w:rPr>
+        <w:t xml:space="preserve">（ </w:t>
+      </w:r>
+      <w:proofErr w:type="gramEnd"/>
+      <w:r>
+        <w:rPr>
+          <w:rFonts w:hint="eastAsia"/>
+          <w:b/>
+          <w:bCs/>
+          <w:sz w:val="24"/>
+        </w:rPr>
+        <w:t>@</w:t>
+      </w:r>
+      <w:r>
+        <w:rPr>
+          <w:rFonts w:hint="eastAsia"/>
+          <w:b/>
+          <w:bCs/>
+          <w:sz w:val="24"/>
+        </w:rPr>
+        <w:t>nekolsd</w:t>
+      </w:r>
+      <w:proofErr w:type="gramStart"/>
+      <w:r>
+        <w:rPr>
+          <w:rFonts w:hint="eastAsia"/>
+          <w:b/>
+          <w:bCs/>
+          <w:sz w:val="24"/>
+        </w:rPr>
+        <w:t xml:space="preserve"> ）</w:t>
+      </w:r>
+      <w:proofErr w:type="gramEnd"/>
+      <w:r>
+        <w:rPr>
+          <w:rFonts w:hint="eastAsia"/>
+          <w:b/>
+          <w:bCs/>
+          <w:sz w:val="24"/>
+        </w:rPr>
+        <w:t>：</w:t>
+      </w:r>
+    </w:p>
+    <w:p>
+      <w:pPr>
+        <w:spacing w:line="240" w:lineRule="auto"/>
+        <w:rPr>
+          <w:szCs w:val="22"/>
+        </w:rPr>
+      </w:pPr>
+      <w:r>
+        <w:rPr>
+          <w:rFonts w:hint="eastAsia"/>
+          <w:b/>
+          <w:bCs/>
+          <w:szCs w:val="22"/>
+        </w:rPr>
+        <w:t>简介：</w:t>
+      </w:r>
+      <w:r>
+        <w:rPr>
+          <w:rFonts w:hint="eastAsia"/>
+          <w:szCs w:val="22"/>
+        </w:rPr>
+        <w:t>戴莉女子科技学园大二生</w:t>
+      </w:r>
+      <w:r>
+        <w:rPr>
+          <w:rFonts w:hint="eastAsia"/>
+          <w:szCs w:val="22"/>
+        </w:rPr>
+        <w:t>，学园社团Project X副主席</w:t>
+      </w:r>
+      <w:r>
+        <w:rPr>
+          <w:rFonts w:hint="eastAsia"/>
+          <w:szCs w:val="22"/>
+        </w:rPr>
+        <w:t>，</w:t>
+      </w:r>
+      <w:r>
+        <w:rPr>
+          <w:rFonts w:hint="eastAsia"/>
+          <w:strike/>
+          <w:szCs w:val="22"/>
+        </w:rPr>
+        <w:t>喜欢嗑R主席和世界的CP</w:t>
+      </w:r>
+    </w:p>
+    <w:p>
+      <w:pPr>
+        <w:spacing w:line="240" w:lineRule="auto"/>
+        <w:rPr>
+          <w:szCs w:val="22"/>
+        </w:rPr>
+      </w:pPr>
+      <w:r>
+        <w:rPr>
+          <w:b/>
+          <w:bCs/>
+        </w:rPr>
+        <w:t>外貌：</w:t>
+      </w:r>
+      <w:r>
+        <w:t>薄荷绿色长发，发尾微卷；喜欢清爽的浅色连衣裙，胸前常别着社团徽章，表情总带着发现新八卦时的兴奋。</w:t>
+      </w:r>
+    </w:p>
+    <w:p>
+      <w:pPr>
+        <w:spacing w:line="240" w:lineRule="auto"/>
+        <w:rPr>
+          <w:b/>
+          <w:bCs/>
+          <w:szCs w:val="22"/>
+        </w:rPr>
+      </w:pPr>
+      <w:r>
+        <w:rPr>
+          <w:rFonts w:hint="eastAsia"/>
+          <w:b/>
+          <w:bCs/>
+          <w:szCs w:val="22"/>
+        </w:rPr>
+        <w:t>关键词：</w:t>
+      </w:r>
+      <w:r>
+        <w:rPr>
+          <w:rFonts w:hint="eastAsia"/>
+          <w:szCs w:val="22"/>
+        </w:rPr>
+        <w:t>抽象；脑洞大；嗑CP；八卦雷达</w:t>
+      </w:r>
+    </w:p>
+    <w:p>
+      <w:pPr>
+        <w:spacing w:line="240" w:lineRule="auto"/>
+        <w:rPr>
+          <w:b/>
+          <w:bCs/>
+          <w:sz w:val="24"/>
+        </w:rPr>
+      </w:pPr>
+      <w:r>
+        <w:rPr>
+          <w:rFonts w:hint="eastAsia"/>
+          <w:b/>
+          <w:bCs/>
+          <w:sz w:val="24"/>
+        </w:rPr>
         <w:lastRenderedPageBreak/>
-        <w:t>外貌：黑色短发，刘海略显凌乱；常穿宽大的学院风外套和球鞋，说话时习惯微微挑眉。</w:t>
-      </w:r>
-    </w:p>
-    <w:p>
-      <w:pPr>
-        <w:spacing w:line="240" w:lineRule="exact"/>
-        <w:rPr>
-          <w:b/>
-          <w:bCs/>
-          <w:szCs w:val="22"/>
-        </w:rPr>
-      </w:pPr>
-      <w:r>
-        <w:t>关键词：毒舌；吐槽；敏锐；年轻气盛</w:t>
-      </w:r>
-    </w:p>
-    <w:p>
-      <w:pPr>
-        <w:spacing w:line="240" w:lineRule="exact"/>
-        <w:rPr>
-          <w:b/>
-          <w:bCs/>
-          <w:sz w:val="24"/>
-        </w:rPr>
-      </w:pPr>
-      <w:r>
-        <w:rPr>
-          <w:rFonts w:hint="eastAsia"/>
-          <w:b/>
-          <w:bCs/>
-          <w:sz w:val="24"/>
-        </w:rPr>
-        <w:t>薄荷</w:t>
+        <w:t>风扇滑翔翼</w:t>
       </w:r>
       <w:proofErr w:type="gramStart"/>
       <w:r>
@@ -2627,16 +3002,7 @@
           <w:bCs/>
           <w:sz w:val="24"/>
         </w:rPr>
-        <w:t>@</w:t>
-      </w:r>
-      <w:r>
-        <w:rPr>
-          <w:rFonts w:hint="eastAsia"/>
-          <w:b/>
-          <w:bCs/>
-          <w:sz w:val="24"/>
-        </w:rPr>
-        <w:t>nekolsd</w:t>
+        <w:t>@Fangliding</w:t>
       </w:r>
       <w:proofErr w:type="gramStart"/>
       <w:r>
@@ -2661,7 +3027,7 @@
     </w:p>
     <w:p>
       <w:pPr>
-        <w:spacing w:line="240" w:lineRule="exact"/>
+        <w:spacing w:line="240" w:lineRule="auto"/>
         <w:rPr>
           <w:szCs w:val="22"/>
         </w:rPr>
@@ -2689,73 +3055,62 @@
         </w:rPr>
         <w:t>，学园社团Project X副主席</w:t>
       </w:r>
-      <w:r>
-        <w:rPr>
-          <w:rFonts w:hint="eastAsia"/>
-          <w:szCs w:val="22"/>
-        </w:rPr>
-        <w:t>，</w:t>
-      </w:r>
-      <w:r>
-        <w:rPr>
-          <w:rFonts w:hint="eastAsia"/>
-          <w:strike/>
-          <w:szCs w:val="22"/>
-        </w:rPr>
-        <w:t>喜欢嗑R主席和世界的CP</w:t>
-      </w:r>
-    </w:p>
-    <w:p>
-      <w:pPr>
-        <w:spacing w:line="240" w:lineRule="exact"/>
-        <w:rPr>
-          <w:szCs w:val="22"/>
-        </w:rPr>
-      </w:pPr>
-      <w:r>
-        <w:t>外貌：薄荷绿色长发，发尾微卷；喜欢清爽的浅色连衣裙，胸前常别着社团徽章，表情总带着发现新八卦时的兴奋。</w:t>
-      </w:r>
-    </w:p>
-    <w:p>
-      <w:pPr>
-        <w:spacing w:line="240" w:lineRule="exact"/>
-        <w:rPr>
-          <w:b/>
-          <w:bCs/>
-          <w:szCs w:val="22"/>
-        </w:rPr>
-      </w:pPr>
-      <w:r>
-        <w:rPr>
-          <w:rFonts w:hint="eastAsia"/>
-          <w:szCs w:val="22"/>
-        </w:rPr>
-        <w:t>关键词：抽象；脑洞大；嗑CP；八卦雷达</w:t>
-      </w:r>
-      <w:r>
-        <w:rPr>
-          <w:rFonts w:hint="eastAsia"/>
-          <w:szCs w:val="22"/>
-        </w:rPr>
-      </w:r>
-    </w:p>
-    <w:p>
-      <w:pPr>
-        <w:spacing w:line="240" w:lineRule="exact"/>
-        <w:rPr>
-          <w:b/>
-          <w:bCs/>
-          <w:sz w:val="24"/>
-        </w:rPr>
-      </w:pPr>
-      <w:r>
-        <w:rPr>
-          <w:rFonts w:hint="eastAsia"/>
-          <w:b/>
-          <w:bCs/>
-          <w:sz w:val="24"/>
-        </w:rPr>
-        <w:t>风扇滑翔翼</w:t>
+    </w:p>
+    <w:p>
+      <w:pPr>
+        <w:spacing w:line="240" w:lineRule="auto"/>
+        <w:rPr>
+          <w:szCs w:val="22"/>
+        </w:rPr>
+      </w:pPr>
+      <w:r>
+        <w:rPr>
+          <w:b/>
+          <w:bCs/>
+        </w:rPr>
+        <w:t>外貌：</w:t>
+      </w:r>
+      <w:r>
+        <w:t>深灰色中长发，常扎成低马尾；喜欢轻便夹克和长裙，随身带着记录灵感的小本子。</w:t>
+      </w:r>
+    </w:p>
+    <w:p>
+      <w:pPr>
+        <w:spacing w:line="240" w:lineRule="auto"/>
+        <w:rPr>
+          <w:b/>
+          <w:bCs/>
+          <w:szCs w:val="22"/>
+        </w:rPr>
+      </w:pPr>
+      <w:r>
+        <w:rPr>
+          <w:b/>
+          <w:bCs/>
+        </w:rPr>
+        <w:t>关键词：</w:t>
+      </w:r>
+      <w:r>
+        <w:t>冷静；协作；观察；执行力</w:t>
+      </w:r>
+    </w:p>
+    <w:p>
+      <w:pPr>
+        <w:spacing w:line="240" w:lineRule="auto"/>
+        <w:rPr>
+          <w:b/>
+          <w:bCs/>
+          <w:sz w:val="24"/>
+        </w:rPr>
+      </w:pPr>
+      <w:r>
+        <w:rPr>
+          <w:rFonts w:hint="eastAsia"/>
+          <w:b/>
+          <w:bCs/>
+          <w:sz w:val="24"/>
+        </w:rPr>
+        <w:t>汐殇</w:t>
       </w:r>
       <w:proofErr w:type="gramStart"/>
       <w:r>
@@ -2775,7 +3130,7 @@
           <w:bCs/>
           <w:sz w:val="24"/>
         </w:rPr>
-        <w:t>@Fangliding</w:t>
+        <w:t>@xishang0128</w:t>
       </w:r>
       <w:proofErr w:type="gramStart"/>
       <w:r>
@@ -2800,7 +3155,7 @@
     </w:p>
     <w:p>
       <w:pPr>
-        <w:spacing w:line="240" w:lineRule="exact"/>
+        <w:spacing w:line="240" w:lineRule="auto"/>
         <w:rPr>
           <w:szCs w:val="22"/>
         </w:rPr>
@@ -2819,120 +3174,6 @@
           <w:rFonts w:hint="eastAsia"/>
           <w:szCs w:val="22"/>
         </w:rPr>
-        <w:t>戴莉女子科技学园大二生</w:t>
-      </w:r>
-      <w:r>
-        <w:rPr>
-          <w:rFonts w:hint="eastAsia"/>
-          <w:szCs w:val="22"/>
-        </w:rPr>
-        <w:t>，学园社团Project X副主席</w:t>
-      </w:r>
-    </w:p>
-    <w:p>
-      <w:pPr>
-        <w:spacing w:line="240" w:lineRule="exact"/>
-        <w:rPr>
-          <w:szCs w:val="22"/>
-        </w:rPr>
-      </w:pPr>
-      <w:r>
-        <w:t>外貌：深灰色中长发，常扎成低马尾；喜欢轻便夹克和长裙，随身带着记录灵感的小本子。</w:t>
-      </w:r>
-    </w:p>
-    <w:p>
-      <w:pPr>
-        <w:spacing w:line="240" w:lineRule="exact"/>
-        <w:rPr>
-          <w:b/>
-          <w:bCs/>
-          <w:szCs w:val="22"/>
-        </w:rPr>
-      </w:pPr>
-      <w:r>
-        <w:t>关键词：冷静；协作；观察；执行力</w:t>
-      </w:r>
-    </w:p>
-    <w:p>
-      <w:pPr>
-        <w:spacing w:line="240" w:lineRule="exact"/>
-        <w:rPr>
-          <w:b/>
-          <w:bCs/>
-          <w:sz w:val="24"/>
-        </w:rPr>
-      </w:pPr>
-      <w:r>
-        <w:rPr>
-          <w:rFonts w:hint="eastAsia"/>
-          <w:b/>
-          <w:bCs/>
-          <w:sz w:val="24"/>
-        </w:rPr>
-        <w:t>汐殇</w:t>
-      </w:r>
-      <w:proofErr w:type="gramStart"/>
-      <w:r>
-        <w:rPr>
-          <w:rFonts w:hint="eastAsia"/>
-          <w:b/>
-          <w:bCs/>
-          <w:sz w:val="24"/>
-        </w:rPr>
-        <w:t xml:space="preserve">（ </w:t>
-      </w:r>
-      <w:proofErr w:type="gramEnd"/>
-      <w:r>
-        <w:rPr>
-          <w:rFonts w:hint="eastAsia"/>
-          <w:b/>
-          <w:bCs/>
-          <w:sz w:val="24"/>
-        </w:rPr>
-        <w:t>@xishang0128</w:t>
-      </w:r>
-      <w:proofErr w:type="gramStart"/>
-      <w:r>
-        <w:rPr>
-          <w:rFonts w:hint="eastAsia"/>
-          <w:b/>
-          <w:bCs/>
-          <w:sz w:val="24"/>
-        </w:rPr>
-        <w:t xml:space="preserve"> ）</w:t>
-      </w:r>
-      <w:proofErr w:type="gramEnd"/>
-      <w:r>
-        <w:rPr>
-          <w:rFonts w:hint="eastAsia"/>
-          <w:b/>
-          <w:bCs/>
-          <w:sz w:val="24"/>
-        </w:rPr>
-        <w:t>：</w:t>
-      </w:r>
-    </w:p>
-    <w:p>
-      <w:pPr>
-        <w:spacing w:line="240" w:lineRule="exact"/>
-        <w:rPr>
-          <w:szCs w:val="22"/>
-        </w:rPr>
-      </w:pPr>
-      <w:r>
-        <w:rPr>
-          <w:rFonts w:hint="eastAsia"/>
-          <w:b/>
-          <w:bCs/>
-          <w:szCs w:val="22"/>
-        </w:rPr>
-        <w:t>简介：</w:t>
-      </w:r>
-      <w:r>
-        <w:rPr>
-          <w:rFonts w:hint="eastAsia"/>
-          <w:szCs w:val="22"/>
-        </w:rPr>
         <w:t>戴莉女子科技学园大一生</w:t>
       </w:r>
       <w:r>
@@ -2961,31 +3202,48 @@
     </w:p>
     <w:p>
       <w:pPr>
-        <w:spacing w:line="240" w:lineRule="exact"/>
-        <w:rPr>
-          <w:szCs w:val="22"/>
-        </w:rPr>
-      </w:pPr>
-      <w:r>
-        <w:t>外貌：淡紫色长发，发梢染成浅蓝；常穿带未来感装饰的学院制服与短靴，喜欢佩戴星星形发夹。</w:t>
-      </w:r>
-    </w:p>
-    <w:p>
-      <w:pPr>
-        <w:spacing w:line="240" w:lineRule="exact"/>
-        <w:rPr>
-          <w:b/>
-          <w:bCs/>
-          <w:szCs w:val="22"/>
-        </w:rPr>
-      </w:pPr>
-      <w:r>
-        <w:t>关键词：活泼；新潮；创意；好奇</w:t>
-      </w:r>
-    </w:p>
-    <w:p>
-      <w:pPr>
-        <w:spacing w:line="240" w:lineRule="exact"/>
+        <w:spacing w:line="240" w:lineRule="auto"/>
+        <w:rPr>
+          <w:szCs w:val="22"/>
+        </w:rPr>
+      </w:pPr>
+      <w:r>
+        <w:rPr>
+          <w:b/>
+          <w:bCs/>
+        </w:rPr>
+        <w:t>外貌：</w:t>
+      </w:r>
+      <w:r>
+        <w:t>淡</w:t>
+      </w:r>
+      <w:r>
+        <w:t>紫色长发，发梢染成浅蓝；常穿带未来感装饰的学院制服与短靴，喜欢佩戴星星形发夹。</w:t>
+      </w:r>
+    </w:p>
+    <w:p>
+      <w:pPr>
+        <w:spacing w:line="240" w:lineRule="auto"/>
+        <w:rPr>
+          <w:b/>
+          <w:bCs/>
+          <w:szCs w:val="22"/>
+        </w:rPr>
+      </w:pPr>
+      <w:r>
+        <w:rPr>
+          <w:b/>
+          <w:bCs/>
+        </w:rPr>
+        <w:t>关键词：</w:t>
+      </w:r>
+      <w:r>
+        <w:t>活泼；新潮；创意；好奇</w:t>
+      </w:r>
+    </w:p>
+    <w:p>
+      <w:pPr>
+        <w:spacing w:line="240" w:lineRule="auto"/>
         <w:rPr>
           <w:b/>
           <w:bCs/>
@@ -3054,7 +3312,7 @@
     </w:p>
     <w:p>
       <w:pPr>
-        <w:spacing w:line="240" w:lineRule="exact"/>
+        <w:spacing w:line="240" w:lineRule="auto"/>
         <w:rPr>
           <w:szCs w:val="22"/>
         </w:rPr>
@@ -3100,31 +3358,45 @@
     </w:p>
     <w:p>
       <w:pPr>
-        <w:spacing w:line="240" w:lineRule="exact"/>
-        <w:rPr>
-          <w:szCs w:val="22"/>
-        </w:rPr>
-      </w:pPr>
-      <w:r>
-        <w:t>外貌：黑色短发梳理得一丝不苟，常穿深色西装外套与高领衫；随身携带商务风公文包。</w:t>
-      </w:r>
-    </w:p>
-    <w:p>
-      <w:pPr>
-        <w:spacing w:line="240" w:lineRule="exact"/>
-        <w:rPr>
-          <w:b/>
-          <w:bCs/>
-          <w:szCs w:val="22"/>
-        </w:rPr>
-      </w:pPr>
-      <w:r>
-        <w:t>关键词：经营；精明；野心；商业头脑</w:t>
-      </w:r>
-    </w:p>
-    <w:p>
-      <w:pPr>
-        <w:spacing w:line="240" w:lineRule="exact"/>
+        <w:spacing w:line="240" w:lineRule="auto"/>
+        <w:rPr>
+          <w:szCs w:val="22"/>
+        </w:rPr>
+      </w:pPr>
+      <w:r>
+        <w:rPr>
+          <w:b/>
+          <w:bCs/>
+        </w:rPr>
+        <w:t>外貌：</w:t>
+      </w:r>
+      <w:r>
+        <w:t>黑色短发梳理得一丝不苟，常穿深色西装外套与高领衫；随身携带商务风公文包。</w:t>
+      </w:r>
+    </w:p>
+    <w:p>
+      <w:pPr>
+        <w:spacing w:line="240" w:lineRule="auto"/>
+        <w:rPr>
+          <w:b/>
+          <w:bCs/>
+          <w:szCs w:val="22"/>
+        </w:rPr>
+      </w:pPr>
+      <w:r>
+        <w:rPr>
+          <w:b/>
+          <w:bCs/>
+        </w:rPr>
+        <w:t>关键词：</w:t>
+      </w:r>
+      <w:r>
+        <w:t>经营；精明；野心；商业头脑</w:t>
+      </w:r>
+    </w:p>
+    <w:p>
+      <w:pPr>
+        <w:spacing w:line="240" w:lineRule="auto"/>
         <w:rPr>
           <w:b/>
           <w:bCs/>
@@ -3183,9 +3455,8 @@
     </w:p>
     <w:p>
       <w:pPr>
-        <w:spacing w:line="240" w:lineRule="exact"/>
-        <w:rPr>
-          <w:rFonts w:hint="eastAsia"/>
+        <w:spacing w:line="240" w:lineRule="auto"/>
+        <w:rPr>
           <w:strike/>
           <w:szCs w:val="22"/>
         </w:rPr>
@@ -3256,31 +3527,45 @@
     </w:p>
     <w:p>
       <w:pPr>
-        <w:spacing w:line="240" w:lineRule="exact"/>
-        <w:rPr>
-          <w:szCs w:val="22"/>
-        </w:rPr>
-      </w:pPr>
-      <w:r>
-        <w:t>外貌：深蓝色中长发，戴小巧圆形耳饰；喜欢宽松针织衫和长裙，表情平静，却常突然冒出新奇点子。</w:t>
-      </w:r>
-    </w:p>
-    <w:p>
-      <w:pPr>
-        <w:spacing w:line="240" w:lineRule="exact"/>
-        <w:rPr>
-          <w:b/>
-          <w:bCs/>
-          <w:szCs w:val="22"/>
-        </w:rPr>
-      </w:pPr>
-      <w:r>
-        <w:t>关键词：灵感；独立；轻松；脑洞</w:t>
-      </w:r>
-    </w:p>
-    <w:p>
-      <w:pPr>
-        <w:spacing w:line="240" w:lineRule="exact"/>
+        <w:spacing w:line="240" w:lineRule="auto"/>
+        <w:rPr>
+          <w:szCs w:val="22"/>
+        </w:rPr>
+      </w:pPr>
+      <w:r>
+        <w:rPr>
+          <w:b/>
+          <w:bCs/>
+        </w:rPr>
+        <w:t>外貌：</w:t>
+      </w:r>
+      <w:r>
+        <w:t>深蓝色中长发，戴小巧圆形耳饰；喜欢宽松针织衫和长裙，表情平静，却常突然冒出新奇点子。</w:t>
+      </w:r>
+    </w:p>
+    <w:p>
+      <w:pPr>
+        <w:spacing w:line="240" w:lineRule="auto"/>
+        <w:rPr>
+          <w:b/>
+          <w:bCs/>
+          <w:szCs w:val="22"/>
+        </w:rPr>
+      </w:pPr>
+      <w:r>
+        <w:rPr>
+          <w:b/>
+          <w:bCs/>
+        </w:rPr>
+        <w:t>关键词：</w:t>
+      </w:r>
+      <w:r>
+        <w:t>灵感；独立；轻松；脑洞</w:t>
+      </w:r>
+    </w:p>
+    <w:p>
+      <w:pPr>
+        <w:spacing w:line="240" w:lineRule="auto"/>
         <w:rPr>
           <w:b/>
           <w:bCs/>
@@ -3339,7 +3624,7 @@
     </w:p>
     <w:p>
       <w:pPr>
-        <w:spacing w:line="240" w:lineRule="exact"/>
+        <w:spacing w:line="240" w:lineRule="auto"/>
         <w:rPr>
           <w:szCs w:val="22"/>
         </w:rPr>
@@ -3386,31 +3671,45 @@
     </w:p>
     <w:p>
       <w:pPr>
-        <w:spacing w:line="240" w:lineRule="exact"/>
-        <w:rPr>
-          <w:szCs w:val="22"/>
-        </w:rPr>
-      </w:pPr>
-      <w:r>
-        <w:t>外貌：黑色短发，戴黑框眼镜；偏爱简洁深色卫衣、工装裤与运动鞋，身边经常放着笔记本电脑。</w:t>
-      </w:r>
-    </w:p>
-    <w:p>
-      <w:pPr>
-        <w:spacing w:line="240" w:lineRule="exact"/>
-        <w:rPr>
-          <w:b/>
-          <w:bCs/>
-          <w:szCs w:val="22"/>
-        </w:rPr>
-      </w:pPr>
-      <w:r>
-        <w:t>关键词：务实；专注；独立开发；Vibe Coding</w:t>
-      </w:r>
-    </w:p>
-    <w:p>
-      <w:pPr>
-        <w:spacing w:line="240" w:lineRule="exact"/>
+        <w:spacing w:line="240" w:lineRule="auto"/>
+        <w:rPr>
+          <w:szCs w:val="22"/>
+        </w:rPr>
+      </w:pPr>
+      <w:r>
+        <w:rPr>
+          <w:b/>
+          <w:bCs/>
+        </w:rPr>
+        <w:t>外貌：</w:t>
+      </w:r>
+      <w:r>
+        <w:t>黑色短发，戴黑框眼镜；偏爱简洁深色卫衣、工装裤与运动鞋，身边经常放着笔记本电脑。</w:t>
+      </w:r>
+    </w:p>
+    <w:p>
+      <w:pPr>
+        <w:spacing w:line="240" w:lineRule="auto"/>
+        <w:rPr>
+          <w:b/>
+          <w:bCs/>
+          <w:szCs w:val="22"/>
+        </w:rPr>
+      </w:pPr>
+      <w:r>
+        <w:rPr>
+          <w:b/>
+          <w:bCs/>
+        </w:rPr>
+        <w:t>关键词：</w:t>
+      </w:r>
+      <w:r>
+        <w:t>务实；专注；独立开发；Vibe Coding</w:t>
+      </w:r>
+    </w:p>
+    <w:p>
+      <w:pPr>
+        <w:spacing w:line="240" w:lineRule="auto"/>
         <w:rPr>
           <w:b/>
           <w:bCs/>
@@ -3496,7 +3795,7 @@
     </w:p>
     <w:p>
       <w:pPr>
-        <w:spacing w:line="240" w:lineRule="exact"/>
+        <w:spacing w:line="240" w:lineRule="auto"/>
         <w:rPr>
           <w:szCs w:val="22"/>
         </w:rPr>
@@ -3550,39 +3849,49 @@
     </w:p>
     <w:p>
       <w:pPr>
-        <w:spacing w:line="240" w:lineRule="exact"/>
-        <w:rPr>
-          <w:szCs w:val="22"/>
-        </w:rPr>
-      </w:pPr>
-      <w:r>
-        <w:t>外貌：淡粉棕色短发，发梢微卷；喜欢浅色针织衫和百褶裙，常佩戴可爱的猫咪发饰，笑起来十分轻快。</w:t>
-      </w:r>
-    </w:p>
-    <w:p>
-      <w:pPr>
-        <w:spacing w:line="240" w:lineRule="exact"/>
-        <w:rPr>
-          <w:szCs w:val="22"/>
-        </w:rPr>
-      </w:pPr>
-      <w:r>
-        <w:rPr>
-          <w:rFonts w:hint="eastAsia"/>
-          <w:szCs w:val="22"/>
-        </w:rPr>
-        <w:t>关键词：可爱；元气；亲切；猫咪爱好者</w:t>
-      </w:r>
-      <w:r>
-        <w:rPr>
-          <w:rFonts w:hint="eastAsia"/>
-          <w:szCs w:val="22"/>
-        </w:rPr>
-      </w:r>
-    </w:p>
-    <w:p>
-      <w:pPr>
-        <w:spacing w:line="240" w:lineRule="exact"/>
+        <w:spacing w:line="240" w:lineRule="auto"/>
+        <w:rPr>
+          <w:szCs w:val="22"/>
+        </w:rPr>
+      </w:pPr>
+      <w:r>
+        <w:rPr>
+          <w:b/>
+          <w:bCs/>
+        </w:rPr>
+        <w:t>外貌：</w:t>
+      </w:r>
+      <w:r>
+        <w:t>淡粉棕色短发，发梢微卷；喜欢浅色针织衫和百褶裙，常佩戴可爱的猫咪发饰，笑起来十分轻快。</w:t>
+      </w:r>
+    </w:p>
+    <w:p>
+      <w:pPr>
+        <w:spacing w:line="240" w:lineRule="auto"/>
+        <w:rPr>
+          <w:szCs w:val="22"/>
+        </w:rPr>
+      </w:pPr>
+      <w:r>
+        <w:rPr>
+          <w:rFonts w:hint="eastAsia"/>
+          <w:b/>
+          <w:bCs/>
+          <w:szCs w:val="22"/>
+        </w:rPr>
+        <w:t>关键词：</w:t>
+      </w:r>
+      <w:r>
+        <w:rPr>
+          <w:rFonts w:hint="eastAsia"/>
+          <w:szCs w:val="22"/>
+        </w:rPr>
+        <w:t>可爱；元气；亲切；猫咪爱好者</w:t>
+      </w:r>
+    </w:p>
+    <w:p>
+      <w:pPr>
+        <w:spacing w:line="240" w:lineRule="auto"/>
         <w:rPr>
           <w:b/>
           <w:bCs/>
@@ -3643,14 +3952,16 @@
     </w:p>
     <w:p>
       <w:pPr>
-        <w:spacing w:line="240" w:lineRule="exact"/>
-        <w:rPr>
-          <w:szCs w:val="22"/>
-        </w:rPr>
-      </w:pPr>
-      <w:r>
-        <w:rPr>
-          <w:rFonts w:hint="eastAsia"/>
+        <w:spacing w:line="240" w:lineRule="auto"/>
+        <w:rPr>
+          <w:szCs w:val="22"/>
+        </w:rPr>
+      </w:pPr>
+      <w:r>
+        <w:rPr>
+          <w:rFonts w:hint="eastAsia"/>
+          <w:b/>
+          <w:bCs/>
           <w:szCs w:val="22"/>
         </w:rPr>
         <w:t>简介：</w:t>
@@ -3681,29 +3992,43 @@
     </w:p>
     <w:p>
       <w:pPr>
-        <w:spacing w:line="240" w:lineRule="exact"/>
-        <w:rPr>
-          <w:szCs w:val="22"/>
-        </w:rPr>
-      </w:pPr>
-      <w:r>
-        <w:t>外貌：银白色长发，常扎成侧马尾；喜欢黑白配色的简洁服装和短靴，眼神冷静。</w:t>
-      </w:r>
-    </w:p>
-    <w:p>
-      <w:pPr>
-        <w:spacing w:line="240" w:lineRule="exact"/>
-        <w:rPr>
-          <w:szCs w:val="22"/>
-        </w:rPr>
-      </w:pPr>
-      <w:r>
-        <w:t>关键词：冷静；实验主义；低调；技术理想</w:t>
-      </w:r>
-    </w:p>
-    <w:p>
-      <w:pPr>
-        <w:spacing w:line="240" w:lineRule="exact"/>
+        <w:spacing w:line="240" w:lineRule="auto"/>
+        <w:rPr>
+          <w:szCs w:val="22"/>
+        </w:rPr>
+      </w:pPr>
+      <w:r>
+        <w:rPr>
+          <w:b/>
+          <w:bCs/>
+        </w:rPr>
+        <w:t>外貌：</w:t>
+      </w:r>
+      <w:r>
+        <w:t>银白色长发，常扎成侧马尾；喜欢黑白配色的简洁服装和短靴，眼神冷静。</w:t>
+      </w:r>
+    </w:p>
+    <w:p>
+      <w:pPr>
+        <w:spacing w:line="240" w:lineRule="auto"/>
+        <w:rPr>
+          <w:szCs w:val="22"/>
+        </w:rPr>
+      </w:pPr>
+      <w:r>
+        <w:rPr>
+          <w:b/>
+          <w:bCs/>
+        </w:rPr>
+        <w:t>关键词：</w:t>
+      </w:r>
+      <w:r>
+        <w:t>冷静；实验主义；低调；技术理想</w:t>
+      </w:r>
+    </w:p>
+    <w:p>
+      <w:pPr>
+        <w:spacing w:line="240" w:lineRule="auto"/>
         <w:rPr>
           <w:b/>
           <w:bCs/>
@@ -3764,16 +4089,19 @@
     </w:p>
     <w:p>
       <w:pPr>
-        <w:spacing w:line="240" w:lineRule="exact"/>
-        <w:rPr>
-          <w:szCs w:val="22"/>
-        </w:rPr>
-      </w:pPr>
-      <w:r>
-        <w:rPr>
-          <w:rFonts w:hint="eastAsia"/>
-          <w:szCs w:val="22"/>
-        </w:rPr>
+        <w:spacing w:line="240" w:lineRule="auto"/>
+        <w:rPr>
+          <w:szCs w:val="22"/>
+        </w:rPr>
+      </w:pPr>
+      <w:r>
+        <w:rPr>
+          <w:rFonts w:hint="eastAsia"/>
+          <w:b/>
+          <w:bCs/>
+          <w:szCs w:val="22"/>
+        </w:rPr>
+        <w:lastRenderedPageBreak/>
         <w:t>简介：</w:t>
       </w:r>
       <w:r>
@@ -3830,96 +4158,140 @@
     </w:p>
     <w:p>
       <w:pPr>
-        <w:spacing w:line="240" w:lineRule="exact"/>
-        <w:rPr>
-          <w:szCs w:val="22"/>
-        </w:rPr>
-      </w:pPr>
-      <w:r>
-        <w:t>外貌：墨绿色长发，戴细框眼镜；常穿带复古研究者气质的长外套，衣袋里总塞着各种便签和小工具。</w:t>
-      </w:r>
-    </w:p>
-    <w:p>
-      <w:pPr>
-        <w:spacing w:line="240" w:lineRule="exact"/>
-      </w:pPr>
-      <w:r>
-        <w:t>关键词：软萌；认真；爱折腾；好奇心旺盛</w:t>
-      </w:r>
-      <w:r>
-        <w:rPr>
-          <w:rFonts w:hint="eastAsia"/>
-        </w:rPr>
-      </w:r>
-      <w:r/>
-      <w:r>
-        <w:rPr>
-          <w:rFonts w:hint="eastAsia"/>
-        </w:rPr>
-      </w:r>
-    </w:p>
-    <w:p>
-      <w:pPr>
-        <w:spacing w:line="240" w:lineRule="exact"/>
-      </w:pPr>
+        <w:spacing w:line="240" w:lineRule="auto"/>
+        <w:rPr>
+          <w:szCs w:val="22"/>
+        </w:rPr>
+      </w:pPr>
+      <w:r>
+        <w:rPr>
+          <w:b/>
+          <w:bCs/>
+        </w:rPr>
+        <w:t>外貌：</w:t>
+      </w:r>
+      <w:r>
+        <w:t>墨绿色长发，戴细框眼镜；常穿带复古研究者气质的长外套，衣袋里总塞着各种便签和小工具。</w:t>
+      </w:r>
+    </w:p>
+    <w:p>
+      <w:pPr>
+        <w:spacing w:line="240" w:lineRule="auto"/>
+      </w:pPr>
+      <w:r>
+        <w:rPr>
+          <w:b/>
+          <w:bCs/>
+        </w:rPr>
+        <w:t>关键词：</w:t>
+      </w:r>
+      <w:r>
+        <w:t>软萌；认真；爱折腾；好奇心旺盛</w:t>
+      </w:r>
+    </w:p>
+    <w:p>
+      <w:pPr>
+        <w:spacing w:line="240" w:lineRule="auto"/>
+        <w:rPr>
+          <w:b/>
+          <w:bCs/>
+          <w:sz w:val="24"/>
+        </w:rPr>
+      </w:pPr>
+      <w:r>
+        <w:rPr>
+          <w:rFonts w:hint="eastAsia"/>
+          <w:b/>
+          <w:bCs/>
+          <w:sz w:val="24"/>
+        </w:rPr>
+        <w:t>Ryan</w:t>
+      </w:r>
+      <w:r>
+        <w:rPr>
+          <w:rFonts w:hint="eastAsia"/>
+          <w:b/>
+          <w:bCs/>
+          <w:sz w:val="24"/>
+        </w:rPr>
+        <w:t xml:space="preserve"> </w:t>
+      </w:r>
+      <w:r>
+        <w:rPr>
+          <w:rFonts w:hint="eastAsia"/>
+          <w:b/>
+          <w:bCs/>
+          <w:sz w:val="24"/>
+        </w:rPr>
+        <w:t>Yan</w:t>
+      </w:r>
+      <w:proofErr w:type="gramStart"/>
+      <w:r>
+        <w:rPr>
+          <w:rFonts w:hint="eastAsia"/>
+          <w:b/>
+          <w:bCs/>
+          <w:sz w:val="24"/>
+        </w:rPr>
+        <w:t xml:space="preserve">（ </w:t>
+      </w:r>
+      <w:proofErr w:type="gramEnd"/>
+      <w:r>
+        <w:rPr>
+          <w:rFonts w:hint="eastAsia"/>
+          <w:b/>
+          <w:bCs/>
+          <w:sz w:val="24"/>
+        </w:rPr>
+        <w:t>@zn0wii</w:t>
+      </w:r>
+      <w:proofErr w:type="gramStart"/>
+      <w:r>
+        <w:rPr>
+          <w:rFonts w:hint="eastAsia"/>
+          <w:b/>
+          <w:bCs/>
+          <w:sz w:val="24"/>
+        </w:rPr>
+        <w:t xml:space="preserve"> ）</w:t>
+      </w:r>
+      <w:proofErr w:type="gramEnd"/>
+      <w:r>
+        <w:rPr>
+          <w:rFonts w:hint="eastAsia"/>
+          <w:b/>
+          <w:bCs/>
+          <w:sz w:val="24"/>
+        </w:rPr>
+        <w:t>：</w:t>
+      </w:r>
+    </w:p>
+    <w:p>
+      <w:pPr>
+        <w:spacing w:line="240" w:lineRule="auto"/>
+      </w:pPr>
+      <w:r>
+        <w:rPr>
+          <w:rFonts w:hint="eastAsia"/>
+          <w:b/>
+          <w:bCs/>
+        </w:rPr>
+        <w:t>简介：</w:t>
+      </w:r>
+      <w:r>
+        <w:rPr>
+          <w:rFonts w:hint="eastAsia"/>
+        </w:rPr>
+        <w:t>戴莉女子科技学园大一生，</w:t>
+      </w:r>
       <w:proofErr w:type="spellStart"/>
       <w:r>
         <w:rPr>
           <w:rFonts w:hint="eastAsia"/>
         </w:rPr>
-        <w:t>RyanYan</w:t>
+        <w:t>Satelite</w:t>
       </w:r>
       <w:proofErr w:type="spellEnd"/>
-      <w:proofErr w:type="gramStart"/>
-      <w:r>
-        <w:rPr>
-          <w:rFonts w:hint="eastAsia"/>
-        </w:rPr>
-        <w:t xml:space="preserve">（ </w:t>
-      </w:r>
-      <w:proofErr w:type="gramEnd"/>
-      <w:r>
-        <w:rPr>
-          <w:rFonts w:hint="eastAsia"/>
-        </w:rPr>
-        <w:t>@zn0wii</w:t>
-      </w:r>
-      <w:proofErr w:type="gramStart"/>
-      <w:r>
-        <w:rPr>
-          <w:rFonts w:hint="eastAsia"/>
-        </w:rPr>
-        <w:t xml:space="preserve"> ）</w:t>
-      </w:r>
-      <w:proofErr w:type="gramEnd"/>
-      <w:r>
-        <w:rPr>
-          <w:rFonts w:hint="eastAsia"/>
-        </w:rPr>
-        <w:t>：</w:t>
-      </w:r>
-    </w:p>
-    <w:p>
-      <w:pPr>
-        <w:spacing w:line="240" w:lineRule="exact"/>
-        <w:rPr>
-          <w:rFonts w:hint="eastAsia"/>
-        </w:rPr>
-      </w:pPr>
-      <w:r>
-        <w:rPr>
-          <w:rFonts w:hint="eastAsia"/>
-        </w:rPr>
-        <w:t>简介：戴莉女子科技学园大一生，</w:t>
-      </w:r>
-      <w:proofErr w:type="spellStart"/>
-      <w:r>
-        <w:rPr>
-          <w:rFonts w:hint="eastAsia"/>
-        </w:rPr>
-        <w:t>Satelite</w:t>
-      </w:r>
-      <w:proofErr w:type="spellEnd"/>
       <w:r>
         <w:rPr>
           <w:rFonts w:hint="eastAsia"/>
@@ -3929,11 +4301,13 @@
     </w:p>
     <w:p>
       <w:pPr>
-        <w:spacing w:line="240" w:lineRule="exact"/>
-      </w:pPr>
-      <w:r>
-        <w:rPr>
-          <w:rFonts w:hint="eastAsia"/>
+        <w:spacing w:line="240" w:lineRule="auto"/>
+      </w:pPr>
+      <w:r>
+        <w:rPr>
+          <w:rFonts w:hint="eastAsia"/>
+          <w:b/>
+          <w:bCs/>
         </w:rPr>
         <w:t>外貌：</w:t>
       </w:r>
@@ -3943,17 +4317,18 @@
     </w:p>
     <w:p>
       <w:pPr>
-        <w:spacing w:line="240" w:lineRule="exact"/>
-        <w:rPr>
-          <w:rFonts w:hint="eastAsia"/>
-          <w:b/>
-          <w:bCs/>
-          <w:szCs w:val="22"/>
-        </w:rPr>
-      </w:pPr>
-      <w:r>
-        <w:rPr>
-          <w:rFonts w:hint="eastAsia"/>
+        <w:spacing w:line="240" w:lineRule="auto"/>
+        <w:rPr>
+          <w:b/>
+          <w:bCs/>
+          <w:szCs w:val="22"/>
+        </w:rPr>
+      </w:pPr>
+      <w:r>
+        <w:rPr>
+          <w:rFonts w:hint="eastAsia"/>
+          <w:b/>
+          <w:bCs/>
         </w:rPr>
         <w:t>关键词：</w:t>
       </w:r>

--- a/同人文/百合/全年龄版/R与世/设定/配角.docx
+++ b/同人文/百合/全年龄版/R与世/设定/配角.docx
@@ -18,7 +18,7 @@
         <w:spacing w:line="240" w:lineRule="auto"/>
         <w:jc w:val="center"/>
       </w:pPr>
-      <w:hyperlink r:id="rId4" w:history="1">
+      <w:hyperlink r:id="rId6" w:history="1">
         <w:r>
           <w:rPr>
             <w:rStyle w:val="ae"/>
@@ -71,7 +71,7 @@
           <w:bCs/>
           <w:sz w:val="24"/>
         </w:rPr>
-        <w:t xml:space="preserve">Phus（ @phuslu </w:t>
+        <w:t>Phus（@phuslu</w:t>
       </w:r>
       <w:r>
         <w:rPr>
@@ -133,7 +133,23 @@
           <w:rFonts w:hint="eastAsia"/>
           <w:szCs w:val="22"/>
         </w:rPr>
-        <w:t>，GoAgent作者</w:t>
+        <w:t>，</w:t>
+      </w:r>
+      <w:proofErr w:type="spellStart"/>
+      <w:r>
+        <w:rPr>
+          <w:rFonts w:hint="eastAsia"/>
+          <w:szCs w:val="22"/>
+        </w:rPr>
+        <w:t>GoAgent</w:t>
+      </w:r>
+      <w:proofErr w:type="spellEnd"/>
+      <w:r>
+        <w:rPr>
+          <w:rFonts w:hint="eastAsia"/>
+          <w:szCs w:val="22"/>
+        </w:rPr>
+        <w:t>作者</w:t>
       </w:r>
       <w:r>
         <w:rPr>
@@ -195,7 +211,7 @@
           <w:bCs/>
           <w:sz w:val="24"/>
         </w:rPr>
-        <w:t>C神（ @clowwindy ）：</w:t>
+        <w:t>C神（@clowwindy）：</w:t>
       </w:r>
     </w:p>
     <w:p>
@@ -233,7 +249,15 @@
           <w:rFonts w:hint="eastAsia"/>
           <w:szCs w:val="22"/>
         </w:rPr>
-        <w:t>生，Shadowsock</w:t>
+        <w:t>生，</w:t>
+      </w:r>
+      <w:proofErr w:type="spellStart"/>
+      <w:r>
+        <w:rPr>
+          <w:rFonts w:hint="eastAsia"/>
+          <w:szCs w:val="22"/>
+        </w:rPr>
+        <w:t>Shadowsock</w:t>
       </w:r>
       <w:r>
         <w:rPr>
@@ -242,6 +266,7 @@
         </w:rPr>
         <w:t>s</w:t>
       </w:r>
+      <w:proofErr w:type="spellEnd"/>
       <w:r>
         <w:rPr>
           <w:rFonts w:hint="eastAsia"/>
@@ -309,7 +334,27 @@
           <w:bCs/>
           <w:sz w:val="24"/>
         </w:rPr>
-        <w:t xml:space="preserve">Max Lv（ @madeye </w:t>
+        <w:t xml:space="preserve">Max </w:t>
+      </w:r>
+      <w:proofErr w:type="spellStart"/>
+      <w:r>
+        <w:rPr>
+          <w:rFonts w:hint="eastAsia"/>
+          <w:b/>
+          <w:bCs/>
+          <w:sz w:val="24"/>
+        </w:rPr>
+        <w:t>Lv</w:t>
+      </w:r>
+      <w:proofErr w:type="spellEnd"/>
+      <w:r>
+        <w:rPr>
+          <w:rFonts w:hint="eastAsia"/>
+          <w:b/>
+          <w:bCs/>
+          <w:sz w:val="24"/>
+        </w:rPr>
+        <w:t>（@madeye</w:t>
       </w:r>
       <w:r>
         <w:rPr>
@@ -359,12 +404,58 @@
         </w:rPr>
         <w:t xml:space="preserve"> </w:t>
       </w:r>
-      <w:r>
-        <w:rPr>
-          <w:rFonts w:hint="eastAsia"/>
-          <w:szCs w:val="22"/>
-        </w:rPr>
-        <w:t>shadowsocks-libev、Shadowsocks Android作者</w:t>
+      <w:proofErr w:type="spellStart"/>
+      <w:r>
+        <w:rPr>
+          <w:rFonts w:hint="eastAsia"/>
+          <w:szCs w:val="22"/>
+        </w:rPr>
+        <w:t>S</w:t>
+      </w:r>
+      <w:r>
+        <w:rPr>
+          <w:rFonts w:hint="eastAsia"/>
+          <w:szCs w:val="22"/>
+        </w:rPr>
+        <w:t>hadowsocks</w:t>
+      </w:r>
+      <w:proofErr w:type="spellEnd"/>
+      <w:r>
+        <w:rPr>
+          <w:rFonts w:hint="eastAsia"/>
+          <w:szCs w:val="22"/>
+        </w:rPr>
+        <w:t>-</w:t>
+      </w:r>
+      <w:r>
+        <w:rPr>
+          <w:rFonts w:hint="eastAsia"/>
+          <w:szCs w:val="22"/>
+        </w:rPr>
+        <w:t>C</w:t>
+      </w:r>
+      <w:r>
+        <w:rPr>
+          <w:rFonts w:hint="eastAsia"/>
+          <w:szCs w:val="22"/>
+        </w:rPr>
+        <w:t>、</w:t>
+      </w:r>
+      <w:proofErr w:type="spellStart"/>
+      <w:r>
+        <w:rPr>
+          <w:rFonts w:hint="eastAsia"/>
+          <w:szCs w:val="22"/>
+        </w:rPr>
+        <w:t>Shadowsocks</w:t>
+      </w:r>
+      <w:proofErr w:type="spellEnd"/>
+      <w:r>
+        <w:rPr>
+          <w:rFonts w:hint="eastAsia"/>
+          <w:szCs w:val="22"/>
+        </w:rPr>
+        <w:t xml:space="preserve"> Android作者</w:t>
       </w:r>
     </w:p>
     <w:p>
@@ -419,7 +510,7 @@
           <w:bCs/>
           <w:sz w:val="24"/>
         </w:rPr>
-        <w:t>破娃酱（ @BreakWa11 ）：</w:t>
+        <w:t>破娃酱（@BreakWa11）：</w:t>
       </w:r>
     </w:p>
     <w:p>
@@ -464,7 +555,23 @@
           <w:rFonts w:hint="eastAsia"/>
           <w:szCs w:val="22"/>
         </w:rPr>
-        <w:t>，ShadowsocksR协议作者</w:t>
+        <w:t>，</w:t>
+      </w:r>
+      <w:proofErr w:type="spellStart"/>
+      <w:r>
+        <w:rPr>
+          <w:rFonts w:hint="eastAsia"/>
+          <w:szCs w:val="22"/>
+        </w:rPr>
+        <w:t>ShadowsocksR</w:t>
+      </w:r>
+      <w:proofErr w:type="spellEnd"/>
+      <w:r>
+        <w:rPr>
+          <w:rFonts w:hint="eastAsia"/>
+          <w:szCs w:val="22"/>
+        </w:rPr>
+        <w:t>协议作者</w:t>
       </w:r>
     </w:p>
     <w:p>
@@ -519,7 +626,7 @@
           <w:bCs/>
           <w:sz w:val="24"/>
         </w:rPr>
-        <w:t>刘亚晨（ @Blankwonder ）：</w:t>
+        <w:t>刘亚晨（@Blankwonder）：</w:t>
       </w:r>
     </w:p>
     <w:p>
@@ -551,7 +658,21 @@
           <w:rFonts w:hint="eastAsia"/>
           <w:szCs w:val="22"/>
         </w:rPr>
-        <w:t>大四生，Surge作者，</w:t>
+        <w:t>大四生，</w:t>
+      </w:r>
+      <w:r>
+        <w:rPr>
+          <w:rFonts w:hint="eastAsia"/>
+          <w:szCs w:val="22"/>
+        </w:rPr>
+        <w:t>Snell协议、</w:t>
+      </w:r>
+      <w:r>
+        <w:rPr>
+          <w:rFonts w:hint="eastAsia"/>
+          <w:szCs w:val="22"/>
+        </w:rPr>
+        <w:t>Surge作者，</w:t>
       </w:r>
       <w:r>
         <w:rPr>
@@ -646,7 +767,7 @@
           <w:bCs/>
           <w:sz w:val="24"/>
         </w:rPr>
-        <w:t>Victoria（ @VictoriaRaymond ）：</w:t>
+        <w:t>Victoria（@VictoriaRaymond）：</w:t>
       </w:r>
     </w:p>
     <w:p>
@@ -678,7 +799,44 @@
           <w:rFonts w:hint="eastAsia"/>
           <w:szCs w:val="22"/>
         </w:rPr>
-        <w:t>，v2ray-core作者，在一次旅游中失</w:t>
+        <w:t>，</w:t>
+      </w:r>
+      <w:r>
+        <w:rPr>
+          <w:rFonts w:hint="eastAsia"/>
+          <w:szCs w:val="22"/>
+        </w:rPr>
+        <w:t>学园社团Project V的首领，</w:t>
+      </w:r>
+      <w:proofErr w:type="spellStart"/>
+      <w:r>
+        <w:rPr>
+          <w:rFonts w:hint="eastAsia"/>
+          <w:szCs w:val="22"/>
+        </w:rPr>
+        <w:t>VM</w:t>
+      </w:r>
+      <w:r>
+        <w:rPr>
+          <w:rFonts w:hint="eastAsia"/>
+          <w:szCs w:val="22"/>
+        </w:rPr>
+        <w:t>ess</w:t>
+      </w:r>
+      <w:proofErr w:type="spellEnd"/>
+      <w:r>
+        <w:rPr>
+          <w:rFonts w:hint="eastAsia"/>
+          <w:szCs w:val="22"/>
+        </w:rPr>
+        <w:t>协议、</w:t>
+      </w:r>
+      <w:r>
+        <w:rPr>
+          <w:rFonts w:hint="eastAsia"/>
+          <w:szCs w:val="22"/>
+        </w:rPr>
+        <w:t>v2ray-core作者，在一次旅游中失</w:t>
       </w:r>
       <w:r>
         <w:rPr>
@@ -740,14 +898,25 @@
           <w:sz w:val="24"/>
         </w:rPr>
       </w:pPr>
-      <w:r>
-        <w:rPr>
-          <w:rFonts w:hint="eastAsia"/>
-          <w:b/>
-          <w:bCs/>
-          <w:sz w:val="24"/>
-        </w:rPr>
-        <w:t>GreaterFire（ @GreaterFire ）：</w:t>
+      <w:proofErr w:type="spellStart"/>
+      <w:r>
+        <w:rPr>
+          <w:rFonts w:hint="eastAsia"/>
+          <w:b/>
+          <w:bCs/>
+          <w:sz w:val="24"/>
+        </w:rPr>
+        <w:t>GreaterFire</w:t>
+      </w:r>
+      <w:proofErr w:type="spellEnd"/>
+      <w:r>
+        <w:rPr>
+          <w:rFonts w:hint="eastAsia"/>
+          <w:b/>
+          <w:bCs/>
+          <w:sz w:val="24"/>
+        </w:rPr>
+        <w:t>（@GreaterFire）：</w:t>
       </w:r>
     </w:p>
     <w:p>
@@ -826,7 +995,7 @@
           <w:bCs/>
           <w:sz w:val="24"/>
         </w:rPr>
-        <w:t>D大（ @Dreamacro ）：</w:t>
+        <w:t>D大（@Dreamacro）：</w:t>
       </w:r>
     </w:p>
     <w:p>
@@ -912,7 +1081,7 @@
           <w:bCs/>
           <w:sz w:val="24"/>
         </w:rPr>
-        <w:t>F大（ @Fndroid ）：</w:t>
+        <w:t>F大（@Fndroid）：</w:t>
       </w:r>
     </w:p>
     <w:p>
@@ -1004,7 +1173,7 @@
           <w:bCs/>
           <w:sz w:val="24"/>
         </w:rPr>
-        <w:t>K大（ @Kr328 ）：</w:t>
+        <w:t>K大（@Kr328）：</w:t>
       </w:r>
     </w:p>
     <w:p>
@@ -1099,7 +1268,7 @@
           <w:bCs/>
           <w:sz w:val="24"/>
         </w:rPr>
-        <w:t>YC（ @yichengchen ）：</w:t>
+        <w:t>YC（@yichengchen）：</w:t>
       </w:r>
     </w:p>
     <w:p>
@@ -1130,7 +1299,23 @@
           <w:rFonts w:hint="eastAsia"/>
           <w:szCs w:val="22"/>
         </w:rPr>
-        <w:t>大三生，ClashX作者</w:t>
+        <w:t>大三生，</w:t>
+      </w:r>
+      <w:proofErr w:type="spellStart"/>
+      <w:r>
+        <w:rPr>
+          <w:rFonts w:hint="eastAsia"/>
+          <w:szCs w:val="22"/>
+        </w:rPr>
+        <w:t>ClashX</w:t>
+      </w:r>
+      <w:proofErr w:type="spellEnd"/>
+      <w:r>
+        <w:rPr>
+          <w:rFonts w:hint="eastAsia"/>
+          <w:szCs w:val="22"/>
+        </w:rPr>
+        <w:t>作者</w:t>
       </w:r>
     </w:p>
     <w:p>
@@ -1185,7 +1370,7 @@
           <w:bCs/>
           <w:sz w:val="24"/>
         </w:rPr>
-        <w:t>尘大（ @2dust ）：</w:t>
+        <w:t>尘大（@2dust）：</w:t>
       </w:r>
     </w:p>
     <w:p>
@@ -1273,14 +1458,26 @@
           <w:sz w:val="24"/>
         </w:rPr>
       </w:pPr>
-      <w:r>
-        <w:rPr>
-          <w:rFonts w:hint="eastAsia"/>
-          <w:b/>
-          <w:bCs/>
-          <w:sz w:val="24"/>
-        </w:rPr>
-        <w:t>wwq（ @wwqgtxx ）</w:t>
+      <w:proofErr w:type="spellStart"/>
+      <w:r>
+        <w:rPr>
+          <w:rFonts w:hint="eastAsia"/>
+          <w:b/>
+          <w:bCs/>
+          <w:sz w:val="24"/>
+        </w:rPr>
+        <w:lastRenderedPageBreak/>
+        <w:t>wwq</w:t>
+      </w:r>
+      <w:proofErr w:type="spellEnd"/>
+      <w:r>
+        <w:rPr>
+          <w:rFonts w:hint="eastAsia"/>
+          <w:b/>
+          <w:bCs/>
+          <w:sz w:val="24"/>
+        </w:rPr>
+        <w:t>（@wwqgtxx）</w:t>
       </w:r>
       <w:r>
         <w:rPr>
@@ -1306,7 +1503,904 @@
           <w:bCs/>
           <w:szCs w:val="22"/>
         </w:rPr>
+        <w:t>简介：</w:t>
+      </w:r>
+      <w:r>
+        <w:rPr>
+          <w:rFonts w:hint="eastAsia"/>
+          <w:szCs w:val="22"/>
+        </w:rPr>
+        <w:t>戴莉女子科技学园</w:t>
+      </w:r>
+      <w:r>
+        <w:rPr>
+          <w:rFonts w:hint="eastAsia"/>
+          <w:szCs w:val="22"/>
+        </w:rPr>
+        <w:t>研究生中</w:t>
+      </w:r>
+      <w:r>
+        <w:rPr>
+          <w:rFonts w:hint="eastAsia"/>
+          <w:szCs w:val="22"/>
+        </w:rPr>
+        <w:t>的</w:t>
+      </w:r>
+      <w:r>
+        <w:rPr>
+          <w:rFonts w:hint="eastAsia"/>
+          <w:szCs w:val="22"/>
+        </w:rPr>
+        <w:t>校花，</w:t>
+      </w:r>
+      <w:r>
+        <w:rPr>
+          <w:rFonts w:hint="eastAsia"/>
+          <w:szCs w:val="22"/>
+        </w:rPr>
+        <w:t>学园社团</w:t>
+      </w:r>
+      <w:proofErr w:type="spellStart"/>
+      <w:r>
+        <w:rPr>
+          <w:rFonts w:hint="eastAsia"/>
+          <w:szCs w:val="22"/>
+        </w:rPr>
+        <w:t>MetaCubeX</w:t>
+      </w:r>
+      <w:proofErr w:type="spellEnd"/>
+      <w:r>
+        <w:rPr>
+          <w:rFonts w:hint="eastAsia"/>
+          <w:szCs w:val="22"/>
+        </w:rPr>
+        <w:t>无可争议的领导者，</w:t>
+      </w:r>
+      <w:r>
+        <w:rPr>
+          <w:rFonts w:hint="eastAsia"/>
+          <w:szCs w:val="22"/>
+        </w:rPr>
+        <w:t>曾基于</w:t>
+      </w:r>
+      <w:proofErr w:type="spellStart"/>
+      <w:r>
+        <w:rPr>
+          <w:rFonts w:hint="eastAsia"/>
+          <w:szCs w:val="22"/>
+        </w:rPr>
+        <w:t>GoAgent</w:t>
+      </w:r>
+      <w:proofErr w:type="spellEnd"/>
+      <w:r>
+        <w:rPr>
+          <w:rFonts w:hint="eastAsia"/>
+          <w:szCs w:val="22"/>
+        </w:rPr>
+        <w:t>开发出了</w:t>
+      </w:r>
+      <w:proofErr w:type="spellStart"/>
+      <w:r>
+        <w:rPr>
+          <w:rFonts w:hint="eastAsia"/>
+          <w:szCs w:val="22"/>
+        </w:rPr>
+        <w:t>GreatAgent</w:t>
+      </w:r>
+      <w:proofErr w:type="spellEnd"/>
+      <w:r>
+        <w:rPr>
+          <w:rFonts w:hint="eastAsia"/>
+          <w:szCs w:val="22"/>
+        </w:rPr>
+        <w:t>，后又基于Clash开发出家喻户晓的</w:t>
+      </w:r>
+      <w:proofErr w:type="spellStart"/>
+      <w:r>
+        <w:rPr>
+          <w:rFonts w:hint="eastAsia"/>
+          <w:szCs w:val="22"/>
+        </w:rPr>
+        <w:t>Mihomo</w:t>
+      </w:r>
+      <w:proofErr w:type="spellEnd"/>
+      <w:r>
+        <w:rPr>
+          <w:rFonts w:hint="eastAsia"/>
+          <w:szCs w:val="22"/>
+        </w:rPr>
+        <w:t>，</w:t>
+      </w:r>
+      <w:r>
+        <w:rPr>
+          <w:rFonts w:hint="eastAsia"/>
+          <w:szCs w:val="22"/>
+        </w:rPr>
+        <w:t>扛起了新时代的大旗</w:t>
+      </w:r>
+    </w:p>
+    <w:p>
+      <w:pPr>
+        <w:spacing w:line="240" w:lineRule="auto"/>
+        <w:rPr>
+          <w:szCs w:val="22"/>
+        </w:rPr>
+      </w:pPr>
+      <w:r>
+        <w:rPr>
+          <w:b/>
+          <w:bCs/>
+        </w:rPr>
+        <w:t>外貌：</w:t>
+      </w:r>
+      <w:r>
+        <w:t>乌黑长发披肩，眼睛明亮；喜欢白色针织衫搭配浅绿色长裙，常带着温和的笑容。</w:t>
+      </w:r>
+    </w:p>
+    <w:p>
+      <w:pPr>
+        <w:spacing w:line="240" w:lineRule="auto"/>
+        <w:rPr>
+          <w:szCs w:val="22"/>
+        </w:rPr>
+      </w:pPr>
+      <w:r>
+        <w:rPr>
+          <w:rFonts w:hint="eastAsia"/>
+          <w:b/>
+          <w:bCs/>
+          <w:szCs w:val="22"/>
+        </w:rPr>
+        <w:t>关键词：</w:t>
+      </w:r>
+      <w:r>
+        <w:rPr>
+          <w:rFonts w:hint="eastAsia"/>
+          <w:szCs w:val="22"/>
+        </w:rPr>
+        <w:t>善良；温柔；可靠；有领导力</w:t>
+      </w:r>
+    </w:p>
+    <w:p>
+      <w:pPr>
+        <w:spacing w:line="240" w:lineRule="auto"/>
+        <w:rPr>
+          <w:b/>
+          <w:bCs/>
+          <w:sz w:val="24"/>
+        </w:rPr>
+      </w:pPr>
+      <w:proofErr w:type="spellStart"/>
+      <w:r>
+        <w:rPr>
+          <w:rFonts w:hint="eastAsia"/>
+          <w:b/>
+          <w:bCs/>
+          <w:sz w:val="24"/>
+        </w:rPr>
+        <w:t>klz</w:t>
+      </w:r>
+      <w:proofErr w:type="spellEnd"/>
+      <w:r>
+        <w:rPr>
+          <w:rFonts w:hint="eastAsia"/>
+          <w:b/>
+          <w:bCs/>
+          <w:sz w:val="24"/>
+        </w:rPr>
+        <w:t>（@klzgrad）：</w:t>
+      </w:r>
+    </w:p>
+    <w:p>
+      <w:pPr>
+        <w:spacing w:line="240" w:lineRule="auto"/>
+        <w:rPr>
+          <w:strike/>
+          <w:szCs w:val="22"/>
+        </w:rPr>
+      </w:pPr>
+      <w:r>
+        <w:rPr>
+          <w:rFonts w:hint="eastAsia"/>
+          <w:b/>
+          <w:bCs/>
+          <w:szCs w:val="22"/>
+        </w:rPr>
+        <w:t>简介：</w:t>
+      </w:r>
+      <w:r>
+        <w:rPr>
+          <w:rFonts w:hint="eastAsia"/>
+          <w:szCs w:val="22"/>
+        </w:rPr>
+        <w:t>戴莉女子科技学园大二生</w:t>
+      </w:r>
+      <w:r>
+        <w:rPr>
+          <w:rFonts w:hint="eastAsia"/>
+          <w:szCs w:val="22"/>
+        </w:rPr>
+        <w:t>，</w:t>
+      </w:r>
+      <w:proofErr w:type="spellStart"/>
+      <w:r>
+        <w:rPr>
+          <w:rFonts w:hint="eastAsia"/>
+          <w:szCs w:val="22"/>
+        </w:rPr>
+        <w:t>NaiveProxy</w:t>
+      </w:r>
+      <w:proofErr w:type="spellEnd"/>
+      <w:r>
+        <w:rPr>
+          <w:rFonts w:hint="eastAsia"/>
+          <w:szCs w:val="22"/>
+        </w:rPr>
+        <w:t>协议作者</w:t>
+      </w:r>
+      <w:r>
+        <w:rPr>
+          <w:rFonts w:hint="eastAsia"/>
+          <w:szCs w:val="22"/>
+        </w:rPr>
+        <w:t>，</w:t>
+      </w:r>
+      <w:r>
+        <w:rPr>
+          <w:rFonts w:hint="eastAsia"/>
+          <w:strike/>
+          <w:szCs w:val="22"/>
+        </w:rPr>
+        <w:t>每天最喜欢做的事是和世界贴贴</w:t>
+      </w:r>
+    </w:p>
+    <w:p>
+      <w:pPr>
+        <w:spacing w:line="240" w:lineRule="auto"/>
+        <w:rPr>
+          <w:szCs w:val="22"/>
+        </w:rPr>
+      </w:pPr>
+      <w:r>
+        <w:rPr>
+          <w:b/>
+          <w:bCs/>
+        </w:rPr>
+        <w:t>外貌：</w:t>
+      </w:r>
+      <w:r>
+        <w:t>浅金色中长发，常戴圆框眼镜；偏爱白衬衫、深色长裙和低跟鞋，表面端庄，熟悉后却很有反差。</w:t>
+      </w:r>
+    </w:p>
+    <w:p>
+      <w:pPr>
+        <w:spacing w:line="240" w:lineRule="auto"/>
+        <w:rPr>
+          <w:b/>
+          <w:bCs/>
+          <w:szCs w:val="22"/>
+        </w:rPr>
+      </w:pPr>
+      <w:r>
+        <w:rPr>
+          <w:rFonts w:hint="eastAsia"/>
+          <w:b/>
+          <w:bCs/>
+          <w:szCs w:val="22"/>
+        </w:rPr>
+        <w:t>关键词：</w:t>
+      </w:r>
+      <w:r>
+        <w:rPr>
+          <w:rFonts w:hint="eastAsia"/>
+          <w:szCs w:val="22"/>
+        </w:rPr>
+        <w:t>假正经；反差萌；热情；喜欢贴贴</w:t>
+      </w:r>
+    </w:p>
+    <w:p>
+      <w:pPr>
+        <w:spacing w:line="240" w:lineRule="auto"/>
+        <w:rPr>
+          <w:b/>
+          <w:bCs/>
+          <w:sz w:val="24"/>
+        </w:rPr>
+      </w:pPr>
+      <w:r>
+        <w:rPr>
+          <w:rFonts w:hint="eastAsia"/>
+          <w:b/>
+          <w:bCs/>
+          <w:sz w:val="24"/>
+        </w:rPr>
+        <w:t>toby（@tobyxdd）：</w:t>
+      </w:r>
+    </w:p>
+    <w:p>
+      <w:pPr>
+        <w:spacing w:line="240" w:lineRule="auto"/>
+        <w:rPr>
+          <w:szCs w:val="22"/>
+        </w:rPr>
+      </w:pPr>
+      <w:r>
+        <w:rPr>
+          <w:rFonts w:hint="eastAsia"/>
+          <w:b/>
+          <w:bCs/>
+          <w:szCs w:val="22"/>
+        </w:rPr>
+        <w:t>简介：</w:t>
+      </w:r>
+      <w:r>
+        <w:rPr>
+          <w:szCs w:val="22"/>
+        </w:rPr>
+        <w:t>戴莉女子科技学园</w:t>
+      </w:r>
+      <w:r>
+        <w:rPr>
+          <w:rFonts w:hint="eastAsia"/>
+          <w:szCs w:val="22"/>
+        </w:rPr>
+        <w:t>大二生，Hysteria协议作者</w:t>
+      </w:r>
+    </w:p>
+    <w:p>
+      <w:pPr>
+        <w:spacing w:line="240" w:lineRule="auto"/>
+        <w:rPr>
+          <w:szCs w:val="22"/>
+        </w:rPr>
+      </w:pPr>
+      <w:r>
+        <w:rPr>
+          <w:b/>
+          <w:bCs/>
+        </w:rPr>
+        <w:t>外貌：</w:t>
+      </w:r>
+      <w:r>
+        <w:t>浅棕色短发微微蓬松，笑容爽朗；常穿运动外套、宽松长裤和跑鞋，看起来随时可以拉着朋友出门。</w:t>
+      </w:r>
+    </w:p>
+    <w:p>
+      <w:pPr>
+        <w:spacing w:line="240" w:lineRule="auto"/>
+        <w:rPr>
+          <w:szCs w:val="22"/>
+        </w:rPr>
+      </w:pPr>
+      <w:r>
+        <w:rPr>
+          <w:rFonts w:hint="eastAsia"/>
+          <w:b/>
+          <w:bCs/>
+          <w:szCs w:val="22"/>
+        </w:rPr>
+        <w:t>关键词：</w:t>
+      </w:r>
+      <w:r>
+        <w:rPr>
+          <w:rFonts w:hint="eastAsia"/>
+          <w:szCs w:val="22"/>
+        </w:rPr>
+        <w:t>随和；爽朗；热心；行动派</w:t>
+      </w:r>
+    </w:p>
+    <w:p>
+      <w:pPr>
+        <w:spacing w:line="240" w:lineRule="auto"/>
+        <w:rPr>
+          <w:b/>
+          <w:bCs/>
+          <w:sz w:val="24"/>
+        </w:rPr>
+      </w:pPr>
+      <w:r>
+        <w:rPr>
+          <w:rFonts w:hint="eastAsia"/>
+          <w:b/>
+          <w:bCs/>
+          <w:sz w:val="24"/>
+        </w:rPr>
+        <w:t>祭（@MatsuriDayo）：</w:t>
+      </w:r>
+    </w:p>
+    <w:p>
+      <w:pPr>
+        <w:spacing w:line="240" w:lineRule="auto"/>
+        <w:rPr>
+          <w:szCs w:val="22"/>
+        </w:rPr>
+      </w:pPr>
+      <w:r>
+        <w:rPr>
+          <w:rFonts w:hint="eastAsia"/>
+          <w:b/>
+          <w:bCs/>
+          <w:szCs w:val="22"/>
+        </w:rPr>
+        <w:t>简介：</w:t>
+      </w:r>
+      <w:r>
+        <w:rPr>
+          <w:rFonts w:hint="eastAsia"/>
+          <w:szCs w:val="22"/>
+        </w:rPr>
+        <w:t>戴莉女子科技学园大二生</w:t>
+      </w:r>
+      <w:r>
+        <w:rPr>
+          <w:rFonts w:hint="eastAsia"/>
+          <w:szCs w:val="22"/>
+        </w:rPr>
+        <w:t>，</w:t>
+      </w:r>
+      <w:proofErr w:type="spellStart"/>
+      <w:r>
+        <w:rPr>
+          <w:rFonts w:hint="eastAsia"/>
+          <w:szCs w:val="22"/>
+        </w:rPr>
+        <w:t>Nekobox</w:t>
+      </w:r>
+      <w:proofErr w:type="spellEnd"/>
+      <w:r>
+        <w:rPr>
+          <w:rFonts w:hint="eastAsia"/>
+          <w:szCs w:val="22"/>
+        </w:rPr>
+        <w:t>与</w:t>
+      </w:r>
+      <w:proofErr w:type="spellStart"/>
+      <w:r>
+        <w:rPr>
+          <w:rFonts w:hint="eastAsia"/>
+          <w:szCs w:val="22"/>
+        </w:rPr>
+        <w:t>Nekoray</w:t>
+      </w:r>
+      <w:proofErr w:type="spellEnd"/>
+      <w:r>
+        <w:rPr>
+          <w:rFonts w:hint="eastAsia"/>
+          <w:szCs w:val="22"/>
+        </w:rPr>
+        <w:t>作者</w:t>
+      </w:r>
+    </w:p>
+    <w:p>
+      <w:pPr>
+        <w:spacing w:line="240" w:lineRule="auto"/>
+        <w:rPr>
+          <w:szCs w:val="22"/>
+        </w:rPr>
+      </w:pPr>
+      <w:r>
+        <w:rPr>
+          <w:b/>
+          <w:bCs/>
+        </w:rPr>
+        <w:t>外貌：</w:t>
+      </w:r>
+      <w:r>
+        <w:t>黑色双马尾，发尾略翘；喜欢带有</w:t>
+      </w:r>
+      <w:r>
+        <w:rPr>
+          <w:rFonts w:hint="eastAsia"/>
+        </w:rPr>
+        <w:t>猫羽雫</w:t>
+      </w:r>
+      <w:r>
+        <w:t>元素的宽松外套和短裙，背包挂满各种小挂件。</w:t>
+      </w:r>
+    </w:p>
+    <w:p>
+      <w:pPr>
+        <w:spacing w:line="240" w:lineRule="auto"/>
+        <w:rPr>
+          <w:szCs w:val="22"/>
+        </w:rPr>
+      </w:pPr>
+      <w:r>
+        <w:rPr>
+          <w:rFonts w:hint="eastAsia"/>
+          <w:b/>
+          <w:bCs/>
+          <w:szCs w:val="22"/>
+        </w:rPr>
+        <w:t>关键词：</w:t>
+      </w:r>
+      <w:r>
+        <w:rPr>
+          <w:rFonts w:hint="eastAsia"/>
+          <w:szCs w:val="22"/>
+        </w:rPr>
+        <w:t>冲动；热血；直率；重感情</w:t>
+      </w:r>
+    </w:p>
+    <w:p>
+      <w:pPr>
+        <w:spacing w:line="240" w:lineRule="auto"/>
+        <w:rPr>
+          <w:b/>
+          <w:bCs/>
+          <w:sz w:val="24"/>
+        </w:rPr>
+      </w:pPr>
+      <w:r>
+        <w:rPr>
+          <w:rFonts w:hint="eastAsia"/>
+          <w:b/>
+          <w:bCs/>
+          <w:sz w:val="24"/>
+        </w:rPr>
+        <w:t>小肉鸡（@xiaorouji）：</w:t>
+      </w:r>
+    </w:p>
+    <w:p>
+      <w:pPr>
+        <w:spacing w:line="240" w:lineRule="auto"/>
+        <w:rPr>
+          <w:szCs w:val="22"/>
+        </w:rPr>
+      </w:pPr>
+      <w:r>
+        <w:rPr>
+          <w:rFonts w:hint="eastAsia"/>
+          <w:b/>
+          <w:bCs/>
+          <w:szCs w:val="22"/>
+        </w:rPr>
+        <w:t>简介：</w:t>
+      </w:r>
+      <w:r>
+        <w:rPr>
+          <w:rFonts w:hint="eastAsia"/>
+          <w:szCs w:val="22"/>
+        </w:rPr>
+        <w:t>戴莉女子科技学园大二生，</w:t>
+      </w:r>
+      <w:proofErr w:type="spellStart"/>
+      <w:r>
+        <w:rPr>
+          <w:rFonts w:hint="eastAsia"/>
+          <w:szCs w:val="22"/>
+        </w:rPr>
+        <w:t>Passwall</w:t>
+      </w:r>
+      <w:proofErr w:type="spellEnd"/>
+      <w:r>
+        <w:rPr>
+          <w:rFonts w:hint="eastAsia"/>
+          <w:szCs w:val="22"/>
+        </w:rPr>
+        <w:t>作者</w:t>
+      </w:r>
+    </w:p>
+    <w:p>
+      <w:pPr>
+        <w:spacing w:line="240" w:lineRule="auto"/>
+        <w:rPr>
+          <w:szCs w:val="22"/>
+        </w:rPr>
+      </w:pPr>
+      <w:r>
+        <w:rPr>
+          <w:b/>
+          <w:bCs/>
+        </w:rPr>
+        <w:t>外貌：</w:t>
+      </w:r>
+      <w:r>
+        <w:t>深栗色短发，戴黑框眼镜；常穿朴素连帽衫和工装裤，喜欢背容量很大的双肩包。</w:t>
+      </w:r>
+    </w:p>
+    <w:p>
+      <w:pPr>
+        <w:spacing w:line="240" w:lineRule="auto"/>
+        <w:rPr>
+          <w:szCs w:val="22"/>
+        </w:rPr>
+      </w:pPr>
+      <w:r>
+        <w:rPr>
+          <w:b/>
+          <w:bCs/>
+        </w:rPr>
+        <w:t>关键词：</w:t>
+      </w:r>
+      <w:r>
+        <w:t>务实；低调；折腾；可靠</w:t>
+      </w:r>
+    </w:p>
+    <w:p>
+      <w:pPr>
+        <w:spacing w:line="240" w:lineRule="auto"/>
+        <w:rPr>
+          <w:b/>
+          <w:bCs/>
+          <w:sz w:val="24"/>
+        </w:rPr>
+      </w:pPr>
+      <w:proofErr w:type="spellStart"/>
+      <w:r>
+        <w:rPr>
+          <w:rFonts w:hint="eastAsia"/>
+          <w:b/>
+          <w:bCs/>
+          <w:sz w:val="24"/>
+        </w:rPr>
+        <w:t>dyhkwong</w:t>
+      </w:r>
+      <w:proofErr w:type="spellEnd"/>
+      <w:r>
+        <w:rPr>
+          <w:rFonts w:hint="eastAsia"/>
+          <w:b/>
+          <w:bCs/>
+          <w:sz w:val="24"/>
+        </w:rPr>
+        <w:t>（@dyhkwong</w:t>
+      </w:r>
+      <w:r>
+        <w:rPr>
+          <w:b/>
+          <w:bCs/>
+          <w:sz w:val="24"/>
+        </w:rPr>
+        <w:t>）</w:t>
+      </w:r>
+      <w:r>
+        <w:rPr>
+          <w:rFonts w:hint="eastAsia"/>
+          <w:b/>
+          <w:bCs/>
+          <w:sz w:val="24"/>
+        </w:rPr>
+        <w:t>：</w:t>
+      </w:r>
+    </w:p>
+    <w:p>
+      <w:pPr>
+        <w:spacing w:line="240" w:lineRule="auto"/>
+        <w:rPr>
+          <w:strike/>
+          <w:szCs w:val="22"/>
+        </w:rPr>
+      </w:pPr>
+      <w:r>
+        <w:rPr>
+          <w:rFonts w:hint="eastAsia"/>
+          <w:b/>
+          <w:bCs/>
+          <w:szCs w:val="22"/>
+        </w:rPr>
+        <w:t>简介：</w:t>
+      </w:r>
+      <w:r>
+        <w:rPr>
+          <w:rFonts w:hint="eastAsia"/>
+          <w:szCs w:val="22"/>
+        </w:rPr>
+        <w:t>戴莉女子科技学园大一生</w:t>
+      </w:r>
+      <w:r>
+        <w:rPr>
+          <w:rFonts w:hint="eastAsia"/>
+          <w:szCs w:val="22"/>
+        </w:rPr>
+        <w:t>，Exclave作者</w:t>
+      </w:r>
+      <w:r>
+        <w:rPr>
+          <w:rFonts w:hint="eastAsia"/>
+          <w:szCs w:val="22"/>
+        </w:rPr>
+        <w:t>，</w:t>
+      </w:r>
+      <w:r>
+        <w:rPr>
+          <w:rFonts w:hint="eastAsia"/>
+          <w:strike/>
+          <w:szCs w:val="22"/>
+        </w:rPr>
+        <w:t>经常嘲弄R主席犯的错误</w:t>
+      </w:r>
+    </w:p>
+    <w:p>
+      <w:pPr>
+        <w:spacing w:line="240" w:lineRule="auto"/>
+        <w:rPr>
+          <w:szCs w:val="22"/>
+        </w:rPr>
+      </w:pPr>
+      <w:r>
+        <w:rPr>
+          <w:b/>
+          <w:bCs/>
+        </w:rPr>
+        <w:t>外貌：</w:t>
+      </w:r>
+      <w:r>
+        <w:t>黑色短发，刘海略显凌乱；常穿宽大的学院风外套和球鞋，说话时习惯微微挑眉。</w:t>
+      </w:r>
+    </w:p>
+    <w:p>
+      <w:pPr>
+        <w:spacing w:line="240" w:lineRule="auto"/>
+        <w:rPr>
+          <w:b/>
+          <w:bCs/>
+          <w:szCs w:val="22"/>
+        </w:rPr>
+      </w:pPr>
+      <w:r>
+        <w:rPr>
+          <w:b/>
+          <w:bCs/>
+        </w:rPr>
+        <w:t>关键词：</w:t>
+      </w:r>
+      <w:r>
+        <w:t>毒舌；吐槽；敏锐；年轻气盛</w:t>
+      </w:r>
+    </w:p>
+    <w:p>
+      <w:pPr>
+        <w:spacing w:line="240" w:lineRule="auto"/>
+        <w:rPr>
+          <w:b/>
+          <w:bCs/>
+          <w:sz w:val="24"/>
+        </w:rPr>
+      </w:pPr>
+      <w:r>
+        <w:rPr>
+          <w:rFonts w:hint="eastAsia"/>
+          <w:b/>
+          <w:bCs/>
+          <w:sz w:val="24"/>
+        </w:rPr>
+        <w:t>薄荷（@</w:t>
+      </w:r>
+      <w:r>
+        <w:rPr>
+          <w:rFonts w:hint="eastAsia"/>
+          <w:b/>
+          <w:bCs/>
+          <w:sz w:val="24"/>
+        </w:rPr>
+        <w:t>nekolsd）：</w:t>
+      </w:r>
+    </w:p>
+    <w:p>
+      <w:pPr>
+        <w:spacing w:line="240" w:lineRule="auto"/>
+        <w:rPr>
+          <w:szCs w:val="22"/>
+        </w:rPr>
+      </w:pPr>
+      <w:r>
+        <w:rPr>
+          <w:rFonts w:hint="eastAsia"/>
+          <w:b/>
+          <w:bCs/>
+          <w:szCs w:val="22"/>
+        </w:rPr>
+        <w:t>简介：</w:t>
+      </w:r>
+      <w:r>
+        <w:rPr>
+          <w:rFonts w:hint="eastAsia"/>
+          <w:szCs w:val="22"/>
+        </w:rPr>
+        <w:t>戴莉女子科技学园大二生</w:t>
+      </w:r>
+      <w:r>
+        <w:rPr>
+          <w:rFonts w:hint="eastAsia"/>
+          <w:szCs w:val="22"/>
+        </w:rPr>
+        <w:t>，学园社团Project X副主席</w:t>
+      </w:r>
+      <w:r>
+        <w:rPr>
+          <w:rFonts w:hint="eastAsia"/>
+          <w:szCs w:val="22"/>
+        </w:rPr>
+        <w:t>，</w:t>
+      </w:r>
+      <w:r>
+        <w:rPr>
+          <w:rFonts w:hint="eastAsia"/>
+          <w:strike/>
+          <w:szCs w:val="22"/>
+        </w:rPr>
+        <w:t>喜欢嗑R主席和世界的CP</w:t>
+      </w:r>
+    </w:p>
+    <w:p>
+      <w:pPr>
+        <w:spacing w:line="240" w:lineRule="auto"/>
+        <w:rPr>
+          <w:szCs w:val="22"/>
+        </w:rPr>
+      </w:pPr>
+      <w:r>
+        <w:rPr>
+          <w:b/>
+          <w:bCs/>
+        </w:rPr>
+        <w:t>外貌：</w:t>
+      </w:r>
+      <w:r>
+        <w:t>薄荷绿色长发，发尾微卷；喜欢清爽的浅色连衣裙，胸前常别着社团徽章，表情总带着发现新八卦时的兴奋。</w:t>
+      </w:r>
+    </w:p>
+    <w:p>
+      <w:pPr>
+        <w:spacing w:line="240" w:lineRule="auto"/>
+        <w:rPr>
+          <w:b/>
+          <w:bCs/>
+          <w:szCs w:val="22"/>
+        </w:rPr>
+      </w:pPr>
+      <w:r>
+        <w:rPr>
+          <w:rFonts w:hint="eastAsia"/>
+          <w:b/>
+          <w:bCs/>
+          <w:szCs w:val="22"/>
+        </w:rPr>
         <w:lastRenderedPageBreak/>
+        <w:t>关键词：</w:t>
+      </w:r>
+      <w:r>
+        <w:rPr>
+          <w:rFonts w:hint="eastAsia"/>
+          <w:szCs w:val="22"/>
+        </w:rPr>
+        <w:t>抽象；脑洞大；嗑CP；八卦雷达</w:t>
+      </w:r>
+    </w:p>
+    <w:p>
+      <w:pPr>
+        <w:spacing w:line="240" w:lineRule="auto"/>
+        <w:rPr>
+          <w:b/>
+          <w:bCs/>
+          <w:sz w:val="24"/>
+        </w:rPr>
+      </w:pPr>
+      <w:r>
+        <w:rPr>
+          <w:rFonts w:hint="eastAsia"/>
+          <w:b/>
+          <w:bCs/>
+          <w:sz w:val="24"/>
+        </w:rPr>
+        <w:t>风扇滑翔翼（@Fangliding）：</w:t>
+      </w:r>
+    </w:p>
+    <w:p>
+      <w:pPr>
+        <w:spacing w:line="240" w:lineRule="auto"/>
+        <w:rPr>
+          <w:szCs w:val="22"/>
+        </w:rPr>
+      </w:pPr>
+      <w:r>
+        <w:rPr>
+          <w:rFonts w:hint="eastAsia"/>
+          <w:b/>
+          <w:bCs/>
+          <w:szCs w:val="22"/>
+        </w:rPr>
         <w:t>简介：</w:t>
       </w:r>
       <w:r>
@@ -1314,49 +2408,14 @@
           <w:rFonts w:hint="eastAsia"/>
           <w:szCs w:val="22"/>
         </w:rPr>
-        <w:t>戴莉女子科技学园</w:t>
-      </w:r>
-      <w:r>
-        <w:rPr>
-          <w:rFonts w:hint="eastAsia"/>
-          <w:szCs w:val="22"/>
-        </w:rPr>
-        <w:t>研究生中</w:t>
-      </w:r>
-      <w:r>
-        <w:rPr>
-          <w:rFonts w:hint="eastAsia"/>
-          <w:szCs w:val="22"/>
-        </w:rPr>
-        <w:t>的</w:t>
-      </w:r>
-      <w:r>
-        <w:rPr>
-          <w:rFonts w:hint="eastAsia"/>
-          <w:szCs w:val="22"/>
-        </w:rPr>
-        <w:t>校花，</w:t>
-      </w:r>
-      <w:r>
-        <w:rPr>
-          <w:rFonts w:hint="eastAsia"/>
-          <w:szCs w:val="22"/>
-        </w:rPr>
-        <w:t>学园社团MetaCubeX无可争议的领导者，</w:t>
-      </w:r>
-      <w:r>
-        <w:rPr>
-          <w:rFonts w:hint="eastAsia"/>
-          <w:szCs w:val="22"/>
-        </w:rPr>
-        <w:t>曾基于GoAgent开发出了GreatAgent，后又基于Clash开发出家喻户晓的Mihomo，</w:t>
-      </w:r>
-      <w:r>
-        <w:rPr>
-          <w:rFonts w:hint="eastAsia"/>
-          <w:szCs w:val="22"/>
-        </w:rPr>
-        <w:t>扛起了新时代的大旗</w:t>
+        <w:t>戴莉女子科技学园大二生</w:t>
+      </w:r>
+      <w:r>
+        <w:rPr>
+          <w:rFonts w:hint="eastAsia"/>
+          <w:szCs w:val="22"/>
+        </w:rPr>
+        <w:t>，学园社团Project X副主席</w:t>
       </w:r>
     </w:p>
     <w:p>
@@ -1374,59 +2433,293 @@
         <w:t>外貌：</w:t>
       </w:r>
       <w:r>
-        <w:t>乌黑长发披肩，眼睛明亮；喜欢白色针织衫搭配浅绿色长裙，常带着温和的笑容。</w:t>
-      </w:r>
-    </w:p>
-    <w:p>
-      <w:pPr>
-        <w:spacing w:line="240" w:lineRule="auto"/>
-        <w:rPr>
-          <w:szCs w:val="22"/>
-        </w:rPr>
-      </w:pPr>
-      <w:r>
-        <w:rPr>
-          <w:rFonts w:hint="eastAsia"/>
-          <w:b/>
-          <w:bCs/>
-          <w:szCs w:val="22"/>
+        <w:t>深灰色中长发，常扎成低马尾；喜欢轻便夹克和长裙，随身带着记录灵感的小本子。</w:t>
+      </w:r>
+    </w:p>
+    <w:p>
+      <w:pPr>
+        <w:spacing w:line="240" w:lineRule="auto"/>
+        <w:rPr>
+          <w:b/>
+          <w:bCs/>
+          <w:szCs w:val="22"/>
+        </w:rPr>
+      </w:pPr>
+      <w:r>
+        <w:rPr>
+          <w:b/>
+          <w:bCs/>
         </w:rPr>
         <w:t>关键词：</w:t>
       </w:r>
       <w:r>
-        <w:rPr>
-          <w:rFonts w:hint="eastAsia"/>
-          <w:szCs w:val="22"/>
-        </w:rPr>
-        <w:t>善良；温柔；可靠；有领导力</w:t>
-      </w:r>
-    </w:p>
-    <w:p>
-      <w:pPr>
-        <w:spacing w:line="240" w:lineRule="auto"/>
-        <w:rPr>
-          <w:b/>
-          <w:bCs/>
-          <w:sz w:val="24"/>
-        </w:rPr>
-      </w:pPr>
-      <w:r>
-        <w:rPr>
-          <w:rFonts w:hint="eastAsia"/>
-          <w:b/>
-          <w:bCs/>
-          <w:sz w:val="24"/>
-        </w:rPr>
-        <w:t>klz（ @klzgrad ）：</w:t>
-      </w:r>
-    </w:p>
-    <w:p>
-      <w:pPr>
-        <w:spacing w:line="240" w:lineRule="auto"/>
-        <w:rPr>
+        <w:t>冷静；协作；观察；执行力</w:t>
+      </w:r>
+    </w:p>
+    <w:p>
+      <w:pPr>
+        <w:spacing w:line="240" w:lineRule="auto"/>
+        <w:rPr>
+          <w:b/>
+          <w:bCs/>
+          <w:sz w:val="24"/>
+        </w:rPr>
+      </w:pPr>
+      <w:r>
+        <w:rPr>
+          <w:rFonts w:hint="eastAsia"/>
+          <w:b/>
+          <w:bCs/>
+          <w:sz w:val="24"/>
+        </w:rPr>
+        <w:t>汐殇（@xishang0128）：</w:t>
+      </w:r>
+    </w:p>
+    <w:p>
+      <w:pPr>
+        <w:spacing w:line="240" w:lineRule="auto"/>
+        <w:rPr>
+          <w:szCs w:val="22"/>
+        </w:rPr>
+      </w:pPr>
+      <w:r>
+        <w:rPr>
+          <w:rFonts w:hint="eastAsia"/>
+          <w:b/>
+          <w:bCs/>
+          <w:szCs w:val="22"/>
+        </w:rPr>
+        <w:t>简介：</w:t>
+      </w:r>
+      <w:r>
+        <w:rPr>
+          <w:rFonts w:hint="eastAsia"/>
+          <w:szCs w:val="22"/>
+        </w:rPr>
+        <w:t>戴莉女子科技学园大一生</w:t>
+      </w:r>
+      <w:r>
+        <w:rPr>
+          <w:rFonts w:hint="eastAsia"/>
+          <w:szCs w:val="22"/>
+        </w:rPr>
+        <w:t>，学园社团</w:t>
+      </w:r>
+      <w:proofErr w:type="spellStart"/>
+      <w:r>
+        <w:rPr>
+          <w:rFonts w:hint="eastAsia"/>
+          <w:szCs w:val="22"/>
+        </w:rPr>
+        <w:t>MetaCubeX</w:t>
+      </w:r>
+      <w:proofErr w:type="spellEnd"/>
+      <w:r>
+        <w:rPr>
+          <w:rFonts w:hint="eastAsia"/>
+          <w:szCs w:val="22"/>
+        </w:rPr>
+        <w:t>成员，Sparkle作者</w:t>
+      </w:r>
+    </w:p>
+    <w:p>
+      <w:pPr>
+        <w:spacing w:line="240" w:lineRule="auto"/>
+        <w:rPr>
+          <w:szCs w:val="22"/>
+        </w:rPr>
+      </w:pPr>
+      <w:r>
+        <w:rPr>
+          <w:b/>
+          <w:bCs/>
+        </w:rPr>
+        <w:t>外貌：</w:t>
+      </w:r>
+      <w:r>
+        <w:t>淡</w:t>
+      </w:r>
+      <w:r>
+        <w:t>紫色长发，发梢染成浅蓝；常穿带未来感装饰的学院制服与短靴，喜欢佩戴星星形发夹。</w:t>
+      </w:r>
+    </w:p>
+    <w:p>
+      <w:pPr>
+        <w:spacing w:line="240" w:lineRule="auto"/>
+        <w:rPr>
+          <w:b/>
+          <w:bCs/>
+          <w:szCs w:val="22"/>
+        </w:rPr>
+      </w:pPr>
+      <w:r>
+        <w:rPr>
+          <w:b/>
+          <w:bCs/>
+        </w:rPr>
+        <w:t>关键词：</w:t>
+      </w:r>
+      <w:r>
+        <w:t>活泼；新潮；创意；好奇</w:t>
+      </w:r>
+    </w:p>
+    <w:p>
+      <w:pPr>
+        <w:spacing w:line="240" w:lineRule="auto"/>
+        <w:rPr>
+          <w:b/>
+          <w:bCs/>
+          <w:szCs w:val="22"/>
+        </w:rPr>
+      </w:pPr>
+      <w:proofErr w:type="spellStart"/>
+      <w:r>
+        <w:rPr>
+          <w:rFonts w:hint="eastAsia"/>
+          <w:b/>
+          <w:bCs/>
+          <w:szCs w:val="22"/>
+        </w:rPr>
+        <w:t>wonfen</w:t>
+      </w:r>
+      <w:proofErr w:type="spellEnd"/>
+      <w:r>
+        <w:rPr>
+          <w:rFonts w:hint="eastAsia"/>
+          <w:b/>
+          <w:bCs/>
+          <w:szCs w:val="22"/>
+        </w:rPr>
+        <w:t>（@wonfen</w:t>
+      </w:r>
+      <w:r>
+        <w:rPr>
+          <w:b/>
+          <w:bCs/>
+          <w:szCs w:val="22"/>
+        </w:rPr>
+        <w:t>）</w:t>
+      </w:r>
+      <w:r>
+        <w:rPr>
+          <w:rFonts w:hint="eastAsia"/>
+          <w:b/>
+          <w:bCs/>
+          <w:szCs w:val="22"/>
+        </w:rPr>
+        <w:t>：</w:t>
+      </w:r>
+    </w:p>
+    <w:p>
+      <w:pPr>
+        <w:spacing w:line="240" w:lineRule="auto"/>
+        <w:rPr>
+          <w:szCs w:val="22"/>
+        </w:rPr>
+      </w:pPr>
+      <w:r>
+        <w:rPr>
+          <w:rFonts w:hint="eastAsia"/>
+          <w:b/>
+          <w:bCs/>
+          <w:szCs w:val="22"/>
+        </w:rPr>
+        <w:t>简介：</w:t>
+      </w:r>
+      <w:r>
+        <w:rPr>
+          <w:rFonts w:hint="eastAsia"/>
+          <w:szCs w:val="22"/>
+        </w:rPr>
+        <w:t>戴莉女子科技学园大一生</w:t>
+      </w:r>
+      <w:r>
+        <w:rPr>
+          <w:rFonts w:hint="eastAsia"/>
+          <w:szCs w:val="22"/>
+        </w:rPr>
+        <w:t>，Clash Verge Rev作者</w:t>
+      </w:r>
+      <w:r>
+        <w:rPr>
+          <w:rFonts w:hint="eastAsia"/>
+          <w:szCs w:val="22"/>
+        </w:rPr>
+        <w:t>，</w:t>
+      </w:r>
+      <w:r>
+        <w:rPr>
+          <w:rFonts w:hint="eastAsia"/>
           <w:strike/>
           <w:szCs w:val="22"/>
         </w:rPr>
+        <w:t>同时还是某著名网络代理商的老板</w:t>
+      </w:r>
+    </w:p>
+    <w:p>
+      <w:pPr>
+        <w:spacing w:line="240" w:lineRule="auto"/>
+        <w:rPr>
+          <w:szCs w:val="22"/>
+        </w:rPr>
+      </w:pPr>
+      <w:r>
+        <w:rPr>
+          <w:b/>
+          <w:bCs/>
+        </w:rPr>
+        <w:t>外貌：</w:t>
+      </w:r>
+      <w:r>
+        <w:t>黑色短发梳理得一丝不苟，常穿深色西装外套与高领衫；随身携带商务风公文包。</w:t>
+      </w:r>
+    </w:p>
+    <w:p>
+      <w:pPr>
+        <w:spacing w:line="240" w:lineRule="auto"/>
+        <w:rPr>
+          <w:b/>
+          <w:bCs/>
+          <w:szCs w:val="22"/>
+        </w:rPr>
+      </w:pPr>
+      <w:r>
+        <w:rPr>
+          <w:b/>
+          <w:bCs/>
+        </w:rPr>
+        <w:t>关键词：</w:t>
+      </w:r>
+      <w:r>
+        <w:t>经营；精明；野心；商业头脑</w:t>
+      </w:r>
+    </w:p>
+    <w:p>
+      <w:pPr>
+        <w:spacing w:line="240" w:lineRule="auto"/>
+        <w:rPr>
+          <w:b/>
+          <w:bCs/>
+          <w:szCs w:val="22"/>
+        </w:rPr>
+      </w:pPr>
+      <w:r>
+        <w:rPr>
+          <w:rFonts w:hint="eastAsia"/>
+          <w:b/>
+          <w:bCs/>
+          <w:szCs w:val="22"/>
+        </w:rPr>
+        <w:t>Memory（@memory2314）：</w:t>
+      </w:r>
+    </w:p>
+    <w:p>
+      <w:pPr>
+        <w:spacing w:line="240" w:lineRule="auto"/>
+        <w:rPr>
+          <w:strike/>
+          <w:szCs w:val="22"/>
+        </w:rPr>
       </w:pPr>
       <w:r>
         <w:rPr>
@@ -1442,14 +2735,7 @@
           <w:rFonts w:hint="eastAsia"/>
           <w:szCs w:val="22"/>
         </w:rPr>
-        <w:t>戴莉女子科技学园大二生</w:t>
-      </w:r>
-      <w:r>
-        <w:rPr>
-          <w:rFonts w:hint="eastAsia"/>
-          <w:szCs w:val="22"/>
-        </w:rPr>
-        <w:t>，NaiveProxy协议作者</w:t>
+        <w:t>戴莉女子科技学园大一生</w:t>
       </w:r>
       <w:r>
         <w:rPr>
@@ -1461,10 +2747,42 @@
       <w:r>
         <w:rPr>
           <w:rFonts w:hint="eastAsia"/>
+          <w:szCs w:val="22"/>
+        </w:rPr>
+        <w:t>Clash Party作者</w:t>
+      </w:r>
+      <w:r>
+        <w:rPr>
+          <w:rFonts w:hint="eastAsia"/>
+          <w:szCs w:val="22"/>
+        </w:rPr>
+        <w:t>，</w:t>
+      </w:r>
+      <w:r>
+        <w:rPr>
+          <w:rFonts w:hint="eastAsia"/>
           <w:strike/>
           <w:szCs w:val="22"/>
         </w:rPr>
-        <w:t>每天最喜欢做的事是和世界贴贴</w:t>
+        <w:t>项目接受着</w:t>
+      </w:r>
+      <w:proofErr w:type="spellStart"/>
+      <w:r>
+        <w:rPr>
+          <w:rFonts w:hint="eastAsia"/>
+          <w:strike/>
+          <w:szCs w:val="22"/>
+        </w:rPr>
+        <w:t>wonfen</w:t>
+      </w:r>
+      <w:proofErr w:type="spellEnd"/>
+      <w:r>
+        <w:rPr>
+          <w:rFonts w:hint="eastAsia"/>
+          <w:strike/>
+          <w:szCs w:val="22"/>
+        </w:rPr>
+        <w:t>的资助</w:t>
       </w:r>
     </w:p>
     <w:p>
@@ -1482,52 +2800,46 @@
         <w:t>外貌：</w:t>
       </w:r>
       <w:r>
-        <w:t>浅金色中长发，常戴圆框眼镜；偏爱白衬衫、深色长裙和低跟鞋，表面端庄，熟悉后却很有反差。</w:t>
-      </w:r>
-    </w:p>
-    <w:p>
-      <w:pPr>
-        <w:spacing w:line="240" w:lineRule="auto"/>
-        <w:rPr>
-          <w:b/>
-          <w:bCs/>
-          <w:szCs w:val="22"/>
-        </w:rPr>
-      </w:pPr>
-      <w:r>
-        <w:rPr>
-          <w:rFonts w:hint="eastAsia"/>
-          <w:b/>
-          <w:bCs/>
-          <w:szCs w:val="22"/>
+        <w:t>深蓝色中长发，戴小巧圆形耳饰；喜欢宽松针织衫和长裙，表情平静，却常突然冒出新奇点子。</w:t>
+      </w:r>
+    </w:p>
+    <w:p>
+      <w:pPr>
+        <w:spacing w:line="240" w:lineRule="auto"/>
+        <w:rPr>
+          <w:b/>
+          <w:bCs/>
+          <w:szCs w:val="22"/>
+        </w:rPr>
+      </w:pPr>
+      <w:r>
+        <w:rPr>
+          <w:b/>
+          <w:bCs/>
         </w:rPr>
         <w:t>关键词：</w:t>
       </w:r>
       <w:r>
-        <w:rPr>
-          <w:rFonts w:hint="eastAsia"/>
-          <w:szCs w:val="22"/>
-        </w:rPr>
-        <w:t>假正经；反差萌；热情；喜欢贴贴</w:t>
-      </w:r>
-    </w:p>
-    <w:p>
-      <w:pPr>
-        <w:spacing w:line="240" w:lineRule="auto"/>
-        <w:rPr>
-          <w:b/>
-          <w:bCs/>
-          <w:sz w:val="24"/>
-        </w:rPr>
-      </w:pPr>
-      <w:r>
-        <w:rPr>
-          <w:rFonts w:hint="eastAsia"/>
-          <w:b/>
-          <w:bCs/>
-          <w:sz w:val="24"/>
-        </w:rPr>
-        <w:t>toby（ @tobyxdd ）：</w:t>
+        <w:t>灵感；独立；轻松；脑洞</w:t>
+      </w:r>
+    </w:p>
+    <w:p>
+      <w:pPr>
+        <w:spacing w:line="240" w:lineRule="auto"/>
+        <w:rPr>
+          <w:b/>
+          <w:bCs/>
+          <w:szCs w:val="22"/>
+        </w:rPr>
+      </w:pPr>
+      <w:r>
+        <w:rPr>
+          <w:rFonts w:hint="eastAsia"/>
+          <w:b/>
+          <w:bCs/>
+          <w:szCs w:val="22"/>
+        </w:rPr>
+        <w:t>陈师傅（@chen08209）：</w:t>
       </w:r>
     </w:p>
     <w:p>
@@ -1548,16 +2860,33 @@
       </w:r>
       <w:r>
         <w:rPr>
-          <w:szCs w:val="22"/>
-        </w:rPr>
-        <w:t>戴莉女子科技学园</w:t>
-      </w:r>
-      <w:r>
-        <w:rPr>
-          <w:rFonts w:hint="eastAsia"/>
-          <w:szCs w:val="22"/>
-        </w:rPr>
-        <w:t>大二生，Hysteria协议作者</w:t>
+          <w:rFonts w:hint="eastAsia"/>
+          <w:szCs w:val="22"/>
+        </w:rPr>
+        <w:t>戴莉女子科技学园大一生</w:t>
+      </w:r>
+      <w:r>
+        <w:rPr>
+          <w:rFonts w:hint="eastAsia"/>
+          <w:szCs w:val="22"/>
+        </w:rPr>
+        <w:t>，</w:t>
+      </w:r>
+      <w:proofErr w:type="spellStart"/>
+      <w:r>
+        <w:rPr>
+          <w:rFonts w:hint="eastAsia"/>
+          <w:szCs w:val="22"/>
+        </w:rPr>
+        <w:t>FlClash</w:t>
+      </w:r>
+      <w:proofErr w:type="spellEnd"/>
+      <w:r>
+        <w:rPr>
+          <w:rFonts w:hint="eastAsia"/>
+          <w:szCs w:val="22"/>
+        </w:rPr>
+        <w:t>作者</w:t>
       </w:r>
     </w:p>
     <w:p>
@@ -1575,50 +2904,91 @@
         <w:t>外貌：</w:t>
       </w:r>
       <w:r>
-        <w:t>浅棕色短发微微蓬松，笑容爽朗；常穿运动外套、宽松长裤和跑鞋，看起来随时可以拉着朋友出门。</w:t>
-      </w:r>
-    </w:p>
-    <w:p>
-      <w:pPr>
-        <w:spacing w:line="240" w:lineRule="auto"/>
-        <w:rPr>
-          <w:szCs w:val="22"/>
-        </w:rPr>
-      </w:pPr>
-      <w:r>
-        <w:rPr>
-          <w:rFonts w:hint="eastAsia"/>
-          <w:b/>
-          <w:bCs/>
-          <w:szCs w:val="22"/>
+        <w:t>黑色短发，戴黑框眼镜；偏爱简洁深色卫衣、工装裤与运动鞋，身边经常放着笔记本电脑。</w:t>
+      </w:r>
+    </w:p>
+    <w:p>
+      <w:pPr>
+        <w:spacing w:line="240" w:lineRule="auto"/>
+        <w:rPr>
+          <w:b/>
+          <w:bCs/>
+          <w:szCs w:val="22"/>
+        </w:rPr>
+      </w:pPr>
+      <w:r>
+        <w:rPr>
+          <w:b/>
+          <w:bCs/>
         </w:rPr>
         <w:t>关键词：</w:t>
       </w:r>
       <w:r>
-        <w:rPr>
-          <w:rFonts w:hint="eastAsia"/>
-          <w:szCs w:val="22"/>
-        </w:rPr>
-        <w:t>随和；爽朗；热心；行动派</w:t>
-      </w:r>
-    </w:p>
-    <w:p>
-      <w:pPr>
-        <w:spacing w:line="240" w:lineRule="auto"/>
-        <w:rPr>
-          <w:b/>
-          <w:bCs/>
-          <w:sz w:val="24"/>
-        </w:rPr>
-      </w:pPr>
-      <w:r>
-        <w:rPr>
-          <w:rFonts w:hint="eastAsia"/>
-          <w:b/>
-          <w:bCs/>
-          <w:sz w:val="24"/>
-        </w:rPr>
-        <w:t>祭（ @MatsuriDayo ）：</w:t>
+        <w:t>务实；专注；独立开发；Vibe Coding</w:t>
+      </w:r>
+    </w:p>
+    <w:p>
+      <w:pPr>
+        <w:spacing w:line="240" w:lineRule="auto"/>
+        <w:rPr>
+          <w:b/>
+          <w:bCs/>
+          <w:sz w:val="24"/>
+        </w:rPr>
+      </w:pPr>
+      <w:proofErr w:type="spellStart"/>
+      <w:r>
+        <w:rPr>
+          <w:b/>
+          <w:bCs/>
+          <w:sz w:val="24"/>
+        </w:rPr>
+        <w:t>Majo</w:t>
+      </w:r>
+      <w:r>
+        <w:rPr>
+          <w:rFonts w:hint="eastAsia"/>
+          <w:b/>
+          <w:bCs/>
+          <w:sz w:val="24"/>
+        </w:rPr>
+        <w:t>k</w:t>
+      </w:r>
+      <w:r>
+        <w:rPr>
+          <w:b/>
+          <w:bCs/>
+          <w:sz w:val="24"/>
+        </w:rPr>
+        <w:t>eiko</w:t>
+      </w:r>
+      <w:proofErr w:type="spellEnd"/>
+      <w:r>
+        <w:rPr>
+          <w:rFonts w:hint="eastAsia"/>
+          <w:b/>
+          <w:bCs/>
+          <w:sz w:val="24"/>
+        </w:rPr>
+        <w:t>（@</w:t>
+      </w:r>
+      <w:r>
+        <w:rPr>
+          <w:rFonts w:hint="eastAsia"/>
+          <w:b/>
+          <w:bCs/>
+          <w:sz w:val="24"/>
+        </w:rPr>
+        <w:t>keiko233</w:t>
+      </w:r>
+      <w:r>
+        <w:rPr>
+          <w:rFonts w:hint="eastAsia"/>
+          <w:b/>
+          <w:bCs/>
+          <w:sz w:val="24"/>
+        </w:rPr>
+        <w:t>）：</w:t>
       </w:r>
     </w:p>
     <w:p>
@@ -1642,14 +3012,37 @@
           <w:rFonts w:hint="eastAsia"/>
           <w:szCs w:val="22"/>
         </w:rPr>
-        <w:t>戴莉女子科技学园大二生</w:t>
-      </w:r>
-      <w:r>
-        <w:rPr>
-          <w:rFonts w:hint="eastAsia"/>
-          <w:szCs w:val="22"/>
-        </w:rPr>
-        <w:t>，Nekobox与Nekoray作者</w:t>
+        <w:t>戴莉女子科技学园大一生</w:t>
+      </w:r>
+      <w:r>
+        <w:rPr>
+          <w:rFonts w:hint="eastAsia"/>
+          <w:szCs w:val="22"/>
+        </w:rPr>
+        <w:t>，</w:t>
+      </w:r>
+      <w:r>
+        <w:rPr>
+          <w:rFonts w:hint="eastAsia"/>
+          <w:szCs w:val="22"/>
+        </w:rPr>
+        <w:t xml:space="preserve">Clash </w:t>
+      </w:r>
+      <w:proofErr w:type="spellStart"/>
+      <w:r>
+        <w:rPr>
+          <w:rFonts w:hint="eastAsia"/>
+          <w:szCs w:val="22"/>
+        </w:rPr>
+        <w:t>Nyanpasu</w:t>
+      </w:r>
+      <w:proofErr w:type="spellEnd"/>
+      <w:r>
+        <w:rPr>
+          <w:rFonts w:hint="eastAsia"/>
+          <w:szCs w:val="22"/>
+        </w:rPr>
+        <w:t>作者</w:t>
       </w:r>
     </w:p>
     <w:p>
@@ -1667,16 +3060,7 @@
         <w:t>外貌：</w:t>
       </w:r>
       <w:r>
-        <w:t>黑色双马尾，发尾略翘；喜欢带有</w:t>
-      </w:r>
-      <w:r>
-        <w:rPr>
-          <w:rFonts w:hint="eastAsia"/>
-        </w:rPr>
-        <w:t>猫羽雫</w:t>
-      </w:r>
-      <w:r>
-        <w:t>元素的宽松外套和短裙，背包挂满各种小挂件。</w:t>
+        <w:t>淡粉棕色短发，发梢微卷；喜欢浅色针织衫和百褶裙，常佩戴可爱的猫咪发饰，笑起来十分轻快。</w:t>
       </w:r>
     </w:p>
     <w:p>
@@ -1700,26 +3084,37 @@
           <w:rFonts w:hint="eastAsia"/>
           <w:szCs w:val="22"/>
         </w:rPr>
-        <w:t>冲动；热血；直率；重感情</w:t>
-      </w:r>
-    </w:p>
-    <w:p>
-      <w:pPr>
-        <w:spacing w:line="240" w:lineRule="auto"/>
-        <w:rPr>
-          <w:b/>
-          <w:bCs/>
-          <w:sz w:val="24"/>
-        </w:rPr>
-      </w:pPr>
-      <w:r>
-        <w:rPr>
-          <w:rFonts w:hint="eastAsia"/>
-          <w:b/>
-          <w:bCs/>
-          <w:sz w:val="24"/>
-        </w:rPr>
-        <w:t>小肉鸡（ @xiaorouji ）：</w:t>
+        <w:t>可爱；元气；亲切；猫咪爱好者</w:t>
+      </w:r>
+    </w:p>
+    <w:p>
+      <w:pPr>
+        <w:spacing w:line="240" w:lineRule="auto"/>
+        <w:rPr>
+          <w:b/>
+          <w:bCs/>
+          <w:sz w:val="24"/>
+        </w:rPr>
+      </w:pPr>
+      <w:proofErr w:type="spellStart"/>
+      <w:r>
+        <w:rPr>
+          <w:rFonts w:hint="eastAsia"/>
+          <w:b/>
+          <w:bCs/>
+          <w:sz w:val="24"/>
+        </w:rPr>
+        <w:t>enfein</w:t>
+      </w:r>
+      <w:proofErr w:type="spellEnd"/>
+      <w:r>
+        <w:rPr>
+          <w:rFonts w:hint="eastAsia"/>
+          <w:b/>
+          <w:bCs/>
+          <w:sz w:val="24"/>
+        </w:rPr>
+        <w:t>（@enfein）：</w:t>
       </w:r>
     </w:p>
     <w:p>
@@ -1743,7 +3138,23 @@
           <w:rFonts w:hint="eastAsia"/>
           <w:szCs w:val="22"/>
         </w:rPr>
-        <w:t>戴莉女子科技学园大二生，Passwall作者</w:t>
+        <w:t>戴莉女子科技学园大一生，</w:t>
+      </w:r>
+      <w:proofErr w:type="spellStart"/>
+      <w:r>
+        <w:rPr>
+          <w:rFonts w:hint="eastAsia"/>
+          <w:szCs w:val="22"/>
+        </w:rPr>
+        <w:t>mieru</w:t>
+      </w:r>
+      <w:proofErr w:type="spellEnd"/>
+      <w:r>
+        <w:rPr>
+          <w:rFonts w:hint="eastAsia"/>
+          <w:szCs w:val="22"/>
+        </w:rPr>
+        <w:t>协议作者</w:t>
       </w:r>
     </w:p>
     <w:p>
@@ -1761,7 +3172,7 @@
         <w:t>外貌：</w:t>
       </w:r>
       <w:r>
-        <w:t>深栗色短发，戴黑框眼镜；常穿朴素连帽衫和工装裤，喜欢背容量很大的双肩包。</w:t>
+        <w:t>银白色长发，常扎成侧马尾；喜欢黑白配色的简洁服装和短靴，眼神冷静。</w:t>
       </w:r>
     </w:p>
     <w:p>
@@ -1779,50 +3190,44 @@
         <w:t>关键词：</w:t>
       </w:r>
       <w:r>
-        <w:t>务实；低调；折腾；可靠</w:t>
-      </w:r>
-    </w:p>
-    <w:p>
-      <w:pPr>
-        <w:spacing w:line="240" w:lineRule="auto"/>
-        <w:rPr>
-          <w:b/>
-          <w:bCs/>
-          <w:sz w:val="24"/>
-        </w:rPr>
-      </w:pPr>
-      <w:r>
-        <w:rPr>
-          <w:rFonts w:hint="eastAsia"/>
-          <w:b/>
-          <w:bCs/>
-          <w:sz w:val="24"/>
-        </w:rPr>
-        <w:t xml:space="preserve">dyhkwong（ @dyhkwong </w:t>
-      </w:r>
-      <w:r>
-        <w:rPr>
-          <w:b/>
-          <w:bCs/>
-          <w:sz w:val="24"/>
-        </w:rPr>
-        <w:t>）</w:t>
-      </w:r>
-      <w:r>
-        <w:rPr>
-          <w:rFonts w:hint="eastAsia"/>
-          <w:b/>
-          <w:bCs/>
-          <w:sz w:val="24"/>
-        </w:rPr>
-        <w:t>：</w:t>
-      </w:r>
-    </w:p>
-    <w:p>
-      <w:pPr>
-        <w:spacing w:line="240" w:lineRule="auto"/>
-        <w:rPr>
-          <w:strike/>
+        <w:t>冷静；实验主义；低调；技术理想</w:t>
+      </w:r>
+    </w:p>
+    <w:p>
+      <w:pPr>
+        <w:spacing w:line="240" w:lineRule="auto"/>
+        <w:rPr>
+          <w:b/>
+          <w:bCs/>
+          <w:sz w:val="24"/>
+        </w:rPr>
+      </w:pPr>
+      <w:proofErr w:type="spellStart"/>
+      <w:r>
+        <w:rPr>
+          <w:rFonts w:hint="eastAsia"/>
+          <w:b/>
+          <w:bCs/>
+          <w:sz w:val="24"/>
+        </w:rPr>
+        <w:lastRenderedPageBreak/>
+        <w:t>saba-futai</w:t>
+      </w:r>
+      <w:proofErr w:type="spellEnd"/>
+      <w:r>
+        <w:rPr>
+          <w:rFonts w:hint="eastAsia"/>
+          <w:b/>
+          <w:bCs/>
+          <w:sz w:val="24"/>
+        </w:rPr>
+        <w:t>（@saba-futai）：</w:t>
+      </w:r>
+    </w:p>
+    <w:p>
+      <w:pPr>
+        <w:spacing w:line="240" w:lineRule="auto"/>
+        <w:rPr>
           <w:szCs w:val="22"/>
         </w:rPr>
       </w:pPr>
@@ -1840,29 +3245,51 @@
           <w:rFonts w:hint="eastAsia"/>
           <w:szCs w:val="22"/>
         </w:rPr>
-        <w:t>戴莉女子科技学园大一生</w:t>
-      </w:r>
-      <w:r>
-        <w:rPr>
-          <w:rFonts w:hint="eastAsia"/>
-          <w:szCs w:val="22"/>
-        </w:rPr>
-        <w:t>，Exclave作者</w:t>
-      </w:r>
-      <w:r>
-        <w:rPr>
-          <w:rFonts w:hint="eastAsia"/>
-          <w:szCs w:val="22"/>
-        </w:rPr>
-        <w:t>，</w:t>
-      </w:r>
-      <w:r>
-        <w:rPr>
-          <w:rFonts w:hint="eastAsia"/>
-          <w:strike/>
-          <w:szCs w:val="22"/>
-        </w:rPr>
-        <w:t>经常嘲弄R主席犯的错误</w:t>
+        <w:t>戴莉女子科技学园大一生，</w:t>
+      </w:r>
+      <w:r>
+        <w:rPr>
+          <w:rFonts w:hint="eastAsia"/>
+          <w:szCs w:val="22"/>
+        </w:rPr>
+        <w:t xml:space="preserve"> SUDOKU协议、Nowhere协议、</w:t>
+      </w:r>
+      <w:r>
+        <w:rPr>
+          <w:rFonts w:hint="eastAsia"/>
+          <w:szCs w:val="22"/>
+        </w:rPr>
+        <w:t>Anywhere、Everywhere作者，</w:t>
+      </w:r>
+      <w:r>
+        <w:rPr>
+          <w:rFonts w:hint="eastAsia"/>
+          <w:szCs w:val="22"/>
+        </w:rPr>
+        <w:t>学园社团</w:t>
+      </w:r>
+      <w:proofErr w:type="spellStart"/>
+      <w:r>
+        <w:rPr>
+          <w:rFonts w:hint="eastAsia"/>
+          <w:szCs w:val="22"/>
+        </w:rPr>
+        <w:t>NodePassProject</w:t>
+      </w:r>
+      <w:proofErr w:type="spellEnd"/>
+      <w:r>
+        <w:rPr>
+          <w:rFonts w:hint="eastAsia"/>
+          <w:szCs w:val="22"/>
+        </w:rPr>
+        <w:t>元老</w:t>
+      </w:r>
+      <w:r>
+        <w:rPr>
+          <w:rFonts w:hint="eastAsia"/>
+          <w:szCs w:val="22"/>
+        </w:rPr>
+        <w:t>，伪明文加密与混淆领域的重要人物</w:t>
       </w:r>
     </w:p>
     <w:p>
@@ -1880,17 +3307,12 @@
         <w:t>外貌：</w:t>
       </w:r>
       <w:r>
-        <w:t>黑色短发，刘海略显凌乱；常穿宽大的学院风外套和球鞋，说话时习惯微微挑眉。</w:t>
-      </w:r>
-    </w:p>
-    <w:p>
-      <w:pPr>
-        <w:spacing w:line="240" w:lineRule="auto"/>
-        <w:rPr>
-          <w:b/>
-          <w:bCs/>
-          <w:szCs w:val="22"/>
-        </w:rPr>
+        <w:t>墨绿色长发，戴细框眼镜；常穿带复古研究者气质的长外套，衣袋里总塞着各种便签和小工具。</w:t>
+      </w:r>
+    </w:p>
+    <w:p>
+      <w:pPr>
+        <w:spacing w:line="240" w:lineRule="auto"/>
       </w:pPr>
       <w:r>
         <w:rPr>
@@ -1900,1027 +3322,77 @@
         <w:t>关键词：</w:t>
       </w:r>
       <w:r>
-        <w:t>毒舌；吐槽；敏锐；年轻气盛</w:t>
-      </w:r>
-    </w:p>
-    <w:p>
-      <w:pPr>
-        <w:spacing w:line="240" w:lineRule="auto"/>
-        <w:rPr>
-          <w:b/>
-          <w:bCs/>
-          <w:sz w:val="24"/>
-        </w:rPr>
-      </w:pPr>
-      <w:r>
-        <w:rPr>
-          <w:rFonts w:hint="eastAsia"/>
-          <w:b/>
-          <w:bCs/>
-          <w:sz w:val="24"/>
-        </w:rPr>
-        <w:t>薄荷（ @</w:t>
-      </w:r>
-      <w:r>
-        <w:rPr>
-          <w:rFonts w:hint="eastAsia"/>
-          <w:b/>
-          <w:bCs/>
-          <w:sz w:val="24"/>
-        </w:rPr>
-        <w:t>nekolsd ）：</w:t>
-      </w:r>
-    </w:p>
-    <w:p>
-      <w:pPr>
-        <w:spacing w:line="240" w:lineRule="auto"/>
-        <w:rPr>
-          <w:szCs w:val="22"/>
-        </w:rPr>
-      </w:pPr>
-      <w:r>
-        <w:rPr>
-          <w:rFonts w:hint="eastAsia"/>
-          <w:b/>
-          <w:bCs/>
-          <w:szCs w:val="22"/>
+        <w:t>软萌；认真；爱折腾；好奇心旺盛</w:t>
+      </w:r>
+    </w:p>
+    <w:p>
+      <w:pPr>
+        <w:spacing w:line="240" w:lineRule="auto"/>
+        <w:rPr>
+          <w:b/>
+          <w:bCs/>
+          <w:sz w:val="24"/>
+        </w:rPr>
+      </w:pPr>
+      <w:r>
+        <w:rPr>
+          <w:rFonts w:hint="eastAsia"/>
+          <w:b/>
+          <w:bCs/>
+          <w:sz w:val="24"/>
+        </w:rPr>
+        <w:t>Ryan</w:t>
+      </w:r>
+      <w:r>
+        <w:rPr>
+          <w:rFonts w:hint="eastAsia"/>
+          <w:b/>
+          <w:bCs/>
+          <w:sz w:val="24"/>
+        </w:rPr>
+        <w:t xml:space="preserve"> </w:t>
+      </w:r>
+      <w:r>
+        <w:rPr>
+          <w:rFonts w:hint="eastAsia"/>
+          <w:b/>
+          <w:bCs/>
+          <w:sz w:val="24"/>
+        </w:rPr>
+        <w:t>Yan（@zn0wii）：</w:t>
+      </w:r>
+    </w:p>
+    <w:p>
+      <w:pPr>
+        <w:spacing w:line="240" w:lineRule="auto"/>
+      </w:pPr>
+      <w:r>
+        <w:rPr>
+          <w:rFonts w:hint="eastAsia"/>
+          <w:b/>
+          <w:bCs/>
         </w:rPr>
         <w:t>简介：</w:t>
       </w:r>
       <w:r>
         <w:rPr>
           <w:rFonts w:hint="eastAsia"/>
-          <w:szCs w:val="22"/>
-        </w:rPr>
-        <w:t>戴莉女子科技学园大二生</w:t>
-      </w:r>
-      <w:r>
-        <w:rPr>
-          <w:rFonts w:hint="eastAsia"/>
-          <w:szCs w:val="22"/>
-        </w:rPr>
-        <w:t>，学园社团Project X副主席</w:t>
-      </w:r>
-      <w:r>
-        <w:rPr>
-          <w:rFonts w:hint="eastAsia"/>
-          <w:szCs w:val="22"/>
-        </w:rPr>
-        <w:t>，</w:t>
-      </w:r>
-      <w:r>
-        <w:rPr>
-          <w:rFonts w:hint="eastAsia"/>
-          <w:strike/>
-          <w:szCs w:val="22"/>
-        </w:rPr>
-        <w:t>喜欢嗑R主席和世界的CP</w:t>
-      </w:r>
-    </w:p>
-    <w:p>
-      <w:pPr>
-        <w:spacing w:line="240" w:lineRule="auto"/>
-        <w:rPr>
-          <w:szCs w:val="22"/>
-        </w:rPr>
-      </w:pPr>
-      <w:r>
-        <w:rPr>
-          <w:b/>
-          <w:bCs/>
-        </w:rPr>
-        <w:t>外貌：</w:t>
-      </w:r>
-      <w:r>
-        <w:t>薄荷绿色长发，发尾微卷；喜欢清爽的浅色连衣裙，胸前常别着社团徽章，表情总带着发现新八卦时的兴奋。</w:t>
-      </w:r>
-    </w:p>
-    <w:p>
-      <w:pPr>
-        <w:spacing w:line="240" w:lineRule="auto"/>
-        <w:rPr>
-          <w:b/>
-          <w:bCs/>
-          <w:szCs w:val="22"/>
-        </w:rPr>
-      </w:pPr>
-      <w:r>
-        <w:rPr>
-          <w:rFonts w:hint="eastAsia"/>
-          <w:b/>
-          <w:bCs/>
-          <w:szCs w:val="22"/>
-        </w:rPr>
-        <w:t>关键词：</w:t>
-      </w:r>
-      <w:r>
-        <w:rPr>
-          <w:rFonts w:hint="eastAsia"/>
-          <w:szCs w:val="22"/>
-        </w:rPr>
-        <w:t>抽象；脑洞大；嗑CP；八卦雷达</w:t>
-      </w:r>
-    </w:p>
-    <w:p>
-      <w:pPr>
-        <w:spacing w:line="240" w:lineRule="auto"/>
-        <w:rPr>
-          <w:b/>
-          <w:bCs/>
-          <w:sz w:val="24"/>
-        </w:rPr>
-      </w:pPr>
-      <w:r>
-        <w:rPr>
-          <w:rFonts w:hint="eastAsia"/>
-          <w:b/>
-          <w:bCs/>
-          <w:sz w:val="24"/>
-        </w:rPr>
-        <w:lastRenderedPageBreak/>
-        <w:t>风扇滑翔翼（ @Fangliding ）：</w:t>
-      </w:r>
-    </w:p>
-    <w:p>
-      <w:pPr>
-        <w:spacing w:line="240" w:lineRule="auto"/>
-        <w:rPr>
-          <w:szCs w:val="22"/>
-        </w:rPr>
-      </w:pPr>
-      <w:r>
-        <w:rPr>
-          <w:rFonts w:hint="eastAsia"/>
-          <w:b/>
-          <w:bCs/>
-          <w:szCs w:val="22"/>
-        </w:rPr>
-        <w:t>简介：</w:t>
-      </w:r>
-      <w:r>
-        <w:rPr>
-          <w:rFonts w:hint="eastAsia"/>
-          <w:szCs w:val="22"/>
-        </w:rPr>
-        <w:t>戴莉女子科技学园大二生</w:t>
-      </w:r>
-      <w:r>
-        <w:rPr>
-          <w:rFonts w:hint="eastAsia"/>
-          <w:szCs w:val="22"/>
-        </w:rPr>
-        <w:t>，学园社团Project X副主席</w:t>
-      </w:r>
-    </w:p>
-    <w:p>
-      <w:pPr>
-        <w:spacing w:line="240" w:lineRule="auto"/>
-        <w:rPr>
-          <w:szCs w:val="22"/>
-        </w:rPr>
-      </w:pPr>
-      <w:r>
-        <w:rPr>
-          <w:b/>
-          <w:bCs/>
-        </w:rPr>
-        <w:t>外貌：</w:t>
-      </w:r>
-      <w:r>
-        <w:t>深灰色中长发，常扎成低马尾；喜欢轻便夹克和长裙，随身带着记录灵感的小本子。</w:t>
-      </w:r>
-    </w:p>
-    <w:p>
-      <w:pPr>
-        <w:spacing w:line="240" w:lineRule="auto"/>
-        <w:rPr>
-          <w:b/>
-          <w:bCs/>
-          <w:szCs w:val="22"/>
-        </w:rPr>
-      </w:pPr>
-      <w:r>
-        <w:rPr>
-          <w:b/>
-          <w:bCs/>
-        </w:rPr>
-        <w:t>关键词：</w:t>
-      </w:r>
-      <w:r>
-        <w:t>冷静；协作；观察；执行力</w:t>
-      </w:r>
-    </w:p>
-    <w:p>
-      <w:pPr>
-        <w:spacing w:line="240" w:lineRule="auto"/>
-        <w:rPr>
-          <w:b/>
-          <w:bCs/>
-          <w:sz w:val="24"/>
-        </w:rPr>
-      </w:pPr>
-      <w:r>
-        <w:rPr>
-          <w:rFonts w:hint="eastAsia"/>
-          <w:b/>
-          <w:bCs/>
-          <w:sz w:val="24"/>
-        </w:rPr>
-        <w:t>汐殇（ @xishang0128 ）：</w:t>
-      </w:r>
-    </w:p>
-    <w:p>
-      <w:pPr>
-        <w:spacing w:line="240" w:lineRule="auto"/>
-        <w:rPr>
-          <w:szCs w:val="22"/>
-        </w:rPr>
-      </w:pPr>
-      <w:r>
-        <w:rPr>
-          <w:rFonts w:hint="eastAsia"/>
-          <w:b/>
-          <w:bCs/>
-          <w:szCs w:val="22"/>
-        </w:rPr>
-        <w:t>简介：</w:t>
-      </w:r>
-      <w:r>
-        <w:rPr>
-          <w:rFonts w:hint="eastAsia"/>
-          <w:szCs w:val="22"/>
-        </w:rPr>
-        <w:t>戴莉女子科技学园大一生</w:t>
-      </w:r>
-      <w:r>
-        <w:rPr>
-          <w:rFonts w:hint="eastAsia"/>
-          <w:szCs w:val="22"/>
-        </w:rPr>
-        <w:t>，学园社团MetaCubeX成员，Sparkle作者</w:t>
-      </w:r>
-    </w:p>
-    <w:p>
-      <w:pPr>
-        <w:spacing w:line="240" w:lineRule="auto"/>
-        <w:rPr>
-          <w:szCs w:val="22"/>
-        </w:rPr>
-      </w:pPr>
-      <w:r>
-        <w:rPr>
-          <w:b/>
-          <w:bCs/>
-        </w:rPr>
-        <w:t>外貌：</w:t>
-      </w:r>
-      <w:r>
-        <w:t>淡</w:t>
-      </w:r>
-      <w:r>
-        <w:t>紫色长发，发梢染成浅蓝；常穿带未来感装饰的学院制服与短靴，喜欢佩戴星星形发夹。</w:t>
-      </w:r>
-    </w:p>
-    <w:p>
-      <w:pPr>
-        <w:spacing w:line="240" w:lineRule="auto"/>
-        <w:rPr>
-          <w:b/>
-          <w:bCs/>
-          <w:szCs w:val="22"/>
-        </w:rPr>
-      </w:pPr>
-      <w:r>
-        <w:rPr>
-          <w:b/>
-          <w:bCs/>
-        </w:rPr>
-        <w:t>关键词：</w:t>
-      </w:r>
-      <w:r>
-        <w:t>活泼；新潮；创意；好奇</w:t>
-      </w:r>
-    </w:p>
-    <w:p>
-      <w:pPr>
-        <w:spacing w:line="240" w:lineRule="auto"/>
-        <w:rPr>
-          <w:b/>
-          <w:bCs/>
-          <w:szCs w:val="22"/>
-        </w:rPr>
-      </w:pPr>
-      <w:r>
-        <w:rPr>
-          <w:rFonts w:hint="eastAsia"/>
-          <w:b/>
-          <w:bCs/>
-          <w:szCs w:val="22"/>
-        </w:rPr>
-        <w:t xml:space="preserve">wonfen（ @wonfen </w:t>
-      </w:r>
-      <w:r>
-        <w:rPr>
-          <w:b/>
-          <w:bCs/>
-          <w:szCs w:val="22"/>
-        </w:rPr>
-        <w:t>）</w:t>
-      </w:r>
-      <w:r>
-        <w:rPr>
-          <w:rFonts w:hint="eastAsia"/>
-          <w:b/>
-          <w:bCs/>
-          <w:szCs w:val="22"/>
-        </w:rPr>
-        <w:t>：</w:t>
-      </w:r>
-    </w:p>
-    <w:p>
-      <w:pPr>
-        <w:spacing w:line="240" w:lineRule="auto"/>
-        <w:rPr>
-          <w:szCs w:val="22"/>
-        </w:rPr>
-      </w:pPr>
-      <w:r>
-        <w:rPr>
-          <w:rFonts w:hint="eastAsia"/>
-          <w:b/>
-          <w:bCs/>
-          <w:szCs w:val="22"/>
-        </w:rPr>
-        <w:t>简介：</w:t>
-      </w:r>
-      <w:r>
-        <w:rPr>
-          <w:rFonts w:hint="eastAsia"/>
-          <w:szCs w:val="22"/>
-        </w:rPr>
-        <w:t>戴莉女子科技学园大一生</w:t>
-      </w:r>
-      <w:r>
-        <w:rPr>
-          <w:rFonts w:hint="eastAsia"/>
-          <w:szCs w:val="22"/>
-        </w:rPr>
-        <w:t>，Clash Verge Rev作者</w:t>
-      </w:r>
-      <w:r>
-        <w:rPr>
-          <w:rFonts w:hint="eastAsia"/>
-          <w:szCs w:val="22"/>
-        </w:rPr>
-        <w:t>，</w:t>
-      </w:r>
-      <w:r>
-        <w:rPr>
-          <w:rFonts w:hint="eastAsia"/>
-          <w:strike/>
-          <w:szCs w:val="22"/>
-        </w:rPr>
-        <w:t>同时还是某著名网络代理商的老板</w:t>
-      </w:r>
-    </w:p>
-    <w:p>
-      <w:pPr>
-        <w:spacing w:line="240" w:lineRule="auto"/>
-        <w:rPr>
-          <w:szCs w:val="22"/>
-        </w:rPr>
-      </w:pPr>
-      <w:r>
-        <w:rPr>
-          <w:b/>
-          <w:bCs/>
-        </w:rPr>
-        <w:t>外貌：</w:t>
-      </w:r>
-      <w:r>
-        <w:t>黑色短发梳理得一丝不苟，常穿深色西装外套与高领衫；随身携带商务风公文包。</w:t>
-      </w:r>
-    </w:p>
-    <w:p>
-      <w:pPr>
-        <w:spacing w:line="240" w:lineRule="auto"/>
-        <w:rPr>
-          <w:b/>
-          <w:bCs/>
-          <w:szCs w:val="22"/>
-        </w:rPr>
-      </w:pPr>
-      <w:r>
-        <w:rPr>
-          <w:b/>
-          <w:bCs/>
-        </w:rPr>
-        <w:t>关键词：</w:t>
-      </w:r>
-      <w:r>
-        <w:t>经营；精明；野心；商业头脑</w:t>
-      </w:r>
-    </w:p>
-    <w:p>
-      <w:pPr>
-        <w:spacing w:line="240" w:lineRule="auto"/>
-        <w:rPr>
-          <w:b/>
-          <w:bCs/>
-          <w:szCs w:val="22"/>
-        </w:rPr>
-      </w:pPr>
-      <w:r>
-        <w:rPr>
-          <w:rFonts w:hint="eastAsia"/>
-          <w:b/>
-          <w:bCs/>
-          <w:szCs w:val="22"/>
-        </w:rPr>
-        <w:t>Memory（ @memory2314 ）：</w:t>
-      </w:r>
-    </w:p>
-    <w:p>
-      <w:pPr>
-        <w:spacing w:line="240" w:lineRule="auto"/>
-        <w:rPr>
-          <w:strike/>
-          <w:szCs w:val="22"/>
-        </w:rPr>
-      </w:pPr>
-      <w:r>
-        <w:rPr>
-          <w:rFonts w:hint="eastAsia"/>
-          <w:b/>
-          <w:bCs/>
-          <w:szCs w:val="22"/>
-        </w:rPr>
-        <w:t>简介：</w:t>
-      </w:r>
-      <w:r>
-        <w:rPr>
-          <w:rFonts w:hint="eastAsia"/>
-          <w:szCs w:val="22"/>
-        </w:rPr>
-        <w:t>戴莉女子科技学园大一生</w:t>
-      </w:r>
-      <w:r>
-        <w:rPr>
-          <w:rFonts w:hint="eastAsia"/>
-          <w:szCs w:val="22"/>
-        </w:rPr>
-        <w:t>，</w:t>
-      </w:r>
-      <w:r>
-        <w:rPr>
-          <w:rFonts w:hint="eastAsia"/>
-          <w:szCs w:val="22"/>
-        </w:rPr>
-        <w:t>Clash Party作者</w:t>
-      </w:r>
-      <w:r>
-        <w:rPr>
-          <w:rFonts w:hint="eastAsia"/>
-          <w:szCs w:val="22"/>
-        </w:rPr>
-        <w:t>，</w:t>
-      </w:r>
-      <w:r>
-        <w:rPr>
-          <w:rFonts w:hint="eastAsia"/>
-          <w:strike/>
-          <w:szCs w:val="22"/>
-        </w:rPr>
-        <w:t>项目接受着wonfen的资助</w:t>
-      </w:r>
-    </w:p>
-    <w:p>
-      <w:pPr>
-        <w:spacing w:line="240" w:lineRule="auto"/>
-        <w:rPr>
-          <w:szCs w:val="22"/>
-        </w:rPr>
-      </w:pPr>
-      <w:r>
-        <w:rPr>
-          <w:b/>
-          <w:bCs/>
-        </w:rPr>
-        <w:t>外貌：</w:t>
-      </w:r>
-      <w:r>
-        <w:t>深蓝色中长发，戴小巧圆形耳饰；喜欢宽松针织衫和长裙，表情平静，却常突然冒出新奇点子。</w:t>
-      </w:r>
-    </w:p>
-    <w:p>
-      <w:pPr>
-        <w:spacing w:line="240" w:lineRule="auto"/>
-        <w:rPr>
-          <w:b/>
-          <w:bCs/>
-          <w:szCs w:val="22"/>
-        </w:rPr>
-      </w:pPr>
-      <w:r>
-        <w:rPr>
-          <w:b/>
-          <w:bCs/>
-        </w:rPr>
-        <w:t>关键词：</w:t>
-      </w:r>
-      <w:r>
-        <w:t>灵感；独立；轻松；脑洞</w:t>
-      </w:r>
-    </w:p>
-    <w:p>
-      <w:pPr>
-        <w:spacing w:line="240" w:lineRule="auto"/>
-        <w:rPr>
-          <w:b/>
-          <w:bCs/>
-          <w:szCs w:val="22"/>
-        </w:rPr>
-      </w:pPr>
-      <w:r>
-        <w:rPr>
-          <w:rFonts w:hint="eastAsia"/>
-          <w:b/>
-          <w:bCs/>
-          <w:szCs w:val="22"/>
-        </w:rPr>
-        <w:t>陈师傅（ @chen08209 ）：</w:t>
-      </w:r>
-    </w:p>
-    <w:p>
-      <w:pPr>
-        <w:spacing w:line="240" w:lineRule="auto"/>
-        <w:rPr>
-          <w:szCs w:val="22"/>
-        </w:rPr>
-      </w:pPr>
-      <w:r>
-        <w:rPr>
-          <w:rFonts w:hint="eastAsia"/>
-          <w:b/>
-          <w:bCs/>
-          <w:szCs w:val="22"/>
-        </w:rPr>
-        <w:t>简介：</w:t>
-      </w:r>
-      <w:r>
-        <w:rPr>
-          <w:rFonts w:hint="eastAsia"/>
-          <w:szCs w:val="22"/>
-        </w:rPr>
-        <w:t>戴莉女子科技学园大一生</w:t>
-      </w:r>
-      <w:r>
-        <w:rPr>
-          <w:rFonts w:hint="eastAsia"/>
-          <w:szCs w:val="22"/>
-        </w:rPr>
-        <w:t>，</w:t>
-      </w:r>
-      <w:r>
-        <w:rPr>
-          <w:rFonts w:hint="eastAsia"/>
-          <w:szCs w:val="22"/>
-        </w:rPr>
-        <w:t>FlClash作者</w:t>
-      </w:r>
-    </w:p>
-    <w:p>
-      <w:pPr>
-        <w:spacing w:line="240" w:lineRule="auto"/>
-        <w:rPr>
-          <w:szCs w:val="22"/>
-        </w:rPr>
-      </w:pPr>
-      <w:r>
-        <w:rPr>
-          <w:b/>
-          <w:bCs/>
-        </w:rPr>
-        <w:t>外貌：</w:t>
-      </w:r>
-      <w:r>
-        <w:t>黑色短发，戴黑框眼镜；偏爱简洁深色卫衣、工装裤与运动鞋，身边经常放着笔记本电脑。</w:t>
-      </w:r>
-    </w:p>
-    <w:p>
-      <w:pPr>
-        <w:spacing w:line="240" w:lineRule="auto"/>
-        <w:rPr>
-          <w:b/>
-          <w:bCs/>
-          <w:szCs w:val="22"/>
-        </w:rPr>
-      </w:pPr>
-      <w:r>
-        <w:rPr>
-          <w:b/>
-          <w:bCs/>
-        </w:rPr>
-        <w:t>关键词：</w:t>
-      </w:r>
-      <w:r>
-        <w:t>务实；专注；独立开发；Vibe Coding</w:t>
-      </w:r>
-    </w:p>
-    <w:p>
-      <w:pPr>
-        <w:spacing w:line="240" w:lineRule="auto"/>
-        <w:rPr>
-          <w:b/>
-          <w:bCs/>
-          <w:sz w:val="24"/>
-        </w:rPr>
-      </w:pPr>
-      <w:r>
-        <w:rPr>
-          <w:b/>
-          <w:bCs/>
-          <w:sz w:val="24"/>
-        </w:rPr>
-        <w:t>Majo</w:t>
-      </w:r>
-      <w:r>
-        <w:rPr>
-          <w:rFonts w:hint="eastAsia"/>
-          <w:b/>
-          <w:bCs/>
-          <w:sz w:val="24"/>
-        </w:rPr>
-        <w:t>k</w:t>
-      </w:r>
-      <w:r>
-        <w:rPr>
-          <w:b/>
-          <w:bCs/>
-          <w:sz w:val="24"/>
-        </w:rPr>
-        <w:t>eiko</w:t>
-      </w:r>
-      <w:r>
-        <w:rPr>
-          <w:rFonts w:hint="eastAsia"/>
-          <w:b/>
-          <w:bCs/>
-          <w:sz w:val="24"/>
-        </w:rPr>
-        <w:t>（ @</w:t>
-      </w:r>
-      <w:r>
-        <w:rPr>
-          <w:rFonts w:hint="eastAsia"/>
-          <w:b/>
-          <w:bCs/>
-          <w:sz w:val="24"/>
-        </w:rPr>
-        <w:t>keiko233</w:t>
-      </w:r>
-      <w:r>
-        <w:rPr>
-          <w:rFonts w:hint="eastAsia"/>
-          <w:b/>
-          <w:bCs/>
-          <w:sz w:val="24"/>
-        </w:rPr>
-        <w:t xml:space="preserve"> ）：</w:t>
-      </w:r>
-    </w:p>
-    <w:p>
-      <w:pPr>
-        <w:spacing w:line="240" w:lineRule="auto"/>
-        <w:rPr>
-          <w:szCs w:val="22"/>
-        </w:rPr>
-      </w:pPr>
-      <w:r>
-        <w:rPr>
-          <w:rFonts w:hint="eastAsia"/>
-          <w:b/>
-          <w:bCs/>
-          <w:szCs w:val="22"/>
-        </w:rPr>
-        <w:t>简介：</w:t>
-      </w:r>
-      <w:r>
-        <w:rPr>
-          <w:rFonts w:hint="eastAsia"/>
-          <w:szCs w:val="22"/>
-        </w:rPr>
-        <w:t>戴莉女子科技学园大一生</w:t>
-      </w:r>
-      <w:r>
-        <w:rPr>
-          <w:rFonts w:hint="eastAsia"/>
-          <w:szCs w:val="22"/>
-        </w:rPr>
-        <w:t>，</w:t>
-      </w:r>
-      <w:r>
-        <w:rPr>
-          <w:rFonts w:hint="eastAsia"/>
-          <w:szCs w:val="22"/>
-        </w:rPr>
-        <w:t>Clash Nyanpasu作者</w:t>
-      </w:r>
-    </w:p>
-    <w:p>
-      <w:pPr>
-        <w:spacing w:line="240" w:lineRule="auto"/>
-        <w:rPr>
-          <w:szCs w:val="22"/>
-        </w:rPr>
-      </w:pPr>
-      <w:r>
-        <w:rPr>
-          <w:b/>
-          <w:bCs/>
-        </w:rPr>
-        <w:t>外貌：</w:t>
-      </w:r>
-      <w:r>
-        <w:t>淡粉棕色短发，发梢微卷；喜欢浅色针织衫和百褶裙，常佩戴可爱的猫咪发饰，笑起来十分轻快。</w:t>
-      </w:r>
-    </w:p>
-    <w:p>
-      <w:pPr>
-        <w:spacing w:line="240" w:lineRule="auto"/>
-        <w:rPr>
-          <w:szCs w:val="22"/>
-        </w:rPr>
-      </w:pPr>
-      <w:r>
-        <w:rPr>
-          <w:rFonts w:hint="eastAsia"/>
-          <w:b/>
-          <w:bCs/>
-          <w:szCs w:val="22"/>
-        </w:rPr>
-        <w:t>关键词：</w:t>
-      </w:r>
-      <w:r>
-        <w:rPr>
-          <w:rFonts w:hint="eastAsia"/>
-          <w:szCs w:val="22"/>
-        </w:rPr>
-        <w:t>可爱；元气；亲切；猫咪爱好者</w:t>
-      </w:r>
-    </w:p>
-    <w:p>
-      <w:pPr>
-        <w:spacing w:line="240" w:lineRule="auto"/>
-        <w:rPr>
-          <w:b/>
-          <w:bCs/>
-          <w:sz w:val="24"/>
-        </w:rPr>
-      </w:pPr>
-      <w:r>
-        <w:rPr>
-          <w:rFonts w:hint="eastAsia"/>
-          <w:b/>
-          <w:bCs/>
-          <w:sz w:val="24"/>
-        </w:rPr>
-        <w:t>enfein（ @enfein ）：</w:t>
-      </w:r>
-    </w:p>
-    <w:p>
-      <w:pPr>
-        <w:spacing w:line="240" w:lineRule="auto"/>
-        <w:rPr>
-          <w:szCs w:val="22"/>
-        </w:rPr>
-      </w:pPr>
-      <w:r>
-        <w:rPr>
-          <w:rFonts w:hint="eastAsia"/>
-          <w:b/>
-          <w:bCs/>
-          <w:szCs w:val="22"/>
-        </w:rPr>
-        <w:t>简介：</w:t>
-      </w:r>
-      <w:r>
-        <w:rPr>
-          <w:rFonts w:hint="eastAsia"/>
-          <w:szCs w:val="22"/>
         </w:rPr>
         <w:t>戴莉女子科技学园大一生，</w:t>
       </w:r>
-      <w:r>
-        <w:rPr>
-          <w:rFonts w:hint="eastAsia"/>
-          <w:szCs w:val="22"/>
-        </w:rPr>
-        <w:t>mieru协议作者</w:t>
-      </w:r>
-    </w:p>
-    <w:p>
-      <w:pPr>
-        <w:spacing w:line="240" w:lineRule="auto"/>
-        <w:rPr>
-          <w:szCs w:val="22"/>
-        </w:rPr>
-      </w:pPr>
-      <w:r>
-        <w:rPr>
-          <w:b/>
-          <w:bCs/>
-        </w:rPr>
-        <w:t>外貌：</w:t>
-      </w:r>
-      <w:r>
-        <w:t>银白色长发，常扎成侧马尾；喜欢黑白配色的简洁服装和短靴，眼神冷静。</w:t>
-      </w:r>
-    </w:p>
-    <w:p>
-      <w:pPr>
-        <w:spacing w:line="240" w:lineRule="auto"/>
-        <w:rPr>
-          <w:szCs w:val="22"/>
-        </w:rPr>
-      </w:pPr>
-      <w:r>
-        <w:rPr>
-          <w:b/>
-          <w:bCs/>
-        </w:rPr>
-        <w:t>关键词：</w:t>
-      </w:r>
-      <w:r>
-        <w:t>冷静；实验主义；低调；技术理想</w:t>
-      </w:r>
-    </w:p>
-    <w:p>
-      <w:pPr>
-        <w:spacing w:line="240" w:lineRule="auto"/>
-        <w:rPr>
-          <w:b/>
-          <w:bCs/>
-          <w:sz w:val="24"/>
-        </w:rPr>
-      </w:pPr>
-      <w:r>
-        <w:rPr>
-          <w:rFonts w:hint="eastAsia"/>
-          <w:b/>
-          <w:bCs/>
-          <w:sz w:val="24"/>
-        </w:rPr>
-        <w:t>saba-futai（ @saba-futai ）：</w:t>
-      </w:r>
-    </w:p>
-    <w:p>
-      <w:pPr>
-        <w:spacing w:line="240" w:lineRule="auto"/>
-        <w:rPr>
-          <w:szCs w:val="22"/>
-        </w:rPr>
-      </w:pPr>
-      <w:r>
-        <w:rPr>
-          <w:rFonts w:hint="eastAsia"/>
-          <w:b/>
-          <w:bCs/>
-          <w:szCs w:val="22"/>
-        </w:rPr>
-        <w:lastRenderedPageBreak/>
-        <w:t>简介：</w:t>
-      </w:r>
-      <w:r>
-        <w:rPr>
-          <w:rFonts w:hint="eastAsia"/>
-          <w:szCs w:val="22"/>
-        </w:rPr>
-        <w:t>戴莉女子科技学园大一生，</w:t>
-      </w:r>
-      <w:r>
-        <w:rPr>
-          <w:rFonts w:hint="eastAsia"/>
-          <w:szCs w:val="22"/>
-        </w:rPr>
-        <w:t xml:space="preserve"> SUDOKU协议、Nowhere协议、</w:t>
-      </w:r>
-      <w:r>
-        <w:rPr>
-          <w:rFonts w:hint="eastAsia"/>
-          <w:szCs w:val="22"/>
-        </w:rPr>
-        <w:t>Anywhere、Everywhere作者，</w:t>
-      </w:r>
-      <w:r>
-        <w:rPr>
-          <w:rFonts w:hint="eastAsia"/>
-          <w:szCs w:val="22"/>
-        </w:rPr>
-        <w:t>学园社团</w:t>
-      </w:r>
-      <w:r>
-        <w:rPr>
-          <w:rFonts w:hint="eastAsia"/>
-          <w:szCs w:val="22"/>
-        </w:rPr>
-        <w:t>NodePassProject元老</w:t>
-      </w:r>
-      <w:r>
-        <w:rPr>
-          <w:rFonts w:hint="eastAsia"/>
-          <w:szCs w:val="22"/>
-        </w:rPr>
-        <w:t>，伪明文加密与混淆领域的重要人物</w:t>
-      </w:r>
-    </w:p>
-    <w:p>
-      <w:pPr>
-        <w:spacing w:line="240" w:lineRule="auto"/>
-        <w:rPr>
-          <w:szCs w:val="22"/>
-        </w:rPr>
-      </w:pPr>
-      <w:r>
-        <w:rPr>
-          <w:b/>
-          <w:bCs/>
-        </w:rPr>
-        <w:t>外貌：</w:t>
-      </w:r>
-      <w:r>
-        <w:t>墨绿色长发，戴细框眼镜；常穿带复古研究者气质的长外套，衣袋里总塞着各种便签和小工具。</w:t>
-      </w:r>
-    </w:p>
-    <w:p>
-      <w:pPr>
-        <w:spacing w:line="240" w:lineRule="auto"/>
-      </w:pPr>
-      <w:r>
-        <w:rPr>
-          <w:b/>
-          <w:bCs/>
-        </w:rPr>
-        <w:t>关键词：</w:t>
-      </w:r>
-      <w:r>
-        <w:t>软萌；认真；爱折腾；好奇心旺盛</w:t>
-      </w:r>
-    </w:p>
-    <w:p>
-      <w:pPr>
-        <w:spacing w:line="240" w:lineRule="auto"/>
-        <w:rPr>
-          <w:b/>
-          <w:bCs/>
-          <w:sz w:val="24"/>
-        </w:rPr>
-      </w:pPr>
-      <w:r>
-        <w:rPr>
-          <w:rFonts w:hint="eastAsia"/>
-          <w:b/>
-          <w:bCs/>
-          <w:sz w:val="24"/>
-        </w:rPr>
-        <w:t>Ryan</w:t>
-      </w:r>
-      <w:r>
-        <w:rPr>
-          <w:rFonts w:hint="eastAsia"/>
-          <w:b/>
-          <w:bCs/>
-          <w:sz w:val="24"/>
-        </w:rPr>
-        <w:t xml:space="preserve"> </w:t>
-      </w:r>
-      <w:r>
-        <w:rPr>
-          <w:rFonts w:hint="eastAsia"/>
-          <w:b/>
-          <w:bCs/>
-          <w:sz w:val="24"/>
-        </w:rPr>
-        <w:t>Yan（ @zn0wii ）：</w:t>
-      </w:r>
-    </w:p>
-    <w:p>
-      <w:pPr>
-        <w:spacing w:line="240" w:lineRule="auto"/>
-      </w:pPr>
-      <w:r>
-        <w:rPr>
-          <w:rFonts w:hint="eastAsia"/>
-          <w:b/>
-          <w:bCs/>
-        </w:rPr>
-        <w:t>简介：</w:t>
-      </w:r>
-      <w:r>
-        <w:rPr>
-          <w:rFonts w:hint="eastAsia"/>
-        </w:rPr>
-        <w:t>戴莉女子科技学园大一生，Satelite、Interstellar作者</w:t>
+      <w:proofErr w:type="spellStart"/>
+      <w:r>
+        <w:rPr>
+          <w:rFonts w:hint="eastAsia"/>
+        </w:rPr>
+        <w:t>Satelite</w:t>
+      </w:r>
+      <w:proofErr w:type="spellEnd"/>
+      <w:r>
+        <w:rPr>
+          <w:rFonts w:hint="eastAsia"/>
+        </w:rPr>
+        <w:t>、Interstellar作者</w:t>
       </w:r>
     </w:p>
     <w:p>
@@ -2968,6 +3440,56 @@
     </w:sectPr>
   </w:body>
 </w:document>
+</file>
+
+<file path=word/endnotes.xml><?xml version="1.0" encoding="utf-8"?>
+<w:endnotes xmlns:wpc="http://schemas.microsoft.com/office/word/2010/wordprocessingCanvas" xmlns:cx="http://schemas.microsoft.com/office/drawing/2014/chartex" xmlns:cx1="http://schemas.microsoft.com/office/drawing/2015/9/8/chartex" xmlns:cx2="http://schemas.microsoft.com/office/drawing/2015/10/21/chartex" xmlns:cx3="http://schemas.microsoft.com/office/drawing/2016/5/9/chartex" xmlns:cx4="http://schemas.microsoft.com/office/drawing/2016/5/10/chartex" xmlns:cx5="http://schemas.microsoft.com/office/drawing/2016/5/11/chartex" xmlns:cx6="http://schemas.microsoft.com/office/drawing/2016/5/12/chartex" xmlns:cx7="http://schemas.microsoft.com/office/drawing/2016/5/13/chartex" xmlns:cx8="http://schemas.microsoft.com/office/drawing/2016/5/14/chartex" xmlns:mc="http://schemas.openxmlformats.org/markup-compatibility/2006" xmlns:aink="http://schemas.microsoft.com/office/drawing/2016/ink" xmlns:am3d="http://schemas.microsoft.com/office/drawing/2017/model3d" xmlns:o="urn:schemas-microsoft-com:office:office" xmlns:oel="http://schemas.microsoft.com/office/2019/extlst" xmlns:r="http://schemas.openxmlformats.org/officeDocument/2006/relationships" xmlns:m="http://schemas.openxmlformats.org/officeDocument/2006/math" xmlns:v="urn:schemas-microsoft-com:vml" xmlns:wp14="http://schemas.microsoft.com/office/word/2010/wordprocessingDrawing" xmlns:wp="http://schemas.openxmlformats.org/drawingml/2006/wordprocessingDrawing" xmlns:w10="urn:schemas-microsoft-com:office:word" xmlns:w="http://schemas.openxmlformats.org/wordprocessingml/2006/main" xmlns:w14="http://schemas.microsoft.com/office/word/2010/wordml" xmlns:w15="http://schemas.microsoft.com/office/word/2012/wordml" xmlns:w16cex="http://schemas.microsoft.com/office/word/2018/wordml/cex" xmlns:w16cid="http://schemas.microsoft.com/office/word/2016/wordml/cid" xmlns:w16="http://schemas.microsoft.com/office/word/2018/wordml" xmlns:w16du="http://schemas.microsoft.com/office/word/2023/wordml/word16du" xmlns:w16sdtdh="http://schemas.microsoft.com/office/word/2020/wordml/sdtdatahash" xmlns:w16sdtfl="http://schemas.microsoft.com/office/word/2024/wordml/sdtformatlock" xmlns:w16se="http://schemas.microsoft.com/office/word/2015/wordml/symex" xmlns:wpg="http://schemas.microsoft.com/office/word/2010/wordprocessingGroup" xmlns:wpi="http://schemas.microsoft.com/office/word/2010/wordprocessingInk" xmlns:wne="http://schemas.microsoft.com/office/word/2006/wordml" xmlns:wps="http://schemas.microsoft.com/office/word/2010/wordprocessingShape" mc:Ignorable="w14 w15 w16se w16cid w16 w16cex w16sdtdh w16sdtfl w16du wp14">
+  <w:endnote w:type="separator" w:id="-1">
+    <w:p>
+      <w:pPr>
+        <w:spacing w:after="0" w:line="240" w:lineRule="auto"/>
+      </w:pPr>
+      <w:r>
+        <w:separator/>
+      </w:r>
+    </w:p>
+  </w:endnote>
+  <w:endnote w:type="continuationSeparator" w:id="0">
+    <w:p>
+      <w:pPr>
+        <w:spacing w:after="0" w:line="240" w:lineRule="auto"/>
+      </w:pPr>
+      <w:r>
+        <w:continuationSeparator/>
+      </w:r>
+    </w:p>
+  </w:endnote>
+</w:endnotes>
+</file>
+
+<file path=word/footnotes.xml><?xml version="1.0" encoding="utf-8"?>
+<w:footnotes xmlns:wpc="http://schemas.microsoft.com/office/word/2010/wordprocessingCanvas" xmlns:cx="http://schemas.microsoft.com/office/drawing/2014/chartex" xmlns:cx1="http://schemas.microsoft.com/office/drawing/2015/9/8/chartex" xmlns:cx2="http://schemas.microsoft.com/office/drawing/2015/10/21/chartex" xmlns:cx3="http://schemas.microsoft.com/office/drawing/2016/5/9/chartex" xmlns:cx4="http://schemas.microsoft.com/office/drawing/2016/5/10/chartex" xmlns:cx5="http://schemas.microsoft.com/office/drawing/2016/5/11/chartex" xmlns:cx6="http://schemas.microsoft.com/office/drawing/2016/5/12/chartex" xmlns:cx7="http://schemas.microsoft.com/office/drawing/2016/5/13/chartex" xmlns:cx8="http://schemas.microsoft.com/office/drawing/2016/5/14/chartex" xmlns:mc="http://schemas.openxmlformats.org/markup-compatibility/2006" xmlns:aink="http://schemas.microsoft.com/office/drawing/2016/ink" xmlns:am3d="http://schemas.microsoft.com/office/drawing/2017/model3d" xmlns:o="urn:schemas-microsoft-com:office:office" xmlns:oel="http://schemas.microsoft.com/office/2019/extlst" xmlns:r="http://schemas.openxmlformats.org/officeDocument/2006/relationships" xmlns:m="http://schemas.openxmlformats.org/officeDocument/2006/math" xmlns:v="urn:schemas-microsoft-com:vml" xmlns:wp14="http://schemas.microsoft.com/office/word/2010/wordprocessingDrawing" xmlns:wp="http://schemas.openxmlformats.org/drawingml/2006/wordprocessingDrawing" xmlns:w10="urn:schemas-microsoft-com:office:word" xmlns:w="http://schemas.openxmlformats.org/wordprocessingml/2006/main" xmlns:w14="http://schemas.microsoft.com/office/word/2010/wordml" xmlns:w15="http://schemas.microsoft.com/office/word/2012/wordml" xmlns:w16cex="http://schemas.microsoft.com/office/word/2018/wordml/cex" xmlns:w16cid="http://schemas.microsoft.com/office/word/2016/wordml/cid" xmlns:w16="http://schemas.microsoft.com/office/word/2018/wordml" xmlns:w16du="http://schemas.microsoft.com/office/word/2023/wordml/word16du" xmlns:w16sdtdh="http://schemas.microsoft.com/office/word/2020/wordml/sdtdatahash" xmlns:w16sdtfl="http://schemas.microsoft.com/office/word/2024/wordml/sdtformatlock" xmlns:w16se="http://schemas.microsoft.com/office/word/2015/wordml/symex" xmlns:wpg="http://schemas.microsoft.com/office/word/2010/wordprocessingGroup" xmlns:wpi="http://schemas.microsoft.com/office/word/2010/wordprocessingInk" xmlns:wne="http://schemas.microsoft.com/office/word/2006/wordml" xmlns:wps="http://schemas.microsoft.com/office/word/2010/wordprocessingShape" mc:Ignorable="w14 w15 w16se w16cid w16 w16cex w16sdtdh w16sdtfl w16du wp14">
+  <w:footnote w:type="separator" w:id="-1">
+    <w:p>
+      <w:pPr>
+        <w:spacing w:after="0" w:line="240" w:lineRule="auto"/>
+      </w:pPr>
+      <w:r>
+        <w:separator/>
+      </w:r>
+    </w:p>
+  </w:footnote>
+  <w:footnote w:type="continuationSeparator" w:id="0">
+    <w:p>
+      <w:pPr>
+        <w:spacing w:after="0" w:line="240" w:lineRule="auto"/>
+      </w:pPr>
+      <w:r>
+        <w:continuationSeparator/>
+      </w:r>
+    </w:p>
+  </w:footnote>
+</w:footnotes>
 </file>
 
 <file path=word/styles.xml><?xml version="1.0" encoding="utf-8"?>
@@ -3906,6 +4428,69 @@
       <w:u w:val="single"/>
     </w:rPr>
   </w:style>
+  <w:style w:type="paragraph" w:styleId="af">
+    <w:name w:val="header"/>
+    <w:basedOn w:val="a"/>
+    <w:link w:val="af0"/>
+    <w:uiPriority w:val="99"/>
+    <w:unhideWhenUsed/>
+    <w:rsid w:val="002A2DBD"/>
+    <w:pPr>
+      <w:tabs>
+        <w:tab w:val="center" w:pos="4153"/>
+        <w:tab w:val="right" w:pos="8306"/>
+      </w:tabs>
+      <w:snapToGrid w:val="0"/>
+      <w:spacing w:line="240" w:lineRule="auto"/>
+      <w:jc w:val="center"/>
+    </w:pPr>
+    <w:rPr>
+      <w:sz w:val="18"/>
+      <w:szCs w:val="18"/>
+    </w:rPr>
+  </w:style>
+  <w:style w:type="character" w:customStyle="1" w:styleId="af0">
+    <w:name w:val="页眉 字符"/>
+    <w:basedOn w:val="a0"/>
+    <w:link w:val="af"/>
+    <w:uiPriority w:val="99"/>
+    <w:rsid w:val="002A2DBD"/>
+    <w:rPr>
+      <w:sz w:val="18"/>
+      <w:szCs w:val="18"/>
+    </w:rPr>
+  </w:style>
+  <w:style w:type="paragraph" w:styleId="af1">
+    <w:name w:val="footer"/>
+    <w:basedOn w:val="a"/>
+    <w:link w:val="af2"/>
+    <w:uiPriority w:val="99"/>
+    <w:unhideWhenUsed/>
+    <w:rsid w:val="002A2DBD"/>
+    <w:pPr>
+      <w:tabs>
+        <w:tab w:val="center" w:pos="4153"/>
+        <w:tab w:val="right" w:pos="8306"/>
+      </w:tabs>
+      <w:snapToGrid w:val="0"/>
+      <w:spacing w:line="240" w:lineRule="auto"/>
+    </w:pPr>
+    <w:rPr>
+      <w:sz w:val="18"/>
+      <w:szCs w:val="18"/>
+    </w:rPr>
+  </w:style>
+  <w:style w:type="character" w:customStyle="1" w:styleId="af2">
+    <w:name w:val="页脚 字符"/>
+    <w:basedOn w:val="a0"/>
+    <w:link w:val="af1"/>
+    <w:uiPriority w:val="99"/>
+    <w:rsid w:val="002A2DBD"/>
+    <w:rPr>
+      <w:sz w:val="18"/>
+      <w:szCs w:val="18"/>
+    </w:rPr>
+  </w:style>
 </w:styles>
 </file>
 

--- a/同人文/百合/全年龄版/R与世/设定/配角.docx
+++ b/同人文/百合/全年龄版/R与世/设定/配角.docx
@@ -455,7 +455,21 @@
           <w:rFonts w:hint="eastAsia"/>
           <w:szCs w:val="22"/>
         </w:rPr>
-        <w:t xml:space="preserve"> Android作者</w:t>
+        <w:t xml:space="preserve"> </w:t>
+      </w:r>
+      <w:r>
+        <w:rPr>
+          <w:rFonts w:hint="eastAsia"/>
+          <w:szCs w:val="22"/>
+        </w:rPr>
+        <w:t xml:space="preserve">for </w:t>
+      </w:r>
+      <w:r>
+        <w:rPr>
+          <w:rFonts w:hint="eastAsia"/>
+          <w:szCs w:val="22"/>
+        </w:rPr>
+        <w:t>Android作者</w:t>
       </w:r>
     </w:p>
     <w:p>
